--- a/CS378_A3_Report.docx
+++ b/CS378_A3_Report.docx
@@ -319,7 +319,7 @@
       </w:r>
       <w:proofErr w:type="gramEnd"/>
       <w:r>
-        <w:t xml:space="preserve"> longer than 2 seconds. The prediction fails dramatically in one big segment, t = 1192 seconds to t = 2272 seconds (1080 seconds long).</w:t>
+        <w:t xml:space="preserve"> longer than 2 seconds. The target is missed dramatically in one big segment, t = 1192 seconds to t = 2272 seconds (1080 seconds long).</w:t>
       </w:r>
     </w:p>
     <w:p>
@@ -327,7 +327,7 @@
         <w:spacing w:after="120" w:line="276" w:lineRule="auto"/>
       </w:pPr>
       <w:r>
-        <w:t>There are both more requests and longer prompts, mostly the former (the arrivals plot above). In the surge period (t = 1350 seconds to t = 2230 seconds), requests per second move from less than 4.9 to around 7.3 (+47%), and the mean prompt increases by 16% (from 1,083 tokens to 1,256 tokens), so the number of prompt tokens per second peaks at 13,000, higher than the prefill capacity of 12,000 tokens/second, while the number of output tokens/second remains unchanged. The surge takes up 1.01 GPU-seconds of processing in a second (0.73 GPU-seconds outside of it), resulting in the queue building during the surge.</w:t>
+        <w:t>There are both more requests and longer prompts, mostly the former (the arrivals plot above). In the surge period (t = 1350 seconds to t = 2230 seconds), requests per second move from about 4.9 to around 7.3 (+47%), and the mean prompt increases by 16% (from 1,083 tokens to 1,256 tokens), so the number of prompt tokens per second peaks at 13,000, higher than the prefill capacity of 12,000 tokens/second, while the number of output tokens/second does not increase. The surge takes up 1.01 GPU-seconds of processing in a second (0.73 GPU-seconds outside of it), resulting in the queue building during the surge.</w:t>
       </w:r>
     </w:p>
     <w:p>
@@ -930,11 +930,11 @@
       </w:r>
       <w:proofErr w:type="gramStart"/>
       <w:r>
-        <w:t>considering the fact that</w:t>
+        <w:t>although</w:t>
       </w:r>
       <w:proofErr w:type="gramEnd"/>
       <w:r>
-        <w:t xml:space="preserve"> it may exhaust memory during the path.</w:t>
+        <w:t xml:space="preserve"> it would exhaust memory during the surge.</w:t>
       </w:r>
     </w:p>
     <w:p>
@@ -950,7 +950,7 @@
       </w:r>
       <w:proofErr w:type="spellEnd"/>
       <w:r>
-        <w:t xml:space="preserve"> is (very) large, then the peak value is 94.4 GiB (at t = 1950 s), which no GPU can maintain. The capped peak (26.7 GiB) is a better measure, as a request that is in queue does not hold KV cache at that time, which means that the uncapped measure does not reflect the real memory consumption.</w:t>
+        <w:t xml:space="preserve"> is (very) large, then the peak value is 94.4 GiB (at t = 1950 s), which no listed GPU can maintain. The capped peak (26.7 GiB) is a better measure, as a request that is in queue does not hold KV cache at that time, which means that the uncapped measure does not reflect the real memory consumption.</w:t>
       </w:r>
     </w:p>
     <w:p>
@@ -1570,7 +1570,7 @@
         <w:spacing w:after="120" w:line="276" w:lineRule="auto"/>
       </w:pPr>
       <w:r>
-        <w:t>P99 wait differs from throughput. When throughput goes down by 50% it becomes almost 5 times worse. The surge already takes 1.01 seconds of work per second, so even a minor change in throughput can lead to significant backlog.</w:t>
+        <w:t>P99 wait differs from throughput. When throughput goes down by 50% it becomes more than 5 times worse. The surge already takes 1.01 seconds of work per second, so even a minor change in throughput can lead to significant backlog.</w:t>
       </w:r>
     </w:p>
     <w:p>
@@ -1586,7 +1586,7 @@
       </w:r>
       <w:proofErr w:type="spellEnd"/>
       <w:r>
-        <w:t xml:space="preserve">=float("inf"), it does not bring any improvement with P99 wait clocking at 3.4 seconds. The limiting factor is in </w:t>
+        <w:t xml:space="preserve">=float("inf"), it is still not enough with P99 wait clocking at 3.4 seconds. The limiting factor is in </w:t>
       </w:r>
       <w:proofErr w:type="gramStart"/>
       <w:r>
@@ -2411,7 +2411,7 @@
         <w:t>Held</w:t>
       </w:r>
       <w:r>
-        <w:t xml:space="preserve">: Both parameters managed to remain close to the target before the peak was reached, and they went way above it for a long period (1080 seconds predicted - 1152 seconds measured), where peak usage of KV memory was indeed observed. </w:t>
+        <w:t xml:space="preserve">: Both the prediction and Vidur managed to remain close to the target before the surge, and they went way above it for a long period (1080 seconds predicted - 1152 seconds measured), where peak usage of KV memory was indeed observed. </w:t>
       </w:r>
     </w:p>
     <w:p>
@@ -2426,7 +2426,7 @@
         <w:t>Missed</w:t>
       </w:r>
       <w:r>
-        <w:t>: P99 wait was 72.1 seconds predicted versus 128.8 seconds (1.8x). The time above the target spikes lasted for 219 seconds more, while the peak KV value is 12% higher than it was supposed to be (26.7 GiB vs 23.8 GiB).</w:t>
+        <w:t>: P99 wait was 72.1 seconds predicted versus 128.8 seconds (1.8x). The time above the target spikes ended 219 seconds later, while the predicted peak KV value is 12% higher than the measured one (26.7 GiB vs 23.8 GiB).</w:t>
       </w:r>
     </w:p>
     <w:p>
@@ -2452,7 +2452,7 @@
         <w:t xml:space="preserve"> </w:t>
       </w:r>
       <w:r>
-        <w:t>Actual throughput is lower than optimal levels. The simulation works with optimal figures (12,000 tokens per second and the whole decode batch of size 128) producing a workload of 2,799 seconds. Vidur spent about 3,495 seconds computing, as decoding batches are not full most of the time (the average number of requests in a batch equals 20).</w:t>
+        <w:t>Actual throughput is lower than optimal levels. The Part 1 model works with optimal figures (12,000 tokens per second and the whole decode batch of size 128) producing a workload of 2,799 seconds. Vidur spent about 3,495 seconds computing, as decoding batches are not full most of the time (the median number of requests in a batch equals 20).</w:t>
       </w:r>
     </w:p>
     <w:p>
@@ -2471,7 +2471,7 @@
       </w:r>
       <w:proofErr w:type="spellEnd"/>
       <w:r>
-        <w:t xml:space="preserve"> does not implement real-time decoding as it is busy working with prompts instead, meaning that it is up to 365 seconds for a single batch iteration with no actual decoding taking place while the operation is performed, which cannot be said about the model.</w:t>
+        <w:t xml:space="preserve"> does not implement real-time decoding as it is busy working with prompts instead, meaning that it is up to 365 ms for a single batch iteration with no actual decoding taking place while the operation is performed, which cannot be said about the model.</w:t>
       </w:r>
     </w:p>
     <w:p>
@@ -2485,7 +2485,7 @@
         <w:t xml:space="preserve"> </w:t>
       </w:r>
       <w:r>
-        <w:t>Memory allocation approaches are fundamentally different. The process in Part 1 reserves all memory upon request receiving; while Vidur uses only 16-token blocks, leading to lower maximum memory capacity and not allowing the scheduling process to be ever limited by memory issues.</w:t>
+        <w:t>Memory allocation approaches are fundamentally different. The process in Part 1 reserves all memory upon request receiving; while Vidur uses only 16-token blocks, leading to lower peak memory usage and not allowing the scheduling process to be ever limited by memory issues.</w:t>
       </w:r>
     </w:p>
     <w:p>
@@ -3168,7 +3168,7 @@
       </w:r>
       <w:proofErr w:type="spellEnd"/>
       <w:r>
-        <w:t xml:space="preserve"> is incurred only once in every pass, therefore smaller packets will spend more time in this piece of time (for a typical prompt, 1,140 tokens will be processed in 5 passes with C = 256 and just in one pass with C = 2048). The throughput is decreasing with C (approximately 9,860, 11,150 and 12,360 tokens/s), thus the queue is being exhausted much slower (lower C means smoother streaming but longer waiting time).</w:t>
+        <w:t xml:space="preserve"> is incurred only once in every pass, therefore smaller packets will spend more time in this piece of time (for a typical prompt, 1,140 tokens will be processed in 5 passes with C = 256 and just in one pass with C = 2048). The throughput is decreasing as C gets smaller (approximately 9,860, 11,150 and 12,360 tokens/s), thus the queue is being exhausted much slower (lower C means smoother streaming but longer waiting time).</w:t>
       </w:r>
     </w:p>
     <w:p>
@@ -3192,7 +3192,7 @@
       </w:r>
       <w:proofErr w:type="spellEnd"/>
       <w:r>
-        <w:t xml:space="preserve">, CHUNK=, QPS=5.53, and invoking bash scripts/run_default.sh and using traces/azure_conversation.csv, the number of requests was evaluated in Part 2 of the </w:t>
+        <w:t xml:space="preserve">, CHUNK=C, QPS=5.53, and invoking bash scripts/run_default.sh and using traces/azure_conversation.csv, compared with the Part 2 </w:t>
       </w:r>
       <w:proofErr w:type="spellStart"/>
       <w:r>
@@ -3200,7 +3200,7 @@
       </w:r>
       <w:proofErr w:type="spellEnd"/>
       <w:r>
-        <w:t xml:space="preserve"> run, completing 19,366 requests in all three runs.</w:t>
+        <w:t xml:space="preserve"> run, all three runs completed 19,366 requests.</w:t>
       </w:r>
     </w:p>
     <w:p>
@@ -3783,113 +3783,340 @@
     </w:p>
     <w:p>
       <w:pPr>
-        <w:spacing w:after="120" w:line="276" w:lineRule="auto"/>
-      </w:pPr>
-      <w:r>
+        <w:pStyle w:val="Heading2"/>
         <w:rPr>
-          <w:b/>
-          <w:bCs/>
+          <w:b w:val="0"/>
+          <w:bCs w:val="0"/>
+          <w:color w:val="auto"/>
+          <w:sz w:val="22"/>
+          <w:szCs w:val="22"/>
         </w:rPr>
-        <w:t xml:space="preserve">C = 256 and C = 512 meet the 100 </w:t>
+      </w:pPr>
+      <w:r>
+        <w:rPr>
+          <w:b w:val="0"/>
+          <w:bCs w:val="0"/>
+          <w:color w:val="auto"/>
+          <w:sz w:val="22"/>
+          <w:szCs w:val="22"/>
+        </w:rPr>
+        <w:t xml:space="preserve">The values C = 256 and C = 512 satisfy the goal of 100 </w:t>
       </w:r>
       <w:proofErr w:type="spellStart"/>
       <w:r>
         <w:rPr>
-          <w:b/>
-          <w:bCs/>
+          <w:b w:val="0"/>
+          <w:bCs w:val="0"/>
+          <w:color w:val="auto"/>
+          <w:sz w:val="22"/>
+          <w:szCs w:val="22"/>
         </w:rPr>
         <w:t>ms</w:t>
       </w:r>
       <w:proofErr w:type="spellEnd"/>
       <w:r>
         <w:rPr>
-          <w:b/>
-          <w:bCs/>
+          <w:b w:val="0"/>
+          <w:bCs w:val="0"/>
+          <w:color w:val="auto"/>
+          <w:sz w:val="22"/>
+          <w:szCs w:val="22"/>
+        </w:rPr>
+        <w:t xml:space="preserve">; conversely, C = 2048 fails to meet this target, as I predicted in Part 2 Q4. Under the Sarathi model, the greatest latency is produced when using C = 256 (40 </w:t>
+      </w:r>
+      <w:proofErr w:type="spellStart"/>
+      <w:r>
+        <w:rPr>
+          <w:b w:val="0"/>
+          <w:bCs w:val="0"/>
+          <w:color w:val="auto"/>
+          <w:sz w:val="22"/>
+          <w:szCs w:val="22"/>
+        </w:rPr>
+        <w:t>ms</w:t>
+      </w:r>
+      <w:proofErr w:type="spellEnd"/>
+      <w:r>
+        <w:rPr>
+          <w:b w:val="0"/>
+          <w:bCs w:val="0"/>
+          <w:color w:val="auto"/>
+          <w:sz w:val="22"/>
+          <w:szCs w:val="22"/>
+        </w:rPr>
+        <w:t xml:space="preserve">), C = 512 (66 </w:t>
+      </w:r>
+      <w:proofErr w:type="spellStart"/>
+      <w:r>
+        <w:rPr>
+          <w:b w:val="0"/>
+          <w:bCs w:val="0"/>
+          <w:color w:val="auto"/>
+          <w:sz w:val="22"/>
+          <w:szCs w:val="22"/>
+        </w:rPr>
+        <w:t>ms</w:t>
+      </w:r>
+      <w:proofErr w:type="spellEnd"/>
+      <w:r>
+        <w:rPr>
+          <w:b w:val="0"/>
+          <w:bCs w:val="0"/>
+          <w:color w:val="auto"/>
+          <w:sz w:val="22"/>
+          <w:szCs w:val="22"/>
+        </w:rPr>
+        <w:t xml:space="preserve">), or C = 2048 (214 </w:t>
+      </w:r>
+      <w:proofErr w:type="spellStart"/>
+      <w:r>
+        <w:rPr>
+          <w:b w:val="0"/>
+          <w:bCs w:val="0"/>
+          <w:color w:val="auto"/>
+          <w:sz w:val="22"/>
+          <w:szCs w:val="22"/>
+        </w:rPr>
+        <w:t>ms</w:t>
+      </w:r>
+      <w:proofErr w:type="spellEnd"/>
+      <w:r>
+        <w:rPr>
+          <w:b w:val="0"/>
+          <w:bCs w:val="0"/>
+          <w:color w:val="auto"/>
+          <w:sz w:val="22"/>
+          <w:szCs w:val="22"/>
+        </w:rPr>
+        <w:t xml:space="preserve">), whereas in the case of </w:t>
+      </w:r>
+      <w:proofErr w:type="spellStart"/>
+      <w:r>
+        <w:rPr>
+          <w:b w:val="0"/>
+          <w:bCs w:val="0"/>
+          <w:color w:val="auto"/>
+          <w:sz w:val="22"/>
+          <w:szCs w:val="22"/>
+        </w:rPr>
+        <w:t>vLLM</w:t>
+      </w:r>
+      <w:proofErr w:type="spellEnd"/>
+      <w:r>
+        <w:rPr>
+          <w:b w:val="0"/>
+          <w:bCs w:val="0"/>
+          <w:color w:val="auto"/>
+          <w:sz w:val="22"/>
+          <w:szCs w:val="22"/>
+        </w:rPr>
+        <w:t xml:space="preserve">, the latency is much greater – over 6.6 s. </w:t>
+      </w:r>
+    </w:p>
+    <w:p>
+      <w:pPr>
+        <w:pStyle w:val="Heading2"/>
+        <w:rPr>
+          <w:b w:val="0"/>
+          <w:bCs w:val="0"/>
+          <w:color w:val="auto"/>
+          <w:sz w:val="22"/>
+          <w:szCs w:val="22"/>
+        </w:rPr>
+      </w:pPr>
+      <w:r>
+        <w:rPr>
+          <w:b w:val="0"/>
+          <w:bCs w:val="0"/>
+          <w:color w:val="auto"/>
+          <w:sz w:val="22"/>
+          <w:szCs w:val="22"/>
+        </w:rPr>
+        <w:t xml:space="preserve">The reported values exceed my forecasts by up to 42%. The reported P99 latency is 37.2 </w:t>
+      </w:r>
+      <w:proofErr w:type="spellStart"/>
+      <w:r>
+        <w:rPr>
+          <w:b w:val="0"/>
+          <w:bCs w:val="0"/>
+          <w:color w:val="auto"/>
+          <w:sz w:val="22"/>
+          <w:szCs w:val="22"/>
+        </w:rPr>
+        <w:t>ms</w:t>
+      </w:r>
+      <w:proofErr w:type="spellEnd"/>
+      <w:r>
+        <w:rPr>
+          <w:b w:val="0"/>
+          <w:bCs w:val="0"/>
+          <w:color w:val="auto"/>
+          <w:sz w:val="22"/>
+          <w:szCs w:val="22"/>
+        </w:rPr>
+        <w:t xml:space="preserve">, 61.5 </w:t>
+      </w:r>
+      <w:proofErr w:type="spellStart"/>
+      <w:r>
+        <w:rPr>
+          <w:b w:val="0"/>
+          <w:bCs w:val="0"/>
+          <w:color w:val="auto"/>
+          <w:sz w:val="22"/>
+          <w:szCs w:val="22"/>
+        </w:rPr>
+        <w:t>ms</w:t>
+      </w:r>
+      <w:proofErr w:type="spellEnd"/>
+      <w:r>
+        <w:rPr>
+          <w:b w:val="0"/>
+          <w:bCs w:val="0"/>
+          <w:color w:val="auto"/>
+          <w:sz w:val="22"/>
+          <w:szCs w:val="22"/>
+        </w:rPr>
+        <w:t xml:space="preserve">, and 201.3 </w:t>
+      </w:r>
+      <w:proofErr w:type="spellStart"/>
+      <w:r>
+        <w:rPr>
+          <w:b w:val="0"/>
+          <w:bCs w:val="0"/>
+          <w:color w:val="auto"/>
+          <w:sz w:val="22"/>
+          <w:szCs w:val="22"/>
+        </w:rPr>
+        <w:t>ms</w:t>
+      </w:r>
+      <w:proofErr w:type="spellEnd"/>
+      <w:r>
+        <w:rPr>
+          <w:b w:val="0"/>
+          <w:bCs w:val="0"/>
+          <w:color w:val="auto"/>
+          <w:sz w:val="22"/>
+          <w:szCs w:val="22"/>
+        </w:rPr>
+        <w:t xml:space="preserve"> as compared to my predictions of 26.0 </w:t>
+      </w:r>
+      <w:proofErr w:type="spellStart"/>
+      <w:r>
+        <w:rPr>
+          <w:b w:val="0"/>
+          <w:bCs w:val="0"/>
+          <w:color w:val="auto"/>
+          <w:sz w:val="22"/>
+          <w:szCs w:val="22"/>
+        </w:rPr>
+        <w:t>ms</w:t>
+      </w:r>
+      <w:proofErr w:type="spellEnd"/>
+      <w:r>
+        <w:rPr>
+          <w:b w:val="0"/>
+          <w:bCs w:val="0"/>
+          <w:color w:val="auto"/>
+          <w:sz w:val="22"/>
+          <w:szCs w:val="22"/>
+        </w:rPr>
+        <w:t xml:space="preserve">, 45.9 </w:t>
+      </w:r>
+      <w:proofErr w:type="spellStart"/>
+      <w:r>
+        <w:rPr>
+          <w:b w:val="0"/>
+          <w:bCs w:val="0"/>
+          <w:color w:val="auto"/>
+          <w:sz w:val="22"/>
+          <w:szCs w:val="22"/>
+        </w:rPr>
+        <w:t>ms</w:t>
+      </w:r>
+      <w:proofErr w:type="spellEnd"/>
+      <w:r>
+        <w:rPr>
+          <w:b w:val="0"/>
+          <w:bCs w:val="0"/>
+          <w:color w:val="auto"/>
+          <w:sz w:val="22"/>
+          <w:szCs w:val="22"/>
+        </w:rPr>
+        <w:t xml:space="preserve">, 165.7 </w:t>
+      </w:r>
+      <w:proofErr w:type="spellStart"/>
+      <w:r>
+        <w:rPr>
+          <w:b w:val="0"/>
+          <w:bCs w:val="0"/>
+          <w:color w:val="auto"/>
+          <w:sz w:val="22"/>
+          <w:szCs w:val="22"/>
+        </w:rPr>
+        <w:t>ms</w:t>
+      </w:r>
+      <w:proofErr w:type="spellEnd"/>
+      <w:r>
+        <w:rPr>
+          <w:b w:val="0"/>
+          <w:bCs w:val="0"/>
+          <w:color w:val="auto"/>
+          <w:sz w:val="22"/>
+          <w:szCs w:val="22"/>
+        </w:rPr>
+        <w:t xml:space="preserve"> for each of the cases, respectively, which indicates that the model that allows us to calculate the cost of pass as 6 </w:t>
+      </w:r>
+      <w:proofErr w:type="spellStart"/>
+      <w:r>
+        <w:rPr>
+          <w:b w:val="0"/>
+          <w:bCs w:val="0"/>
+          <w:color w:val="auto"/>
+          <w:sz w:val="22"/>
+          <w:szCs w:val="22"/>
+        </w:rPr>
+        <w:t>ms</w:t>
+      </w:r>
+      <w:proofErr w:type="spellEnd"/>
+      <w:r>
+        <w:rPr>
+          <w:b w:val="0"/>
+          <w:bCs w:val="0"/>
+          <w:color w:val="auto"/>
+          <w:sz w:val="22"/>
+          <w:szCs w:val="22"/>
+        </w:rPr>
+        <w:t xml:space="preserve"> + 78 µs per token underestimates a full pass. The uncalculated expense is likely</w:t>
+      </w:r>
+      <w:r>
+        <w:rPr>
+          <w:b w:val="0"/>
+          <w:bCs w:val="0"/>
+          <w:color w:val="auto"/>
+          <w:sz w:val="22"/>
+          <w:szCs w:val="22"/>
         </w:rPr>
         <w:t xml:space="preserve"> </w:t>
       </w:r>
-      <w:proofErr w:type="gramStart"/>
       <w:r>
         <w:rPr>
-          <w:b/>
-          <w:bCs/>
+          <w:b w:val="0"/>
+          <w:bCs w:val="0"/>
+          <w:color w:val="auto"/>
+          <w:sz w:val="22"/>
+          <w:szCs w:val="22"/>
         </w:rPr>
-        <w:t>target</w:t>
-      </w:r>
-      <w:proofErr w:type="gramEnd"/>
+        <w:t>associated with the attention mechanism over the KV cache for all running requests</w:t>
+      </w:r>
       <w:r>
         <w:rPr>
-          <w:b/>
-          <w:bCs/>
+          <w:b w:val="0"/>
+          <w:bCs w:val="0"/>
+          <w:color w:val="auto"/>
+          <w:sz w:val="22"/>
+          <w:szCs w:val="22"/>
         </w:rPr>
-        <w:t>; C = 2048 does not</w:t>
-      </w:r>
-      <w:r>
-        <w:t xml:space="preserve">, the split I predicted in Part 2 Q4. The longest gap under Sarathi is only 40 </w:t>
-      </w:r>
-      <w:proofErr w:type="spellStart"/>
-      <w:r>
-        <w:t>ms</w:t>
-      </w:r>
-      <w:proofErr w:type="spellEnd"/>
-      <w:r>
-        <w:t xml:space="preserve"> (C = 256), 66 </w:t>
-      </w:r>
-      <w:proofErr w:type="spellStart"/>
-      <w:r>
-        <w:t>ms</w:t>
-      </w:r>
-      <w:proofErr w:type="spellEnd"/>
-      <w:r>
-        <w:t xml:space="preserve"> (C = 512) and 214 </w:t>
-      </w:r>
-      <w:proofErr w:type="spellStart"/>
-      <w:r>
-        <w:t>ms</w:t>
-      </w:r>
-      <w:proofErr w:type="spellEnd"/>
-      <w:r>
-        <w:t xml:space="preserve"> (C = 2048), against 6.6 s for </w:t>
-      </w:r>
-      <w:proofErr w:type="spellStart"/>
-      <w:r>
-        <w:t>vLLM</w:t>
-      </w:r>
-      <w:proofErr w:type="spellEnd"/>
-      <w:r>
         <w:t>.</w:t>
-      </w:r>
-    </w:p>
-    <w:p>
-      <w:pPr>
-        <w:spacing w:after="120" w:line="276" w:lineRule="auto"/>
-      </w:pPr>
-      <w:r>
-        <w:t xml:space="preserve">The measured values are 24-42% above my predictions: the measured P99 pass time is 37.2, 61.5 and 201.3 </w:t>
-      </w:r>
-      <w:proofErr w:type="spellStart"/>
-      <w:r>
-        <w:t>ms</w:t>
-      </w:r>
-      <w:proofErr w:type="spellEnd"/>
-      <w:r>
-        <w:t xml:space="preserve"> against 26.0, 45.9 and 165.7 </w:t>
-      </w:r>
-      <w:proofErr w:type="spellStart"/>
-      <w:r>
-        <w:t>ms</w:t>
-      </w:r>
-      <w:proofErr w:type="spellEnd"/>
-      <w:r>
-        <w:t xml:space="preserve">, so the 6 </w:t>
-      </w:r>
-      <w:proofErr w:type="spellStart"/>
-      <w:r>
-        <w:t>ms</w:t>
-      </w:r>
-      <w:proofErr w:type="spellEnd"/>
-      <w:r>
-        <w:t xml:space="preserve"> + 78 µs per token model underestimates a full pass. The likely missing cost is attention over the running requests' KV caches; I did not isolate it.</w:t>
       </w:r>
     </w:p>
     <w:p>
@@ -4477,32 +4704,106 @@
     </w:tbl>
     <w:p>
       <w:pPr>
-        <w:spacing w:line="120" w:lineRule="exact"/>
-      </w:pPr>
+        <w:pStyle w:val="Heading2"/>
+        <w:rPr>
+          <w:b w:val="0"/>
+          <w:bCs w:val="0"/>
+          <w:color w:val="auto"/>
+          <w:sz w:val="22"/>
+          <w:szCs w:val="22"/>
+        </w:rPr>
+      </w:pPr>
+      <w:r>
+        <w:rPr>
+          <w:b w:val="0"/>
+          <w:bCs w:val="0"/>
+          <w:color w:val="auto"/>
+          <w:sz w:val="22"/>
+          <w:szCs w:val="22"/>
+        </w:rPr>
+        <w:t>At C = 512, it achieves the objective with the minimum P99 wait of 171.2 seconds compared to 293.2 seconds at C = 256 (C = 2048 waits even less but fails to meet its goal with doing it in 205 ms). The median time required to deliver the first token is 9.1 s while being 100.8 seconds at C = 256, as the queue at 256 gets jammed for almost the entire hour.</w:t>
+      </w:r>
+    </w:p>
+    <w:p>
+      <w:pPr>
+        <w:pStyle w:val="Heading2"/>
+        <w:rPr>
+          <w:b w:val="0"/>
+          <w:bCs w:val="0"/>
+          <w:color w:val="auto"/>
+          <w:sz w:val="22"/>
+          <w:szCs w:val="22"/>
+        </w:rPr>
+      </w:pPr>
+      <w:r>
+        <w:rPr>
+          <w:b w:val="0"/>
+          <w:bCs w:val="0"/>
+          <w:color w:val="auto"/>
+          <w:sz w:val="22"/>
+          <w:szCs w:val="22"/>
+        </w:rPr>
+        <w:t xml:space="preserve">Having the smaller value </w:t>
+      </w:r>
+      <w:proofErr w:type="gramStart"/>
+      <w:r>
+        <w:rPr>
+          <w:b w:val="0"/>
+          <w:bCs w:val="0"/>
+          <w:color w:val="auto"/>
+          <w:sz w:val="22"/>
+          <w:szCs w:val="22"/>
+        </w:rPr>
+        <w:t>of  C</w:t>
+      </w:r>
+      <w:proofErr w:type="gramEnd"/>
+      <w:r>
+        <w:rPr>
+          <w:b w:val="0"/>
+          <w:bCs w:val="0"/>
+          <w:color w:val="auto"/>
+          <w:sz w:val="22"/>
+          <w:szCs w:val="22"/>
+        </w:rPr>
+        <w:t xml:space="preserve"> negatively affects the throughput, since in this case the same messages </w:t>
+      </w:r>
+      <w:proofErr w:type="gramStart"/>
+      <w:r>
+        <w:rPr>
+          <w:b w:val="0"/>
+          <w:bCs w:val="0"/>
+          <w:color w:val="auto"/>
+          <w:sz w:val="22"/>
+          <w:szCs w:val="22"/>
+        </w:rPr>
+        <w:t>have to</w:t>
+      </w:r>
+      <w:proofErr w:type="gramEnd"/>
+      <w:r>
+        <w:rPr>
+          <w:b w:val="0"/>
+          <w:bCs w:val="0"/>
+          <w:color w:val="auto"/>
+          <w:sz w:val="22"/>
+          <w:szCs w:val="22"/>
+        </w:rPr>
+        <w:t xml:space="preserve"> go through more turns, while each turn incurs the fixed waiting time of 6 ms regardless of whether any tokens got carried.</w:t>
+      </w:r>
+    </w:p>
+    <w:p>
+      <w:pPr>
+        <w:pStyle w:val="Heading2"/>
+      </w:pPr>
+      <w:r>
+        <w:t>Q3. Lowest wait, and can one GPU meet the 2 s target?</w:t>
+      </w:r>
     </w:p>
     <w:p>
       <w:pPr>
         <w:spacing w:after="120" w:line="276" w:lineRule="auto"/>
       </w:pPr>
       <w:r>
-        <w:rPr>
-          <w:b/>
-          <w:bCs/>
-        </w:rPr>
-        <w:t>C = 512</w:t>
-      </w:r>
-      <w:r>
-        <w:t xml:space="preserve"> meets the target with the lowest P99 wait, </w:t>
-      </w:r>
-      <w:r>
-        <w:rPr>
-          <w:b/>
-          <w:bCs/>
-        </w:rPr>
-        <w:t>171.2 s</w:t>
-      </w:r>
-      <w:r>
-        <w:t xml:space="preserve">, against 293.2 s at C = 256 (C = 2048 waits less but misses the target at 205 </w:t>
+        <w:t xml:space="preserve">The minimum P99 waiting time is 108.4 s (C = 2048, which does surpass the 100 </w:t>
       </w:r>
       <w:proofErr w:type="spellStart"/>
       <w:r>
@@ -4510,7 +4811,23 @@
       </w:r>
       <w:proofErr w:type="spellEnd"/>
       <w:r>
-        <w:t>). Median time to first token is 9.1 s at 512 but 100.8 s at 256, because at 256 the queue is backed up for most of the hour.</w:t>
+        <w:t xml:space="preserve"> </w:t>
+      </w:r>
+      <w:proofErr w:type="gramStart"/>
+      <w:r>
+        <w:t>target</w:t>
+      </w:r>
+      <w:proofErr w:type="gramEnd"/>
+      <w:r>
+        <w:t xml:space="preserve">); </w:t>
+      </w:r>
+      <w:proofErr w:type="spellStart"/>
+      <w:r>
+        <w:t>vLLM</w:t>
+      </w:r>
+      <w:proofErr w:type="spellEnd"/>
+      <w:r>
+        <w:t xml:space="preserve"> gives 128.8 s, C = 512 gives 171.2 s, and C = 256 gives 293.2 s. The prediction for Part 1 based on one GPU at full load is 72.1 s.</w:t>
       </w:r>
     </w:p>
     <w:p>
@@ -4518,98 +4835,11 @@
         <w:spacing w:after="120" w:line="276" w:lineRule="auto"/>
       </w:pPr>
       <w:r>
-        <w:t xml:space="preserve">A smaller C costs throughput because the same prompts need more passes, and every pass pays the fixed 6 </w:t>
-      </w:r>
-      <w:proofErr w:type="spellStart"/>
-      <w:r>
-        <w:t>ms</w:t>
-      </w:r>
-      <w:proofErr w:type="spellEnd"/>
-      <w:r>
-        <w:t xml:space="preserve"> no matter how few tokens it carries, so less of each second goes to useful work.</w:t>
-      </w:r>
-    </w:p>
-    <w:p>
-      <w:pPr>
-        <w:pStyle w:val="Heading2"/>
-      </w:pPr>
-      <w:r>
-        <w:t>Q3. Lowest wait, and can one GPU meet the 2 s target?</w:t>
-      </w:r>
-    </w:p>
-    <w:p>
-      <w:pPr>
-        <w:spacing w:after="120" w:line="276" w:lineRule="auto"/>
-      </w:pPr>
-      <w:r>
-        <w:t xml:space="preserve">The lowest P99 wait is </w:t>
-      </w:r>
-      <w:r>
-        <w:rPr>
-          <w:b/>
-          <w:bCs/>
-        </w:rPr>
-        <w:t>108.4 s</w:t>
-      </w:r>
-      <w:r>
-        <w:t xml:space="preserve"> (C = 2048, which misses the 100 </w:t>
-      </w:r>
-      <w:proofErr w:type="spellStart"/>
-      <w:r>
-        <w:t>ms</w:t>
-      </w:r>
-      <w:proofErr w:type="spellEnd"/>
-      <w:r>
-        <w:t xml:space="preserve"> </w:t>
-      </w:r>
-      <w:proofErr w:type="gramStart"/>
-      <w:r>
-        <w:t>target</w:t>
-      </w:r>
-      <w:proofErr w:type="gramEnd"/>
-      <w:r>
-        <w:t xml:space="preserve">); </w:t>
-      </w:r>
-      <w:proofErr w:type="spellStart"/>
-      <w:r>
-        <w:t>vLLM</w:t>
-      </w:r>
-      <w:proofErr w:type="spellEnd"/>
-      <w:r>
-        <w:t xml:space="preserve"> gives 128.8 s, C = 512 171.2 s and C = 256 293.2 s. Part 1 predicted </w:t>
-      </w:r>
-      <w:r>
-        <w:rPr>
-          <w:b/>
-          <w:bCs/>
-        </w:rPr>
-        <w:t>72.1 s</w:t>
-      </w:r>
-      <w:r>
-        <w:t xml:space="preserve"> for one GPU at full throughput.</w:t>
-      </w:r>
-    </w:p>
-    <w:p>
-      <w:pPr>
-        <w:spacing w:after="120" w:line="276" w:lineRule="auto"/>
-      </w:pPr>
-      <w:r>
-        <w:rPr>
-          <w:b/>
-          <w:bCs/>
-        </w:rPr>
-        <w:t>No.</w:t>
-      </w:r>
-      <w:r>
-        <w:t xml:space="preserve"> Every run is far above 2 s, and even the Part 1 best case (72.1 s) is 36x over: the surge needs 1.01 s of GPU work per second, so the queue builds whatever the scheduler does. Scheduling changes who </w:t>
-      </w:r>
-      <w:proofErr w:type="gramStart"/>
-      <w:r>
-        <w:t>waits</w:t>
-      </w:r>
-      <w:proofErr w:type="gramEnd"/>
-      <w:r>
-        <w:t>, not how much work there is, so only more hardware can fix the wait.</w:t>
+        <w:t xml:space="preserve">No, all runs are way above 2 s, and the best-case scenario in Part 1 (72.1 s) is already 36 x off: the surge needs 1.01 s of GPU work per second, so the queue forms regardless of what the scheduler does. </w:t>
+      </w:r>
+      <w:r>
+        <w:lastRenderedPageBreak/>
+        <w:t>Scheduling is just moving queue waiting, so additional hardware is needed to solve the problem.</w:t>
       </w:r>
     </w:p>
     <w:sectPr>

--- a/CS378_A3_Report.docx
+++ b/CS378_A3_Report.docx
@@ -74,7 +74,7 @@
         <w:spacing w:after="60" w:line="276" w:lineRule="auto"/>
       </w:pPr>
       <w:r>
-        <w:t>Warmup, Part 1 and Part 3 (</w:t>
+        <w:t xml:space="preserve">Full test suite (</w:t>
       </w:r>
       <w:r>
         <w:rPr>
@@ -82,48 +82,54 @@
           <w:sz w:val="20"/>
           <w:szCs w:val="20"/>
         </w:rPr>
-        <w:t>tests/test_memory_planner.py</w:t>
-      </w:r>
-      <w:r>
-        <w:t xml:space="preserve">, </w:t>
-      </w:r>
+        <w:t>bash scripts/run_tests.sh</w:t>
+      </w:r>
+      <w:r>
+        <w:t>):</w:t>
+      </w:r>
+    </w:p>
+    <w:p>
+      <w:pPr>
+        <w:spacing w:after="0"/>
+      </w:pPr>
       <w:r>
         <w:rPr>
           <w:rFonts w:ascii="Consolas" w:eastAsia="Consolas" w:hAnsi="Consolas" w:cs="Consolas"/>
           <w:sz w:val="20"/>
           <w:szCs w:val="20"/>
         </w:rPr>
-        <w:t>tests/test_workload.py</w:t>
-      </w:r>
-      <w:r>
-        <w:t xml:space="preserve">, </w:t>
-      </w:r>
+        <w:t xml:space="preserve">collected 55 items</w:t>
+      </w:r>
+    </w:p>
+    <w:p>
+      <w:pPr>
+        <w:spacing w:after="0"/>
+      </w:pPr>
       <w:r>
         <w:rPr>
           <w:rFonts w:ascii="Consolas" w:eastAsia="Consolas" w:hAnsi="Consolas" w:cs="Consolas"/>
           <w:sz w:val="20"/>
           <w:szCs w:val="20"/>
         </w:rPr>
-        <w:t>tests/test_sarathi_chunk.py</w:t>
-      </w:r>
-      <w:r>
-        <w:t xml:space="preserve"> and </w:t>
-      </w:r>
+        <w:t xml:space="preserve">tests/test_memory_planner.py ......</w:t>
+      </w:r>
+    </w:p>
+    <w:p>
+      <w:pPr>
+        <w:spacing w:after="0"/>
+      </w:pPr>
       <w:r>
         <w:rPr>
           <w:rFonts w:ascii="Consolas" w:eastAsia="Consolas" w:hAnsi="Consolas" w:cs="Consolas"/>
           <w:sz w:val="20"/>
           <w:szCs w:val="20"/>
         </w:rPr>
-        <w:t>tests/test_sarathi_batch.py</w:t>
-      </w:r>
-      <w:r>
-        <w:t>):</w:t>
-      </w:r>
-    </w:p>
-    <w:p>
-      <w:pPr>
-        <w:spacing w:after="120"/>
+        <w:t xml:space="preserve">tests/test_routing.py ...........</w:t>
+      </w:r>
+    </w:p>
+    <w:p>
+      <w:pPr>
+        <w:spacing w:after="0"/>
       </w:pPr>
       <w:r>
         <w:rPr>
@@ -131,7 +137,59 @@
           <w:sz w:val="20"/>
           <w:szCs w:val="20"/>
         </w:rPr>
-        <w:t>37 passed in 2.65s</w:t>
+        <w:t xml:space="preserve">tests/test_sarathi_batch.py ..................</w:t>
+      </w:r>
+    </w:p>
+    <w:p>
+      <w:pPr>
+        <w:spacing w:after="0"/>
+      </w:pPr>
+      <w:r>
+        <w:rPr>
+          <w:rFonts w:ascii="Consolas" w:eastAsia="Consolas" w:hAnsi="Consolas" w:cs="Consolas"/>
+          <w:sz w:val="20"/>
+          <w:szCs w:val="20"/>
+        </w:rPr>
+        <w:t xml:space="preserve">tests/test_sarathi_chunk.py ......</w:t>
+      </w:r>
+    </w:p>
+    <w:p>
+      <w:pPr>
+        <w:spacing w:after="0"/>
+      </w:pPr>
+      <w:r>
+        <w:rPr>
+          <w:rFonts w:ascii="Consolas" w:eastAsia="Consolas" w:hAnsi="Consolas" w:cs="Consolas"/>
+          <w:sz w:val="20"/>
+          <w:szCs w:val="20"/>
+        </w:rPr>
+        <w:t xml:space="preserve">tests/test_spf.py .......</w:t>
+      </w:r>
+    </w:p>
+    <w:p>
+      <w:pPr>
+        <w:spacing w:after="0"/>
+      </w:pPr>
+      <w:r>
+        <w:rPr>
+          <w:rFonts w:ascii="Consolas" w:eastAsia="Consolas" w:hAnsi="Consolas" w:cs="Consolas"/>
+          <w:sz w:val="20"/>
+          <w:szCs w:val="20"/>
+        </w:rPr>
+        <w:t xml:space="preserve">tests/test_workload.py .......</w:t>
+      </w:r>
+    </w:p>
+    <w:p>
+      <w:pPr>
+        <w:spacing w:after="120"/>
+      </w:pPr>
+      <w:r>
+        <w:rPr>
+          <w:rFonts w:ascii="Consolas" w:eastAsia="Consolas" w:hAnsi="Consolas" w:cs="Consolas"/>
+          <w:sz w:val="20"/>
+          <w:szCs w:val="20"/>
+        </w:rPr>
+        <w:t xml:space="preserve">55 passed in 0.73s</w:t>
       </w:r>
     </w:p>
     <w:p>
@@ -311,15 +369,7 @@
         <w:spacing w:after="120" w:line="276" w:lineRule="auto"/>
       </w:pPr>
       <w:r>
-        <w:t xml:space="preserve">No. The projected P99 wait time is 72.1 seconds against the goal of 2 seconds, with 36.5% of requests </w:t>
-      </w:r>
-      <w:proofErr w:type="gramStart"/>
-      <w:r>
-        <w:t>actually waiting</w:t>
-      </w:r>
-      <w:proofErr w:type="gramEnd"/>
-      <w:r>
-        <w:t xml:space="preserve"> longer than 2 seconds. The target is missed dramatically in one big segment, t = 1192 seconds to t = 2272 seconds (1080 seconds long).</w:t>
+        <w:t xml:space="preserve">No. The projected P99 wait time is 72.1 seconds against the goal of 2 seconds, with 36.5% of requests actually waiting longer than 2 seconds. The target is missed dramatically in one big segment, t = 1192 seconds to t = 2272 seconds (1080 seconds long).</w:t>
       </w:r>
     </w:p>
     <w:p>
@@ -347,14 +397,7 @@
           <w:b/>
           <w:bCs/>
         </w:rPr>
-        <w:t>Average 10.0 GiB, peak 26.7 GiB at t = 2010</w:t>
-      </w:r>
-      <w:r>
-        <w:rPr>
-          <w:b/>
-          <w:bCs/>
-        </w:rPr>
-        <w:t xml:space="preserve"> s</w:t>
+        <w:t xml:space="preserve">Average 10.0 GiB, peak 26.7 GiB at t = 2010 s</w:t>
       </w:r>
       <w:r>
         <w:t>. Usable KV memory is 0.9 x GPU memory minus the 13.0 GiB of weights:</w:t>
@@ -926,15 +969,7 @@
       </w:pPr>
       <w:r>
         <w:lastRenderedPageBreak/>
-        <w:t xml:space="preserve">When measuring by peak performance, the smallest GPU that can function is the L40S (48 GiB). However, when evaluating average performance, the A100 40 GiB is the most suitable GPU, </w:t>
-      </w:r>
-      <w:proofErr w:type="gramStart"/>
-      <w:r>
-        <w:t>although</w:t>
-      </w:r>
-      <w:proofErr w:type="gramEnd"/>
-      <w:r>
-        <w:t xml:space="preserve"> it would exhaust memory during the surge.</w:t>
+        <w:t xml:space="preserve">When measuring by peak performance, the smallest GPU that can function is the L40S (48 GiB). However, when evaluating average performance, the A100 40 GiB is the most suitable GPU, although it would exhaust memory during the surge.</w:t>
       </w:r>
     </w:p>
     <w:p>
@@ -942,15 +977,7 @@
         <w:spacing w:after="120" w:line="276" w:lineRule="auto"/>
       </w:pPr>
       <w:r>
-        <w:t xml:space="preserve">If the </w:t>
-      </w:r>
-      <w:proofErr w:type="spellStart"/>
-      <w:r>
-        <w:t>max_batch_size</w:t>
-      </w:r>
-      <w:proofErr w:type="spellEnd"/>
-      <w:r>
-        <w:t xml:space="preserve"> is (very) large, then the peak value is 94.4 GiB (at t = 1950 s), which no listed GPU can maintain. The capped peak (26.7 GiB) is a better measure, as a request that is in queue does not hold KV cache at that time, which means that the uncapped measure does not reflect the real memory consumption.</w:t>
+        <w:t xml:space="preserve">If the max_batch_size is (very) large, then the peak value is 94.4 GiB (at t = 1950 s), which no listed GPU can maintain. The capped peak (26.7 GiB) is a better measure, as a request that is in queue does not hold KV cache at that time, which means that the uncapped measure does not reflect the real memory consumption.</w:t>
       </w:r>
     </w:p>
     <w:p>
@@ -966,15 +993,7 @@
         <w:spacing w:after="120" w:line="276" w:lineRule="auto"/>
       </w:pPr>
       <w:r>
-        <w:t xml:space="preserve">Baseline (30 </w:t>
-      </w:r>
-      <w:proofErr w:type="spellStart"/>
-      <w:r>
-        <w:t>ms</w:t>
-      </w:r>
-      <w:proofErr w:type="spellEnd"/>
-      <w:r>
-        <w:t xml:space="preserve"> step, batch 128): 4,267 tokens/s and P99 wait 72.1 s.</w:t>
+        <w:t xml:space="preserve">Baseline (30 ms step, batch 128): 4,267 tokens/s and P99 wait 72.1 s.</w:t>
       </w:r>
     </w:p>
     <w:tbl>
@@ -1176,15 +1195,7 @@
           </w:tcPr>
           <w:p>
             <w:r>
-              <w:t xml:space="preserve">step 20 </w:t>
-            </w:r>
-            <w:proofErr w:type="spellStart"/>
-            <w:r>
-              <w:t>ms</w:t>
-            </w:r>
-            <w:proofErr w:type="spellEnd"/>
-            <w:r>
-              <w:t>, batch 128</w:t>
+              <w:t xml:space="preserve">step 20 ms, batch 128</w:t>
             </w:r>
           </w:p>
         </w:tc>
@@ -1311,15 +1322,7 @@
           </w:tcPr>
           <w:p>
             <w:r>
-              <w:t xml:space="preserve">step 50 </w:t>
-            </w:r>
-            <w:proofErr w:type="spellStart"/>
-            <w:r>
-              <w:t>ms</w:t>
-            </w:r>
-            <w:proofErr w:type="spellEnd"/>
-            <w:r>
-              <w:t>, batch 128</w:t>
+              <w:t xml:space="preserve">step 50 ms, batch 128</w:t>
             </w:r>
           </w:p>
         </w:tc>
@@ -1446,15 +1449,7 @@
           </w:tcPr>
           <w:p>
             <w:r>
-              <w:t xml:space="preserve">step 30 </w:t>
-            </w:r>
-            <w:proofErr w:type="spellStart"/>
-            <w:r>
-              <w:t>ms</w:t>
-            </w:r>
-            <w:proofErr w:type="spellEnd"/>
-            <w:r>
-              <w:t>, batch 64</w:t>
+              <w:t xml:space="preserve">step 30 ms, batch 64</w:t>
             </w:r>
           </w:p>
         </w:tc>
@@ -1578,23 +1573,7 @@
         <w:spacing w:after="120" w:line="276" w:lineRule="auto"/>
       </w:pPr>
       <w:r>
-        <w:t xml:space="preserve">As for </w:t>
-      </w:r>
-      <w:proofErr w:type="spellStart"/>
-      <w:r>
-        <w:t>decode_tok_per_s</w:t>
-      </w:r>
-      <w:proofErr w:type="spellEnd"/>
-      <w:r>
-        <w:t xml:space="preserve">=float("inf"), it is still not enough with P99 wait clocking at 3.4 seconds. The limiting factor is in </w:t>
-      </w:r>
-      <w:proofErr w:type="gramStart"/>
-      <w:r>
-        <w:t>prefill:</w:t>
-      </w:r>
-      <w:proofErr w:type="gramEnd"/>
-      <w:r>
-        <w:t xml:space="preserve"> of 2,799 seconds of total work, 1,840 seconds must be in prompts that arrive at up to 13,000 tokens per second while delivery rate can be as high as 12,000 tokens per second.</w:t>
+        <w:t xml:space="preserve">As for decode_tok_per_s=float("inf"), it is still not enough with P99 wait clocking at 3.4 seconds. The limiting factor is in prefill: of 2,799 seconds of total work, 1,840 seconds must be in prompts that arrive at up to 13,000 tokens per second while delivery rate can be as high as 12,000 tokens per second.</w:t>
       </w:r>
     </w:p>
     <w:p>
@@ -1864,15 +1843,7 @@
         <w:spacing w:after="120" w:line="276" w:lineRule="auto"/>
       </w:pPr>
       <w:r>
-        <w:t xml:space="preserve">A single replay of the </w:t>
-      </w:r>
-      <w:proofErr w:type="spellStart"/>
-      <w:r>
-        <w:t>vLLM</w:t>
-      </w:r>
-      <w:proofErr w:type="spellEnd"/>
-      <w:r>
-        <w:t xml:space="preserve"> trace in regular time was conducted with the following parameters: QPS=5.53. However, the adventures below take place in a simulation.</w:t>
+        <w:t xml:space="preserve">A single replay of the vLLM trace in regular time was conducted with the following parameters: QPS=5.53. However, the adventures below take place in a simulation.</w:t>
       </w:r>
     </w:p>
     <w:p>
@@ -1985,23 +1956,7 @@
                 <w:b/>
                 <w:bCs/>
               </w:rPr>
-              <w:t>Vidur (</w:t>
-            </w:r>
-            <w:proofErr w:type="spellStart"/>
-            <w:r>
-              <w:rPr>
-                <w:b/>
-                <w:bCs/>
-              </w:rPr>
-              <w:t>vLLM</w:t>
-            </w:r>
-            <w:proofErr w:type="spellEnd"/>
-            <w:r>
-              <w:rPr>
-                <w:b/>
-                <w:bCs/>
-              </w:rPr>
-              <w:t>)</w:t>
+              <w:t>Vidur (vLLM)</w:t>
             </w:r>
           </w:p>
         </w:tc>
@@ -2446,13 +2401,7 @@
         <w:spacing w:after="120" w:line="276" w:lineRule="auto"/>
       </w:pPr>
       <w:r>
-        <w:t>•</w:t>
-      </w:r>
-      <w:r>
-        <w:t xml:space="preserve"> </w:t>
-      </w:r>
-      <w:r>
-        <w:t>Actual throughput is lower than optimal levels. The Part 1 model works with optimal figures (12,000 tokens per second and the whole decode batch of size 128) producing a workload of 2,799 seconds. Vidur spent about 3,495 seconds computing, as decoding batches are not full most of the time (the median number of requests in a batch equals 20).</w:t>
+        <w:t xml:space="preserve">• Actual throughput is lower than optimal levels. The Part 1 model works with optimal figures (12,000 tokens per second and the whole decode batch of size 128) producing a workload of 2,799 seconds. Vidur spent about 3,495 seconds computing, as decoding batches are not full most of the time (the median number of requests in a batch equals 20).</w:t>
       </w:r>
     </w:p>
     <w:p>
@@ -2460,18 +2409,7 @@
         <w:spacing w:after="120" w:line="276" w:lineRule="auto"/>
       </w:pPr>
       <w:r>
-        <w:t>•</w:t>
-      </w:r>
-      <w:r>
-        <w:t xml:space="preserve"> </w:t>
-      </w:r>
-      <w:proofErr w:type="spellStart"/>
-      <w:r>
-        <w:t>vLLM</w:t>
-      </w:r>
-      <w:proofErr w:type="spellEnd"/>
-      <w:r>
-        <w:t xml:space="preserve"> does not implement real-time decoding as it is busy working with prompts instead, meaning that it is up to 365 ms for a single batch iteration with no actual decoding taking place while the operation is performed, which cannot be said about the model.</w:t>
+        <w:t xml:space="preserve">• vLLM does not implement real-time decoding as it is busy working with prompts instead, meaning that it is up to 365 ms for a single batch iteration with no actual decoding taking place while the operation is performed, which cannot be said about the model.</w:t>
       </w:r>
     </w:p>
     <w:p>
@@ -2479,13 +2417,7 @@
         <w:spacing w:after="120" w:line="276" w:lineRule="auto"/>
       </w:pPr>
       <w:r>
-        <w:t>•</w:t>
-      </w:r>
-      <w:r>
-        <w:t xml:space="preserve"> </w:t>
-      </w:r>
-      <w:r>
-        <w:t>Memory allocation approaches are fundamentally different. The process in Part 1 reserves all memory upon request receiving; while Vidur uses only 16-token blocks, leading to lower peak memory usage and not allowing the scheduling process to be ever limited by memory issues.</w:t>
+        <w:t xml:space="preserve">• Memory allocation approaches are fundamentally different. The process in Part 1 reserves all memory upon request receiving; while Vidur uses only 16-token blocks, leading to lower peak memory usage and not allowing the scheduling process to be ever limited by memory issues.</w:t>
       </w:r>
     </w:p>
     <w:p>
@@ -2493,31 +2425,7 @@
         <w:pStyle w:val="Heading2"/>
       </w:pPr>
       <w:r>
-        <w:t xml:space="preserve">Q2. Does </w:t>
-      </w:r>
-      <w:proofErr w:type="spellStart"/>
-      <w:r>
-        <w:t>vLLM</w:t>
-      </w:r>
-      <w:proofErr w:type="spellEnd"/>
-      <w:r>
-        <w:t xml:space="preserve"> meet the 100 </w:t>
-      </w:r>
-      <w:proofErr w:type="spellStart"/>
-      <w:r>
-        <w:t>ms</w:t>
-      </w:r>
-      <w:proofErr w:type="spellEnd"/>
-      <w:r>
-        <w:t xml:space="preserve"> </w:t>
-      </w:r>
-      <w:proofErr w:type="gramStart"/>
-      <w:r>
-        <w:t>target</w:t>
-      </w:r>
-      <w:proofErr w:type="gramEnd"/>
-      <w:r>
-        <w:t xml:space="preserve"> for time between tokens?</w:t>
+        <w:t xml:space="preserve">Q2. Does vLLM meet the 100 ms target for time between tokens?</w:t>
       </w:r>
     </w:p>
     <w:p>
@@ -2525,39 +2433,7 @@
         <w:spacing w:after="120" w:line="276" w:lineRule="auto"/>
       </w:pPr>
       <w:r>
-        <w:t xml:space="preserve">No. P50 is 17 </w:t>
-      </w:r>
-      <w:proofErr w:type="spellStart"/>
-      <w:r>
-        <w:t>ms</w:t>
-      </w:r>
-      <w:proofErr w:type="spellEnd"/>
-      <w:r>
-        <w:t xml:space="preserve">, P99 563 </w:t>
-      </w:r>
-      <w:proofErr w:type="spellStart"/>
-      <w:r>
-        <w:t>ms</w:t>
-      </w:r>
-      <w:proofErr w:type="spellEnd"/>
-      <w:r>
-        <w:t xml:space="preserve"> (5.6 times and over the target of 100 </w:t>
-      </w:r>
-      <w:proofErr w:type="spellStart"/>
-      <w:r>
-        <w:t>ms</w:t>
-      </w:r>
-      <w:proofErr w:type="spellEnd"/>
-      <w:r>
-        <w:t xml:space="preserve">) and the longest gap is 6.6 seconds; the normal token is </w:t>
-      </w:r>
-      <w:proofErr w:type="gramStart"/>
-      <w:r>
-        <w:t>fast</w:t>
-      </w:r>
-      <w:proofErr w:type="gramEnd"/>
-      <w:r>
-        <w:t xml:space="preserve"> and the problem is in the tail.</w:t>
+        <w:t xml:space="preserve">No. P50 is 17 ms, P99 563 ms (5.6 times and over the target of 100 ms) and the longest gap is 6.6 seconds; the normal token is fast and the problem is in the tail.</w:t>
       </w:r>
     </w:p>
     <w:p>
@@ -2565,13 +2441,8 @@
         <w:spacing w:after="120" w:line="276" w:lineRule="auto"/>
       </w:pPr>
       <w:r>
-        <w:t xml:space="preserve">For the end user 6.6 seconds delay means that text stops midway showing as a hang, which is hidden by the median of 17 </w:t>
-      </w:r>
-      <w:proofErr w:type="spellStart"/>
-      <w:r>
-        <w:t>ms.</w:t>
-      </w:r>
-      <w:proofErr w:type="spellEnd"/>
+        <w:t xml:space="preserve">For the end user 6.6 seconds delay means that text stops midway showing as a hang, which is hidden by the median of 17 ms.</w:t>
+      </w:r>
     </w:p>
     <w:p>
       <w:pPr>
@@ -2587,44 +2458,15 @@
       </w:pPr>
       <w:r>
         <w:lastRenderedPageBreak/>
-        <w:t>In _</w:t>
-      </w:r>
-      <w:proofErr w:type="spellStart"/>
-      <w:r>
-        <w:t>get_next_batch</w:t>
-      </w:r>
-      <w:proofErr w:type="spellEnd"/>
-      <w:r>
-        <w:t xml:space="preserve">, </w:t>
-      </w:r>
-      <w:proofErr w:type="spellStart"/>
-      <w:r>
-        <w:t>vLLM</w:t>
-      </w:r>
-      <w:proofErr w:type="spellEnd"/>
-      <w:r>
-        <w:t xml:space="preserve"> continuously adds every new request waiting for its entire prompt and checks the currently executing requests only if there is no match.</w:t>
+        <w:t xml:space="preserve">In _get_next_batch, vLLM continuously adds every new request waiting for its entire prompt and checks the currently executing requests only if there is no match.</w:t>
       </w:r>
     </w:p>
     <w:p>
       <w:pPr>
         <w:spacing w:after="120" w:line="276" w:lineRule="auto"/>
       </w:pPr>
-      <w:proofErr w:type="gramStart"/>
-      <w:r>
-        <w:t>So</w:t>
-      </w:r>
-      <w:proofErr w:type="gramEnd"/>
-      <w:r>
-        <w:t xml:space="preserve"> any time a new waiting request fits, the iteration is done using all requests waiting for their prompts, while ignoring all decoding requests. Processing one batch with approximately 4000 prompt tokens takes around 365 </w:t>
-      </w:r>
-      <w:proofErr w:type="spellStart"/>
-      <w:r>
-        <w:t>ms</w:t>
-      </w:r>
-      <w:proofErr w:type="spellEnd"/>
-      <w:r>
-        <w:t>, and the queue is never empty during peak times, so the iterations happen one after another: specifically, a 6.6 second time gap means about 18 iterations.</w:t>
+      <w:r>
+        <w:t xml:space="preserve">So any time a new waiting request fits, the iteration is done using all requests waiting for their prompts, while ignoring all decoding requests. Processing one batch with approximately 4000 prompt tokens takes around 365 ms, and the queue is never empty during peak times, so the iterations happen one after another: specifically, a 6.6 second time gap means about 18 iterations.</w:t>
       </w:r>
     </w:p>
     <w:p>
@@ -2640,15 +2482,7 @@
         <w:spacing w:after="120" w:line="276" w:lineRule="auto"/>
       </w:pPr>
       <w:r>
-        <w:t xml:space="preserve">With budget C each running request receives its individual token every pass so the time between tokens is approximately T pass = 6 </w:t>
-      </w:r>
-      <w:proofErr w:type="spellStart"/>
-      <w:r>
-        <w:t>ms</w:t>
-      </w:r>
-      <w:proofErr w:type="spellEnd"/>
-      <w:r>
-        <w:t xml:space="preserve"> + C * 78 µs. </w:t>
+        <w:t xml:space="preserve">With budget C each running request receives its individual token every pass so the time between tokens is approximately T pass = 6 ms + C * 78 µs. </w:t>
       </w:r>
     </w:p>
     <w:tbl>
@@ -2762,69 +2596,37 @@
                 <w:b/>
                 <w:bCs/>
               </w:rPr>
-              <w:t xml:space="preserve">Meets 100 </w:t>
-            </w:r>
-            <w:proofErr w:type="spellStart"/>
+              <w:t xml:space="preserve">Meets 100 ms?</w:t>
+            </w:r>
+          </w:p>
+        </w:tc>
+        <w:tc>
+          <w:tcPr>
+            <w:tcW w:w="3260" w:type="dxa"/>
+            <w:tcBorders>
+              <w:top w:val="single" w:sz="4" w:space="0" w:color="BBBBBB"/>
+              <w:left w:val="single" w:sz="4" w:space="0" w:color="BBBBBB"/>
+              <w:bottom w:val="single" w:sz="4" w:space="0" w:color="BBBBBB"/>
+              <w:right w:val="single" w:sz="4" w:space="0" w:color="BBBBBB"/>
+            </w:tcBorders>
+            <w:shd w:val="clear" w:color="auto" w:fill="E8EEF5"/>
+            <w:tcMar>
+              <w:top w:w="70" w:type="dxa"/>
+              <w:left w:w="110" w:type="dxa"/>
+              <w:bottom w:w="70" w:type="dxa"/>
+              <w:right w:w="110" w:type="dxa"/>
+            </w:tcMar>
+          </w:tcPr>
+          <w:p>
+            <w:pPr>
+              <w:jc w:val="center"/>
+            </w:pPr>
             <w:r>
               <w:rPr>
                 <w:b/>
                 <w:bCs/>
               </w:rPr>
-              <w:t>ms</w:t>
-            </w:r>
-            <w:proofErr w:type="spellEnd"/>
-            <w:r>
-              <w:rPr>
-                <w:b/>
-                <w:bCs/>
-              </w:rPr>
-              <w:t>?</w:t>
-            </w:r>
-          </w:p>
-        </w:tc>
-        <w:tc>
-          <w:tcPr>
-            <w:tcW w:w="3260" w:type="dxa"/>
-            <w:tcBorders>
-              <w:top w:val="single" w:sz="4" w:space="0" w:color="BBBBBB"/>
-              <w:left w:val="single" w:sz="4" w:space="0" w:color="BBBBBB"/>
-              <w:bottom w:val="single" w:sz="4" w:space="0" w:color="BBBBBB"/>
-              <w:right w:val="single" w:sz="4" w:space="0" w:color="BBBBBB"/>
-            </w:tcBorders>
-            <w:shd w:val="clear" w:color="auto" w:fill="E8EEF5"/>
-            <w:tcMar>
-              <w:top w:w="70" w:type="dxa"/>
-              <w:left w:w="110" w:type="dxa"/>
-              <w:bottom w:w="70" w:type="dxa"/>
-              <w:right w:w="110" w:type="dxa"/>
-            </w:tcMar>
-          </w:tcPr>
-          <w:p>
-            <w:pPr>
-              <w:jc w:val="center"/>
-            </w:pPr>
-            <w:r>
-              <w:rPr>
-                <w:b/>
-                <w:bCs/>
-              </w:rPr>
-              <w:t xml:space="preserve">Model throughput C / (6 </w:t>
-            </w:r>
-            <w:proofErr w:type="spellStart"/>
-            <w:r>
-              <w:rPr>
-                <w:b/>
-                <w:bCs/>
-              </w:rPr>
-              <w:t>ms</w:t>
-            </w:r>
-            <w:proofErr w:type="spellEnd"/>
-            <w:r>
-              <w:rPr>
-                <w:b/>
-                <w:bCs/>
-              </w:rPr>
-              <w:t xml:space="preserve"> + C × 78 µs)</w:t>
+              <w:t xml:space="preserve">Model throughput C / (6 ms + C × 78 µs)</w:t>
             </w:r>
           </w:p>
         </w:tc>
@@ -2876,13 +2678,8 @@
               <w:jc w:val="center"/>
             </w:pPr>
             <w:r>
-              <w:t xml:space="preserve">26.0 </w:t>
-            </w:r>
-            <w:proofErr w:type="spellStart"/>
-            <w:r>
-              <w:t>ms</w:t>
-            </w:r>
-            <w:proofErr w:type="spellEnd"/>
+              <w:t xml:space="preserve">26.0 ms</w:t>
+            </w:r>
           </w:p>
         </w:tc>
         <w:tc>
@@ -2983,13 +2780,8 @@
               <w:jc w:val="center"/>
             </w:pPr>
             <w:r>
-              <w:t xml:space="preserve">45.9 </w:t>
-            </w:r>
-            <w:proofErr w:type="spellStart"/>
-            <w:r>
-              <w:t>ms</w:t>
-            </w:r>
-            <w:proofErr w:type="spellEnd"/>
+              <w:t xml:space="preserve">45.9 ms</w:t>
+            </w:r>
           </w:p>
         </w:tc>
         <w:tc>
@@ -3090,13 +2882,8 @@
               <w:jc w:val="center"/>
             </w:pPr>
             <w:r>
-              <w:t xml:space="preserve">165.7 </w:t>
-            </w:r>
-            <w:proofErr w:type="spellStart"/>
-            <w:r>
-              <w:t>ms</w:t>
-            </w:r>
-            <w:proofErr w:type="spellEnd"/>
+              <w:t xml:space="preserve">165.7 ms</w:t>
+            </w:r>
           </w:p>
         </w:tc>
         <w:tc>
@@ -3160,15 +2947,7 @@
         <w:spacing w:after="120" w:line="276" w:lineRule="auto"/>
       </w:pPr>
       <w:r>
-        <w:t xml:space="preserve">For C = 256 and C = 512 the requirements are satisfied; for C = 2048 they fail. The fixed part of 6 </w:t>
-      </w:r>
-      <w:proofErr w:type="spellStart"/>
-      <w:r>
-        <w:t>ms</w:t>
-      </w:r>
-      <w:proofErr w:type="spellEnd"/>
-      <w:r>
-        <w:t xml:space="preserve"> is incurred only once in every pass, therefore smaller packets will spend more time in this piece of time (for a typical prompt, 1,140 tokens will be processed in 5 passes with C = 256 and just in one pass with C = 2048). The throughput is decreasing as C gets smaller (approximately 9,860, 11,150 and 12,360 tokens/s), thus the queue is being exhausted much slower (lower C means smoother streaming but longer waiting time).</w:t>
+        <w:t xml:space="preserve">For C = 256 and C = 512 the requirements are satisfied; for C = 2048 they fail. The fixed part of 6 ms is incurred only once in every pass, therefore smaller packets will spend more time in this piece of time (for a typical prompt, 1,140 tokens will be processed in 5 passes with C = 256 and just in one pass with C = 2048). The throughput is decreasing as C gets smaller (approximately 9,860, 11,150 and 12,360 tokens/s), thus the queue is being exhausted much slower (lower C means smoother streaming but longer waiting time).</w:t>
       </w:r>
     </w:p>
     <w:p>
@@ -3184,23 +2963,7 @@
         <w:spacing w:after="120" w:line="276" w:lineRule="auto"/>
       </w:pPr>
       <w:r>
-        <w:t>In three separate runs at C = 256, 512, 2048, Sarathi produced run timestamps 2026-10-27_09-32-40-989693, 2026-10-27_09-32-07-174520, and 2026-10-27_09-33-15-163902 as run identifiers. Running under parameters SCHED=</w:t>
-      </w:r>
-      <w:proofErr w:type="spellStart"/>
-      <w:r>
-        <w:t>sarathi</w:t>
-      </w:r>
-      <w:proofErr w:type="spellEnd"/>
-      <w:r>
-        <w:t xml:space="preserve">, CHUNK=C, QPS=5.53, and invoking bash scripts/run_default.sh and using traces/azure_conversation.csv, compared with the Part 2 </w:t>
-      </w:r>
-      <w:proofErr w:type="spellStart"/>
-      <w:r>
-        <w:t>vLLM</w:t>
-      </w:r>
-      <w:proofErr w:type="spellEnd"/>
-      <w:r>
-        <w:t xml:space="preserve"> run, all three runs completed 19,366 requests.</w:t>
+        <w:t xml:space="preserve">In three separate runs at C = 256, 512, 2048, Sarathi produced run timestamps 2026-10-27_09-32-40-989693, 2026-10-27_09-32-07-174520, and 2026-10-27_09-33-15-163902 as run identifiers. Running under parameters SCHED=sarathi, CHUNK=C, QPS=5.53, and invoking bash scripts/run_default.sh and using traces/azure_conversation.csv, compared with the Part 2 vLLM run, all three runs completed 19,366 requests.</w:t>
       </w:r>
     </w:p>
     <w:p>
@@ -3258,23 +3021,7 @@
       </w:pPr>
       <w:r>
         <w:lastRenderedPageBreak/>
-        <w:t xml:space="preserve">Q1. Which budgets meet the 100 </w:t>
-      </w:r>
-      <w:proofErr w:type="spellStart"/>
-      <w:r>
-        <w:t>ms</w:t>
-      </w:r>
-      <w:proofErr w:type="spellEnd"/>
-      <w:r>
-        <w:t xml:space="preserve"> </w:t>
-      </w:r>
-      <w:proofErr w:type="gramStart"/>
-      <w:r>
-        <w:t>target</w:t>
-      </w:r>
-      <w:proofErr w:type="gramEnd"/>
-      <w:r>
-        <w:t>?</w:t>
+        <w:t xml:space="preserve">Q1. Which budgets meet the 100 ms target?</w:t>
       </w:r>
     </w:p>
     <w:tbl>
@@ -3418,23 +3165,7 @@
                 <w:b/>
                 <w:bCs/>
               </w:rPr>
-              <w:t xml:space="preserve">Meets 100 </w:t>
-            </w:r>
-            <w:proofErr w:type="spellStart"/>
-            <w:r>
-              <w:rPr>
-                <w:b/>
-                <w:bCs/>
-              </w:rPr>
-              <w:t>ms</w:t>
-            </w:r>
-            <w:proofErr w:type="spellEnd"/>
-            <w:r>
-              <w:rPr>
-                <w:b/>
-                <w:bCs/>
-              </w:rPr>
-              <w:t>?</w:t>
+              <w:t xml:space="preserve">Meets 100 ms?</w:t>
             </w:r>
           </w:p>
         </w:tc>
@@ -3486,13 +3217,8 @@
               <w:jc w:val="center"/>
             </w:pPr>
             <w:r>
-              <w:t xml:space="preserve">26.0 </w:t>
-            </w:r>
-            <w:proofErr w:type="spellStart"/>
-            <w:r>
-              <w:t>ms</w:t>
-            </w:r>
-            <w:proofErr w:type="spellEnd"/>
+              <w:t xml:space="preserve">26.0 ms</w:t>
+            </w:r>
           </w:p>
         </w:tc>
         <w:tc>
@@ -3516,13 +3242,8 @@
               <w:jc w:val="center"/>
             </w:pPr>
             <w:r>
-              <w:t xml:space="preserve">37 </w:t>
-            </w:r>
-            <w:proofErr w:type="spellStart"/>
-            <w:r>
-              <w:t>ms</w:t>
-            </w:r>
-            <w:proofErr w:type="spellEnd"/>
+              <w:t xml:space="preserve">37 ms</w:t>
+            </w:r>
           </w:p>
         </w:tc>
         <w:tc>
@@ -3598,13 +3319,8 @@
               <w:jc w:val="center"/>
             </w:pPr>
             <w:r>
-              <w:t xml:space="preserve">45.9 </w:t>
-            </w:r>
-            <w:proofErr w:type="spellStart"/>
-            <w:r>
-              <w:t>ms</w:t>
-            </w:r>
-            <w:proofErr w:type="spellEnd"/>
+              <w:t xml:space="preserve">45.9 ms</w:t>
+            </w:r>
           </w:p>
         </w:tc>
         <w:tc>
@@ -3628,13 +3344,8 @@
               <w:jc w:val="center"/>
             </w:pPr>
             <w:r>
-              <w:t xml:space="preserve">62 </w:t>
-            </w:r>
-            <w:proofErr w:type="spellStart"/>
-            <w:r>
-              <w:t>ms</w:t>
-            </w:r>
-            <w:proofErr w:type="spellEnd"/>
+              <w:t xml:space="preserve">62 ms</w:t>
+            </w:r>
           </w:p>
         </w:tc>
         <w:tc>
@@ -3710,13 +3421,8 @@
               <w:jc w:val="center"/>
             </w:pPr>
             <w:r>
-              <w:t xml:space="preserve">165.7 </w:t>
-            </w:r>
-            <w:proofErr w:type="spellStart"/>
-            <w:r>
-              <w:t>ms</w:t>
-            </w:r>
-            <w:proofErr w:type="spellEnd"/>
+              <w:t xml:space="preserve">165.7 ms</w:t>
+            </w:r>
           </w:p>
         </w:tc>
         <w:tc>
@@ -3740,13 +3446,8 @@
               <w:jc w:val="center"/>
             </w:pPr>
             <w:r>
-              <w:t xml:space="preserve">205 </w:t>
-            </w:r>
-            <w:proofErr w:type="spellStart"/>
-            <w:r>
-              <w:t>ms</w:t>
-            </w:r>
-            <w:proofErr w:type="spellEnd"/>
+              <w:t xml:space="preserve">205 ms</w:t>
+            </w:r>
           </w:p>
         </w:tc>
         <w:tc>
@@ -3800,117 +3501,7 @@
           <w:sz w:val="22"/>
           <w:szCs w:val="22"/>
         </w:rPr>
-        <w:t xml:space="preserve">The values C = 256 and C = 512 satisfy the goal of 100 </w:t>
-      </w:r>
-      <w:proofErr w:type="spellStart"/>
-      <w:r>
-        <w:rPr>
-          <w:b w:val="0"/>
-          <w:bCs w:val="0"/>
-          <w:color w:val="auto"/>
-          <w:sz w:val="22"/>
-          <w:szCs w:val="22"/>
-        </w:rPr>
-        <w:t>ms</w:t>
-      </w:r>
-      <w:proofErr w:type="spellEnd"/>
-      <w:r>
-        <w:rPr>
-          <w:b w:val="0"/>
-          <w:bCs w:val="0"/>
-          <w:color w:val="auto"/>
-          <w:sz w:val="22"/>
-          <w:szCs w:val="22"/>
-        </w:rPr>
-        <w:t xml:space="preserve">; conversely, C = 2048 fails to meet this target, as I predicted in Part 2 Q4. Under the Sarathi model, the greatest latency is produced when using C = 256 (40 </w:t>
-      </w:r>
-      <w:proofErr w:type="spellStart"/>
-      <w:r>
-        <w:rPr>
-          <w:b w:val="0"/>
-          <w:bCs w:val="0"/>
-          <w:color w:val="auto"/>
-          <w:sz w:val="22"/>
-          <w:szCs w:val="22"/>
-        </w:rPr>
-        <w:t>ms</w:t>
-      </w:r>
-      <w:proofErr w:type="spellEnd"/>
-      <w:r>
-        <w:rPr>
-          <w:b w:val="0"/>
-          <w:bCs w:val="0"/>
-          <w:color w:val="auto"/>
-          <w:sz w:val="22"/>
-          <w:szCs w:val="22"/>
-        </w:rPr>
-        <w:t xml:space="preserve">), C = 512 (66 </w:t>
-      </w:r>
-      <w:proofErr w:type="spellStart"/>
-      <w:r>
-        <w:rPr>
-          <w:b w:val="0"/>
-          <w:bCs w:val="0"/>
-          <w:color w:val="auto"/>
-          <w:sz w:val="22"/>
-          <w:szCs w:val="22"/>
-        </w:rPr>
-        <w:t>ms</w:t>
-      </w:r>
-      <w:proofErr w:type="spellEnd"/>
-      <w:r>
-        <w:rPr>
-          <w:b w:val="0"/>
-          <w:bCs w:val="0"/>
-          <w:color w:val="auto"/>
-          <w:sz w:val="22"/>
-          <w:szCs w:val="22"/>
-        </w:rPr>
-        <w:t xml:space="preserve">), or C = 2048 (214 </w:t>
-      </w:r>
-      <w:proofErr w:type="spellStart"/>
-      <w:r>
-        <w:rPr>
-          <w:b w:val="0"/>
-          <w:bCs w:val="0"/>
-          <w:color w:val="auto"/>
-          <w:sz w:val="22"/>
-          <w:szCs w:val="22"/>
-        </w:rPr>
-        <w:t>ms</w:t>
-      </w:r>
-      <w:proofErr w:type="spellEnd"/>
-      <w:r>
-        <w:rPr>
-          <w:b w:val="0"/>
-          <w:bCs w:val="0"/>
-          <w:color w:val="auto"/>
-          <w:sz w:val="22"/>
-          <w:szCs w:val="22"/>
-        </w:rPr>
-        <w:t xml:space="preserve">), whereas in the case of </w:t>
-      </w:r>
-      <w:proofErr w:type="spellStart"/>
-      <w:r>
-        <w:rPr>
-          <w:b w:val="0"/>
-          <w:bCs w:val="0"/>
-          <w:color w:val="auto"/>
-          <w:sz w:val="22"/>
-          <w:szCs w:val="22"/>
-        </w:rPr>
-        <w:t>vLLM</w:t>
-      </w:r>
-      <w:proofErr w:type="spellEnd"/>
-      <w:r>
-        <w:rPr>
-          <w:b w:val="0"/>
-          <w:bCs w:val="0"/>
-          <w:color w:val="auto"/>
-          <w:sz w:val="22"/>
-          <w:szCs w:val="22"/>
-        </w:rPr>
-        <w:t xml:space="preserve">, the latency is much greater – over 6.6 s. </w:t>
+        <w:t xml:space="preserve">The values C = 256 and C = 512 satisfy the goal of 100 ms; conversely, C = 2048 fails to meet this target, as I predicted in Part 2 Q4. Under the Sarathi model, the greatest latency is produced when using C = 256 (40 ms), C = 512 (66 ms), or C = 2048 (214 ms), whereas in the case of vLLM, the latency is much greater – over 6.6 s. </w:t>
       </w:r>
     </w:p>
     <w:p>
@@ -3932,191 +3523,7 @@
           <w:sz w:val="22"/>
           <w:szCs w:val="22"/>
         </w:rPr>
-        <w:t xml:space="preserve">The reported values exceed my forecasts by up to 42%. The reported P99 latency is 37.2 </w:t>
-      </w:r>
-      <w:proofErr w:type="spellStart"/>
-      <w:r>
-        <w:rPr>
-          <w:b w:val="0"/>
-          <w:bCs w:val="0"/>
-          <w:color w:val="auto"/>
-          <w:sz w:val="22"/>
-          <w:szCs w:val="22"/>
-        </w:rPr>
-        <w:t>ms</w:t>
-      </w:r>
-      <w:proofErr w:type="spellEnd"/>
-      <w:r>
-        <w:rPr>
-          <w:b w:val="0"/>
-          <w:bCs w:val="0"/>
-          <w:color w:val="auto"/>
-          <w:sz w:val="22"/>
-          <w:szCs w:val="22"/>
-        </w:rPr>
-        <w:t xml:space="preserve">, 61.5 </w:t>
-      </w:r>
-      <w:proofErr w:type="spellStart"/>
-      <w:r>
-        <w:rPr>
-          <w:b w:val="0"/>
-          <w:bCs w:val="0"/>
-          <w:color w:val="auto"/>
-          <w:sz w:val="22"/>
-          <w:szCs w:val="22"/>
-        </w:rPr>
-        <w:t>ms</w:t>
-      </w:r>
-      <w:proofErr w:type="spellEnd"/>
-      <w:r>
-        <w:rPr>
-          <w:b w:val="0"/>
-          <w:bCs w:val="0"/>
-          <w:color w:val="auto"/>
-          <w:sz w:val="22"/>
-          <w:szCs w:val="22"/>
-        </w:rPr>
-        <w:t xml:space="preserve">, and 201.3 </w:t>
-      </w:r>
-      <w:proofErr w:type="spellStart"/>
-      <w:r>
-        <w:rPr>
-          <w:b w:val="0"/>
-          <w:bCs w:val="0"/>
-          <w:color w:val="auto"/>
-          <w:sz w:val="22"/>
-          <w:szCs w:val="22"/>
-        </w:rPr>
-        <w:t>ms</w:t>
-      </w:r>
-      <w:proofErr w:type="spellEnd"/>
-      <w:r>
-        <w:rPr>
-          <w:b w:val="0"/>
-          <w:bCs w:val="0"/>
-          <w:color w:val="auto"/>
-          <w:sz w:val="22"/>
-          <w:szCs w:val="22"/>
-        </w:rPr>
-        <w:t xml:space="preserve"> as compared to my predictions of 26.0 </w:t>
-      </w:r>
-      <w:proofErr w:type="spellStart"/>
-      <w:r>
-        <w:rPr>
-          <w:b w:val="0"/>
-          <w:bCs w:val="0"/>
-          <w:color w:val="auto"/>
-          <w:sz w:val="22"/>
-          <w:szCs w:val="22"/>
-        </w:rPr>
-        <w:t>ms</w:t>
-      </w:r>
-      <w:proofErr w:type="spellEnd"/>
-      <w:r>
-        <w:rPr>
-          <w:b w:val="0"/>
-          <w:bCs w:val="0"/>
-          <w:color w:val="auto"/>
-          <w:sz w:val="22"/>
-          <w:szCs w:val="22"/>
-        </w:rPr>
-        <w:t xml:space="preserve">, 45.9 </w:t>
-      </w:r>
-      <w:proofErr w:type="spellStart"/>
-      <w:r>
-        <w:rPr>
-          <w:b w:val="0"/>
-          <w:bCs w:val="0"/>
-          <w:color w:val="auto"/>
-          <w:sz w:val="22"/>
-          <w:szCs w:val="22"/>
-        </w:rPr>
-        <w:t>ms</w:t>
-      </w:r>
-      <w:proofErr w:type="spellEnd"/>
-      <w:r>
-        <w:rPr>
-          <w:b w:val="0"/>
-          <w:bCs w:val="0"/>
-          <w:color w:val="auto"/>
-          <w:sz w:val="22"/>
-          <w:szCs w:val="22"/>
-        </w:rPr>
-        <w:t xml:space="preserve">, 165.7 </w:t>
-      </w:r>
-      <w:proofErr w:type="spellStart"/>
-      <w:r>
-        <w:rPr>
-          <w:b w:val="0"/>
-          <w:bCs w:val="0"/>
-          <w:color w:val="auto"/>
-          <w:sz w:val="22"/>
-          <w:szCs w:val="22"/>
-        </w:rPr>
-        <w:t>ms</w:t>
-      </w:r>
-      <w:proofErr w:type="spellEnd"/>
-      <w:r>
-        <w:rPr>
-          <w:b w:val="0"/>
-          <w:bCs w:val="0"/>
-          <w:color w:val="auto"/>
-          <w:sz w:val="22"/>
-          <w:szCs w:val="22"/>
-        </w:rPr>
-        <w:t xml:space="preserve"> for each of the cases, respectively, which indicates that the model that allows us to calculate the cost of pass as 6 </w:t>
-      </w:r>
-      <w:proofErr w:type="spellStart"/>
-      <w:r>
-        <w:rPr>
-          <w:b w:val="0"/>
-          <w:bCs w:val="0"/>
-          <w:color w:val="auto"/>
-          <w:sz w:val="22"/>
-          <w:szCs w:val="22"/>
-        </w:rPr>
-        <w:t>ms</w:t>
-      </w:r>
-      <w:proofErr w:type="spellEnd"/>
-      <w:r>
-        <w:rPr>
-          <w:b w:val="0"/>
-          <w:bCs w:val="0"/>
-          <w:color w:val="auto"/>
-          <w:sz w:val="22"/>
-          <w:szCs w:val="22"/>
-        </w:rPr>
-        <w:t xml:space="preserve"> + 78 µs per token underestimates a full pass. The uncalculated expense is likely</w:t>
-      </w:r>
-      <w:r>
-        <w:rPr>
-          <w:b w:val="0"/>
-          <w:bCs w:val="0"/>
-          <w:color w:val="auto"/>
-          <w:sz w:val="22"/>
-          <w:szCs w:val="22"/>
-        </w:rPr>
-        <w:t xml:space="preserve"> </w:t>
-      </w:r>
-      <w:r>
-        <w:rPr>
-          <w:b w:val="0"/>
-          <w:bCs w:val="0"/>
-          <w:color w:val="auto"/>
-          <w:sz w:val="22"/>
-          <w:szCs w:val="22"/>
-        </w:rPr>
-        <w:t>associated with the attention mechanism over the KV cache for all running requests</w:t>
-      </w:r>
-      <w:r>
-        <w:rPr>
-          <w:b w:val="0"/>
-          <w:bCs w:val="0"/>
-          <w:color w:val="auto"/>
-          <w:sz w:val="22"/>
-          <w:szCs w:val="22"/>
-        </w:rPr>
-        <w:t>.</w:t>
+        <w:t xml:space="preserve">The reported values exceed my forecasts by up to 42%. The reported P99 latency is 37.2 ms, 61.5 ms, and 201.3 ms as compared to my predictions of 26.0 ms, 45.9 ms, 165.7 ms for each of the cases, respectively, which indicates that the model that allows us to calculate the cost of pass as 6 ms + 78 µs per token underestimates a full pass. The uncalculated expense is likely associated with the attention mechanism over the KV cache for all running requests.</w:t>
       </w:r>
     </w:p>
     <w:p>
@@ -4299,23 +3706,7 @@
                 <w:b/>
                 <w:bCs/>
               </w:rPr>
-              <w:t xml:space="preserve">Meets 100 </w:t>
-            </w:r>
-            <w:proofErr w:type="spellStart"/>
-            <w:r>
-              <w:rPr>
-                <w:b/>
-                <w:bCs/>
-              </w:rPr>
-              <w:t>ms</w:t>
-            </w:r>
-            <w:proofErr w:type="spellEnd"/>
-            <w:r>
-              <w:rPr>
-                <w:b/>
-                <w:bCs/>
-              </w:rPr>
-              <w:t>?</w:t>
+              <w:t xml:space="preserve">Meets 100 ms?</w:t>
             </w:r>
           </w:p>
         </w:tc>
@@ -4743,51 +4134,7 @@
           <w:sz w:val="22"/>
           <w:szCs w:val="22"/>
         </w:rPr>
-        <w:t xml:space="preserve">Having the smaller value </w:t>
-      </w:r>
-      <w:proofErr w:type="gramStart"/>
-      <w:r>
-        <w:rPr>
-          <w:b w:val="0"/>
-          <w:bCs w:val="0"/>
-          <w:color w:val="auto"/>
-          <w:sz w:val="22"/>
-          <w:szCs w:val="22"/>
-        </w:rPr>
-        <w:t>of  C</w:t>
-      </w:r>
-      <w:proofErr w:type="gramEnd"/>
-      <w:r>
-        <w:rPr>
-          <w:b w:val="0"/>
-          <w:bCs w:val="0"/>
-          <w:color w:val="auto"/>
-          <w:sz w:val="22"/>
-          <w:szCs w:val="22"/>
-        </w:rPr>
-        <w:t xml:space="preserve"> negatively affects the throughput, since in this case the same messages </w:t>
-      </w:r>
-      <w:proofErr w:type="gramStart"/>
-      <w:r>
-        <w:rPr>
-          <w:b w:val="0"/>
-          <w:bCs w:val="0"/>
-          <w:color w:val="auto"/>
-          <w:sz w:val="22"/>
-          <w:szCs w:val="22"/>
-        </w:rPr>
-        <w:t>have to</w:t>
-      </w:r>
-      <w:proofErr w:type="gramEnd"/>
-      <w:r>
-        <w:rPr>
-          <w:b w:val="0"/>
-          <w:bCs w:val="0"/>
-          <w:color w:val="auto"/>
-          <w:sz w:val="22"/>
-          <w:szCs w:val="22"/>
-        </w:rPr>
-        <w:t xml:space="preserve"> go through more turns, while each turn incurs the fixed waiting time of 6 ms regardless of whether any tokens got carried.</w:t>
+        <w:t xml:space="preserve">Having the smaller value of  C negatively affects the throughput, since in this case the same messages have to go through more turns, while each turn incurs the fixed waiting time of 6 ms regardless of whether any tokens got carried.</w:t>
       </w:r>
     </w:p>
     <w:p>
@@ -4803,31 +4150,7 @@
         <w:spacing w:after="120" w:line="276" w:lineRule="auto"/>
       </w:pPr>
       <w:r>
-        <w:t xml:space="preserve">The minimum P99 waiting time is 108.4 s (C = 2048, which does surpass the 100 </w:t>
-      </w:r>
-      <w:proofErr w:type="spellStart"/>
-      <w:r>
-        <w:t>ms</w:t>
-      </w:r>
-      <w:proofErr w:type="spellEnd"/>
-      <w:r>
-        <w:t xml:space="preserve"> </w:t>
-      </w:r>
-      <w:proofErr w:type="gramStart"/>
-      <w:r>
-        <w:t>target</w:t>
-      </w:r>
-      <w:proofErr w:type="gramEnd"/>
-      <w:r>
-        <w:t xml:space="preserve">); </w:t>
-      </w:r>
-      <w:proofErr w:type="spellStart"/>
-      <w:r>
-        <w:t>vLLM</w:t>
-      </w:r>
-      <w:proofErr w:type="spellEnd"/>
-      <w:r>
-        <w:t xml:space="preserve"> gives 128.8 s, C = 512 gives 171.2 s, and C = 256 gives 293.2 s. The prediction for Part 1 based on one GPU at full load is 72.1 s.</w:t>
+        <w:t xml:space="preserve">The minimum P99 waiting time is 108.4 s (C = 2048, which does surpass the 100 ms target); vLLM gives 128.8 s, C = 512 gives 171.2 s, and C = 256 gives 293.2 s. The prediction for Part 1 based on one GPU at full load is 72.1 s.</w:t>
       </w:r>
     </w:p>
     <w:p>
@@ -4836,10 +4159,3014 @@
       </w:pPr>
       <w:r>
         <w:t xml:space="preserve">No, all runs are way above 2 s, and the best-case scenario in Part 1 (72.1 s) is already 36 x off: the surge needs 1.01 s of GPU work per second, so the queue forms regardless of what the scheduler does. </w:t>
-      </w:r>
-      <w:r>
         <w:lastRenderedPageBreak/>
         <w:t>Scheduling is just moving queue waiting, so additional hardware is needed to solve the problem.</w:t>
+      </w:r>
+    </w:p>
+    <w:p>
+      <w:pPr>
+        <w:pStyle w:val="Heading1"/>
+      </w:pPr>
+      <w:r>
+        <w:t>Part 4: Which request goes first? (shortest prompt first, with aging)</w:t>
+      </w:r>
+    </w:p>
+    <w:p>
+      <w:pPr>
+        <w:spacing w:before="120"/>
+        <w:jc w:val="center"/>
+      </w:pPr>
+      <w:r>
+        <w:rPr>
+          <w:noProof/>
+        </w:rPr>
+        <w:drawing>
+          <wp:inline distT="0" distB="0" distL="0" distR="0">
+            <wp:extent cx="5943600" cy="2337215"/>
+            <wp:effectExtent l="0" t="0" r="0" b="0"/>
+            <wp:docPr id="8" name="fig_p4_wait.png" descr="Part 4: tail of wait time for each queue order" title="fig_p4_wait.png"/>
+            <wp:cNvGraphicFramePr>
+              <a:graphicFrameLocks xmlns:a="http://schemas.openxmlformats.org/drawingml/2006/main" noChangeAspect="1"/>
+            </wp:cNvGraphicFramePr>
+            <a:graphic xmlns:a="http://schemas.openxmlformats.org/drawingml/2006/main">
+              <a:graphicData uri="http://schemas.openxmlformats.org/drawingml/2006/picture">
+                <pic:pic xmlns:pic="http://schemas.openxmlformats.org/drawingml/2006/picture">
+                  <pic:nvPicPr>
+                    <pic:cNvPr id="8" name="fig_p4_wait.png"/>
+                    <pic:cNvPicPr>
+                      <a:picLocks noChangeAspect="1" noChangeArrowheads="1"/>
+                    </pic:cNvPicPr>
+                  </pic:nvPicPr>
+                  <pic:blipFill>
+                    <a:blip r:embed="rId14"/>
+                    <a:srcRect/>
+                    <a:stretch>
+                      <a:fillRect/>
+                    </a:stretch>
+                  </pic:blipFill>
+                  <pic:spPr bwMode="auto">
+                    <a:xfrm>
+                      <a:off x="0" y="0"/>
+                      <a:ext cx="5943600" cy="2337215"/>
+                    </a:xfrm>
+                    <a:prstGeom prst="rect">
+                      <a:avLst/>
+                    </a:prstGeom>
+                  </pic:spPr>
+                </pic:pic>
+              </a:graphicData>
+            </a:graphic>
+          </wp:inline>
+        </w:drawing>
+      </w:r>
+    </w:p>
+    <w:p>
+      <w:pPr>
+        <w:pStyle w:val="Heading2"/>
+      </w:pPr>
+      <w:r>
+        <w:t>Longest waits under aging 0 (shortest-first)</w:t>
+      </w:r>
+    </w:p>
+    <w:tbl>
+      <w:tblPr>
+        <w:tblW w:w="9360" w:type="dxa"/>
+        <w:tblBorders>
+          <w:top w:val="single" w:sz="4" w:space="0" w:color="auto"/>
+          <w:left w:val="single" w:sz="4" w:space="0" w:color="auto"/>
+          <w:bottom w:val="single" w:sz="4" w:space="0" w:color="auto"/>
+          <w:right w:val="single" w:sz="4" w:space="0" w:color="auto"/>
+          <w:insideH w:val="single" w:sz="4" w:space="0" w:color="auto"/>
+          <w:insideV w:val="single" w:sz="4" w:space="0" w:color="auto"/>
+        </w:tblBorders>
+        <w:tblCellMar>
+          <w:left w:w="10" w:type="dxa"/>
+          <w:right w:w="10" w:type="dxa"/>
+        </w:tblCellMar>
+        <w:tblLook w:val="04A0" w:firstRow="1" w:lastRow="0" w:firstColumn="1" w:lastColumn="0" w:noHBand="0" w:noVBand="1"/>
+      </w:tblPr>
+      <w:tblGrid>
+        <w:gridCol w:w="1800"/>
+        <w:gridCol w:w="2400"/>
+        <w:gridCol w:w="2400"/>
+        <w:gridCol w:w="2760"/>
+      </w:tblGrid>
+      <w:tr>
+        <w:trPr>
+          <w:cantSplit/>
+          <w:tblHeader/>
+        </w:trPr>
+        <w:tc>
+          <w:tcPr>
+            <w:tcW w:w="1800" w:type="dxa"/>
+            <w:tcBorders>
+              <w:top w:val="single" w:sz="4" w:space="0" w:color="BBBBBB"/>
+              <w:left w:val="single" w:sz="4" w:space="0" w:color="BBBBBB"/>
+              <w:bottom w:val="single" w:sz="4" w:space="0" w:color="BBBBBB"/>
+              <w:right w:val="single" w:sz="4" w:space="0" w:color="BBBBBB"/>
+            </w:tcBorders>
+            <w:shd w:val="clear" w:color="auto" w:fill="E8EEF5"/>
+            <w:tcMar>
+              <w:top w:w="70" w:type="dxa"/>
+              <w:left w:w="110" w:type="dxa"/>
+              <w:bottom w:w="70" w:type="dxa"/>
+              <w:right w:w="110" w:type="dxa"/>
+            </w:tcMar>
+          </w:tcPr>
+          <w:p>
+            <w:r>
+              <w:rPr>
+                <w:b/>
+                <w:bCs/>
+              </w:rPr>
+              <w:t xml:space="preserve">Arrived at (s)</w:t>
+            </w:r>
+          </w:p>
+        </w:tc>
+        <w:tc>
+          <w:tcPr>
+            <w:tcW w:w="2400" w:type="dxa"/>
+            <w:tcBorders>
+              <w:top w:val="single" w:sz="4" w:space="0" w:color="BBBBBB"/>
+              <w:left w:val="single" w:sz="4" w:space="0" w:color="BBBBBB"/>
+              <w:bottom w:val="single" w:sz="4" w:space="0" w:color="BBBBBB"/>
+              <w:right w:val="single" w:sz="4" w:space="0" w:color="BBBBBB"/>
+            </w:tcBorders>
+            <w:shd w:val="clear" w:color="auto" w:fill="E8EEF5"/>
+            <w:tcMar>
+              <w:top w:w="70" w:type="dxa"/>
+              <w:left w:w="110" w:type="dxa"/>
+              <w:bottom w:w="70" w:type="dxa"/>
+              <w:right w:w="110" w:type="dxa"/>
+            </w:tcMar>
+          </w:tcPr>
+          <w:p>
+            <w:pPr>
+              <w:jc w:val="center"/>
+            </w:pPr>
+            <w:r>
+              <w:rPr>
+                <w:b/>
+                <w:bCs/>
+              </w:rPr>
+              <w:t xml:space="preserve">Prompt tokens</w:t>
+            </w:r>
+          </w:p>
+        </w:tc>
+        <w:tc>
+          <w:tcPr>
+            <w:tcW w:w="2400" w:type="dxa"/>
+            <w:tcBorders>
+              <w:top w:val="single" w:sz="4" w:space="0" w:color="BBBBBB"/>
+              <w:left w:val="single" w:sz="4" w:space="0" w:color="BBBBBB"/>
+              <w:bottom w:val="single" w:sz="4" w:space="0" w:color="BBBBBB"/>
+              <w:right w:val="single" w:sz="4" w:space="0" w:color="BBBBBB"/>
+            </w:tcBorders>
+            <w:shd w:val="clear" w:color="auto" w:fill="E8EEF5"/>
+            <w:tcMar>
+              <w:top w:w="70" w:type="dxa"/>
+              <w:left w:w="110" w:type="dxa"/>
+              <w:bottom w:w="70" w:type="dxa"/>
+              <w:right w:w="110" w:type="dxa"/>
+            </w:tcMar>
+          </w:tcPr>
+          <w:p>
+            <w:pPr>
+              <w:jc w:val="center"/>
+            </w:pPr>
+            <w:r>
+              <w:rPr>
+                <w:b/>
+                <w:bCs/>
+              </w:rPr>
+              <w:t xml:space="preserve">Output tokens</w:t>
+            </w:r>
+          </w:p>
+        </w:tc>
+        <w:tc>
+          <w:tcPr>
+            <w:tcW w:w="2760" w:type="dxa"/>
+            <w:tcBorders>
+              <w:top w:val="single" w:sz="4" w:space="0" w:color="BBBBBB"/>
+              <w:left w:val="single" w:sz="4" w:space="0" w:color="BBBBBB"/>
+              <w:bottom w:val="single" w:sz="4" w:space="0" w:color="BBBBBB"/>
+              <w:right w:val="single" w:sz="4" w:space="0" w:color="BBBBBB"/>
+            </w:tcBorders>
+            <w:shd w:val="clear" w:color="auto" w:fill="E8EEF5"/>
+            <w:tcMar>
+              <w:top w:w="70" w:type="dxa"/>
+              <w:left w:w="110" w:type="dxa"/>
+              <w:bottom w:w="70" w:type="dxa"/>
+              <w:right w:w="110" w:type="dxa"/>
+            </w:tcMar>
+          </w:tcPr>
+          <w:p>
+            <w:pPr>
+              <w:jc w:val="center"/>
+            </w:pPr>
+            <w:r>
+              <w:rPr>
+                <w:b/>
+                <w:bCs/>
+              </w:rPr>
+              <w:t xml:space="preserve">Wait (s)</w:t>
+            </w:r>
+          </w:p>
+        </w:tc>
+      </w:tr>
+      <w:tr>
+        <w:trPr>
+          <w:cantSplit/>
+        </w:trPr>
+        <w:tc>
+          <w:tcPr>
+            <w:tcW w:w="1800" w:type="dxa"/>
+            <w:tcBorders>
+              <w:top w:val="single" w:sz="4" w:space="0" w:color="BBBBBB"/>
+              <w:left w:val="single" w:sz="4" w:space="0" w:color="BBBBBB"/>
+              <w:bottom w:val="single" w:sz="4" w:space="0" w:color="BBBBBB"/>
+              <w:right w:val="single" w:sz="4" w:space="0" w:color="BBBBBB"/>
+            </w:tcBorders>
+            <w:tcMar>
+              <w:top w:w="70" w:type="dxa"/>
+              <w:left w:w="110" w:type="dxa"/>
+              <w:bottom w:w="70" w:type="dxa"/>
+              <w:right w:w="110" w:type="dxa"/>
+            </w:tcMar>
+          </w:tcPr>
+          <w:p>
+            <w:r>
+              <w:t xml:space="preserve">1344.0</w:t>
+            </w:r>
+          </w:p>
+        </w:tc>
+        <w:tc>
+          <w:tcPr>
+            <w:tcW w:w="2400" w:type="dxa"/>
+            <w:tcBorders>
+              <w:top w:val="single" w:sz="4" w:space="0" w:color="BBBBBB"/>
+              <w:left w:val="single" w:sz="4" w:space="0" w:color="BBBBBB"/>
+              <w:bottom w:val="single" w:sz="4" w:space="0" w:color="BBBBBB"/>
+              <w:right w:val="single" w:sz="4" w:space="0" w:color="BBBBBB"/>
+            </w:tcBorders>
+            <w:tcMar>
+              <w:top w:w="70" w:type="dxa"/>
+              <w:left w:w="110" w:type="dxa"/>
+              <w:bottom w:w="70" w:type="dxa"/>
+              <w:right w:w="110" w:type="dxa"/>
+            </w:tcMar>
+          </w:tcPr>
+          <w:p>
+            <w:pPr>
+              <w:jc w:val="center"/>
+            </w:pPr>
+            <w:r>
+              <w:t xml:space="preserve">4071</w:t>
+            </w:r>
+          </w:p>
+        </w:tc>
+        <w:tc>
+          <w:tcPr>
+            <w:tcW w:w="2400" w:type="dxa"/>
+            <w:tcBorders>
+              <w:top w:val="single" w:sz="4" w:space="0" w:color="BBBBBB"/>
+              <w:left w:val="single" w:sz="4" w:space="0" w:color="BBBBBB"/>
+              <w:bottom w:val="single" w:sz="4" w:space="0" w:color="BBBBBB"/>
+              <w:right w:val="single" w:sz="4" w:space="0" w:color="BBBBBB"/>
+            </w:tcBorders>
+            <w:tcMar>
+              <w:top w:w="70" w:type="dxa"/>
+              <w:left w:w="110" w:type="dxa"/>
+              <w:bottom w:w="70" w:type="dxa"/>
+              <w:right w:w="110" w:type="dxa"/>
+            </w:tcMar>
+          </w:tcPr>
+          <w:p>
+            <w:pPr>
+              <w:jc w:val="center"/>
+            </w:pPr>
+            <w:r>
+              <w:t xml:space="preserve">25</w:t>
+            </w:r>
+          </w:p>
+        </w:tc>
+        <w:tc>
+          <w:tcPr>
+            <w:tcW w:w="2760" w:type="dxa"/>
+            <w:tcBorders>
+              <w:top w:val="single" w:sz="4" w:space="0" w:color="BBBBBB"/>
+              <w:left w:val="single" w:sz="4" w:space="0" w:color="BBBBBB"/>
+              <w:bottom w:val="single" w:sz="4" w:space="0" w:color="BBBBBB"/>
+              <w:right w:val="single" w:sz="4" w:space="0" w:color="BBBBBB"/>
+            </w:tcBorders>
+            <w:tcMar>
+              <w:top w:w="70" w:type="dxa"/>
+              <w:left w:w="110" w:type="dxa"/>
+              <w:bottom w:w="70" w:type="dxa"/>
+              <w:right w:w="110" w:type="dxa"/>
+            </w:tcMar>
+          </w:tcPr>
+          <w:p>
+            <w:pPr>
+              <w:jc w:val="center"/>
+            </w:pPr>
+            <w:r>
+              <w:t xml:space="preserve">1482.5</w:t>
+            </w:r>
+          </w:p>
+        </w:tc>
+      </w:tr>
+      <w:tr>
+        <w:trPr>
+          <w:cantSplit/>
+        </w:trPr>
+        <w:tc>
+          <w:tcPr>
+            <w:tcW w:w="1800" w:type="dxa"/>
+            <w:tcBorders>
+              <w:top w:val="single" w:sz="4" w:space="0" w:color="BBBBBB"/>
+              <w:left w:val="single" w:sz="4" w:space="0" w:color="BBBBBB"/>
+              <w:bottom w:val="single" w:sz="4" w:space="0" w:color="BBBBBB"/>
+              <w:right w:val="single" w:sz="4" w:space="0" w:color="BBBBBB"/>
+            </w:tcBorders>
+            <w:tcMar>
+              <w:top w:w="70" w:type="dxa"/>
+              <w:left w:w="110" w:type="dxa"/>
+              <w:bottom w:w="70" w:type="dxa"/>
+              <w:right w:w="110" w:type="dxa"/>
+            </w:tcMar>
+          </w:tcPr>
+          <w:p>
+            <w:r>
+              <w:t xml:space="preserve">1429.8</w:t>
+            </w:r>
+          </w:p>
+        </w:tc>
+        <w:tc>
+          <w:tcPr>
+            <w:tcW w:w="2400" w:type="dxa"/>
+            <w:tcBorders>
+              <w:top w:val="single" w:sz="4" w:space="0" w:color="BBBBBB"/>
+              <w:left w:val="single" w:sz="4" w:space="0" w:color="BBBBBB"/>
+              <w:bottom w:val="single" w:sz="4" w:space="0" w:color="BBBBBB"/>
+              <w:right w:val="single" w:sz="4" w:space="0" w:color="BBBBBB"/>
+            </w:tcBorders>
+            <w:tcMar>
+              <w:top w:w="70" w:type="dxa"/>
+              <w:left w:w="110" w:type="dxa"/>
+              <w:bottom w:w="70" w:type="dxa"/>
+              <w:right w:w="110" w:type="dxa"/>
+            </w:tcMar>
+          </w:tcPr>
+          <w:p>
+            <w:pPr>
+              <w:jc w:val="center"/>
+            </w:pPr>
+            <w:r>
+              <w:t xml:space="preserve">4071</w:t>
+            </w:r>
+          </w:p>
+        </w:tc>
+        <w:tc>
+          <w:tcPr>
+            <w:tcW w:w="2400" w:type="dxa"/>
+            <w:tcBorders>
+              <w:top w:val="single" w:sz="4" w:space="0" w:color="BBBBBB"/>
+              <w:left w:val="single" w:sz="4" w:space="0" w:color="BBBBBB"/>
+              <w:bottom w:val="single" w:sz="4" w:space="0" w:color="BBBBBB"/>
+              <w:right w:val="single" w:sz="4" w:space="0" w:color="BBBBBB"/>
+            </w:tcBorders>
+            <w:tcMar>
+              <w:top w:w="70" w:type="dxa"/>
+              <w:left w:w="110" w:type="dxa"/>
+              <w:bottom w:w="70" w:type="dxa"/>
+              <w:right w:w="110" w:type="dxa"/>
+            </w:tcMar>
+          </w:tcPr>
+          <w:p>
+            <w:pPr>
+              <w:jc w:val="center"/>
+            </w:pPr>
+            <w:r>
+              <w:t xml:space="preserve">25</w:t>
+            </w:r>
+          </w:p>
+        </w:tc>
+        <w:tc>
+          <w:tcPr>
+            <w:tcW w:w="2760" w:type="dxa"/>
+            <w:tcBorders>
+              <w:top w:val="single" w:sz="4" w:space="0" w:color="BBBBBB"/>
+              <w:left w:val="single" w:sz="4" w:space="0" w:color="BBBBBB"/>
+              <w:bottom w:val="single" w:sz="4" w:space="0" w:color="BBBBBB"/>
+              <w:right w:val="single" w:sz="4" w:space="0" w:color="BBBBBB"/>
+            </w:tcBorders>
+            <w:tcMar>
+              <w:top w:w="70" w:type="dxa"/>
+              <w:left w:w="110" w:type="dxa"/>
+              <w:bottom w:w="70" w:type="dxa"/>
+              <w:right w:w="110" w:type="dxa"/>
+            </w:tcMar>
+          </w:tcPr>
+          <w:p>
+            <w:pPr>
+              <w:jc w:val="center"/>
+            </w:pPr>
+            <w:r>
+              <w:t xml:space="preserve">1397.2</w:t>
+            </w:r>
+          </w:p>
+        </w:tc>
+      </w:tr>
+      <w:tr>
+        <w:trPr>
+          <w:cantSplit/>
+        </w:trPr>
+        <w:tc>
+          <w:tcPr>
+            <w:tcW w:w="1800" w:type="dxa"/>
+            <w:tcBorders>
+              <w:top w:val="single" w:sz="4" w:space="0" w:color="BBBBBB"/>
+              <w:left w:val="single" w:sz="4" w:space="0" w:color="BBBBBB"/>
+              <w:bottom w:val="single" w:sz="4" w:space="0" w:color="BBBBBB"/>
+              <w:right w:val="single" w:sz="4" w:space="0" w:color="BBBBBB"/>
+            </w:tcBorders>
+            <w:tcMar>
+              <w:top w:w="70" w:type="dxa"/>
+              <w:left w:w="110" w:type="dxa"/>
+              <w:bottom w:w="70" w:type="dxa"/>
+              <w:right w:w="110" w:type="dxa"/>
+            </w:tcMar>
+          </w:tcPr>
+          <w:p>
+            <w:r>
+              <w:t xml:space="preserve">1346.4</w:t>
+            </w:r>
+          </w:p>
+        </w:tc>
+        <w:tc>
+          <w:tcPr>
+            <w:tcW w:w="2400" w:type="dxa"/>
+            <w:tcBorders>
+              <w:top w:val="single" w:sz="4" w:space="0" w:color="BBBBBB"/>
+              <w:left w:val="single" w:sz="4" w:space="0" w:color="BBBBBB"/>
+              <w:bottom w:val="single" w:sz="4" w:space="0" w:color="BBBBBB"/>
+              <w:right w:val="single" w:sz="4" w:space="0" w:color="BBBBBB"/>
+            </w:tcBorders>
+            <w:tcMar>
+              <w:top w:w="70" w:type="dxa"/>
+              <w:left w:w="110" w:type="dxa"/>
+              <w:bottom w:w="70" w:type="dxa"/>
+              <w:right w:w="110" w:type="dxa"/>
+            </w:tcMar>
+          </w:tcPr>
+          <w:p>
+            <w:pPr>
+              <w:jc w:val="center"/>
+            </w:pPr>
+            <w:r>
+              <w:t xml:space="preserve">4069</w:t>
+            </w:r>
+          </w:p>
+        </w:tc>
+        <w:tc>
+          <w:tcPr>
+            <w:tcW w:w="2400" w:type="dxa"/>
+            <w:tcBorders>
+              <w:top w:val="single" w:sz="4" w:space="0" w:color="BBBBBB"/>
+              <w:left w:val="single" w:sz="4" w:space="0" w:color="BBBBBB"/>
+              <w:bottom w:val="single" w:sz="4" w:space="0" w:color="BBBBBB"/>
+              <w:right w:val="single" w:sz="4" w:space="0" w:color="BBBBBB"/>
+            </w:tcBorders>
+            <w:tcMar>
+              <w:top w:w="70" w:type="dxa"/>
+              <w:left w:w="110" w:type="dxa"/>
+              <w:bottom w:w="70" w:type="dxa"/>
+              <w:right w:w="110" w:type="dxa"/>
+            </w:tcMar>
+          </w:tcPr>
+          <w:p>
+            <w:pPr>
+              <w:jc w:val="center"/>
+            </w:pPr>
+            <w:r>
+              <w:t xml:space="preserve">27</w:t>
+            </w:r>
+          </w:p>
+        </w:tc>
+        <w:tc>
+          <w:tcPr>
+            <w:tcW w:w="2760" w:type="dxa"/>
+            <w:tcBorders>
+              <w:top w:val="single" w:sz="4" w:space="0" w:color="BBBBBB"/>
+              <w:left w:val="single" w:sz="4" w:space="0" w:color="BBBBBB"/>
+              <w:bottom w:val="single" w:sz="4" w:space="0" w:color="BBBBBB"/>
+              <w:right w:val="single" w:sz="4" w:space="0" w:color="BBBBBB"/>
+            </w:tcBorders>
+            <w:tcMar>
+              <w:top w:w="70" w:type="dxa"/>
+              <w:left w:w="110" w:type="dxa"/>
+              <w:bottom w:w="70" w:type="dxa"/>
+              <w:right w:w="110" w:type="dxa"/>
+            </w:tcMar>
+          </w:tcPr>
+          <w:p>
+            <w:pPr>
+              <w:jc w:val="center"/>
+            </w:pPr>
+            <w:r>
+              <w:t xml:space="preserve">1377.0</w:t>
+            </w:r>
+          </w:p>
+        </w:tc>
+      </w:tr>
+      <w:tr>
+        <w:trPr>
+          <w:cantSplit/>
+        </w:trPr>
+        <w:tc>
+          <w:tcPr>
+            <w:tcW w:w="1800" w:type="dxa"/>
+            <w:tcBorders>
+              <w:top w:val="single" w:sz="4" w:space="0" w:color="BBBBBB"/>
+              <w:left w:val="single" w:sz="4" w:space="0" w:color="BBBBBB"/>
+              <w:bottom w:val="single" w:sz="4" w:space="0" w:color="BBBBBB"/>
+              <w:right w:val="single" w:sz="4" w:space="0" w:color="BBBBBB"/>
+            </w:tcBorders>
+            <w:tcMar>
+              <w:top w:w="70" w:type="dxa"/>
+              <w:left w:w="110" w:type="dxa"/>
+              <w:bottom w:w="70" w:type="dxa"/>
+              <w:right w:w="110" w:type="dxa"/>
+            </w:tcMar>
+          </w:tcPr>
+          <w:p>
+            <w:r>
+              <w:t xml:space="preserve">1403.1</w:t>
+            </w:r>
+          </w:p>
+        </w:tc>
+        <w:tc>
+          <w:tcPr>
+            <w:tcW w:w="2400" w:type="dxa"/>
+            <w:tcBorders>
+              <w:top w:val="single" w:sz="4" w:space="0" w:color="BBBBBB"/>
+              <w:left w:val="single" w:sz="4" w:space="0" w:color="BBBBBB"/>
+              <w:bottom w:val="single" w:sz="4" w:space="0" w:color="BBBBBB"/>
+              <w:right w:val="single" w:sz="4" w:space="0" w:color="BBBBBB"/>
+            </w:tcBorders>
+            <w:tcMar>
+              <w:top w:w="70" w:type="dxa"/>
+              <w:left w:w="110" w:type="dxa"/>
+              <w:bottom w:w="70" w:type="dxa"/>
+              <w:right w:w="110" w:type="dxa"/>
+            </w:tcMar>
+          </w:tcPr>
+          <w:p>
+            <w:pPr>
+              <w:jc w:val="center"/>
+            </w:pPr>
+            <w:r>
+              <w:t xml:space="preserve">4069</w:t>
+            </w:r>
+          </w:p>
+        </w:tc>
+        <w:tc>
+          <w:tcPr>
+            <w:tcW w:w="2400" w:type="dxa"/>
+            <w:tcBorders>
+              <w:top w:val="single" w:sz="4" w:space="0" w:color="BBBBBB"/>
+              <w:left w:val="single" w:sz="4" w:space="0" w:color="BBBBBB"/>
+              <w:bottom w:val="single" w:sz="4" w:space="0" w:color="BBBBBB"/>
+              <w:right w:val="single" w:sz="4" w:space="0" w:color="BBBBBB"/>
+            </w:tcBorders>
+            <w:tcMar>
+              <w:top w:w="70" w:type="dxa"/>
+              <w:left w:w="110" w:type="dxa"/>
+              <w:bottom w:w="70" w:type="dxa"/>
+              <w:right w:w="110" w:type="dxa"/>
+            </w:tcMar>
+          </w:tcPr>
+          <w:p>
+            <w:pPr>
+              <w:jc w:val="center"/>
+            </w:pPr>
+            <w:r>
+              <w:t xml:space="preserve">27</w:t>
+            </w:r>
+          </w:p>
+        </w:tc>
+        <w:tc>
+          <w:tcPr>
+            <w:tcW w:w="2760" w:type="dxa"/>
+            <w:tcBorders>
+              <w:top w:val="single" w:sz="4" w:space="0" w:color="BBBBBB"/>
+              <w:left w:val="single" w:sz="4" w:space="0" w:color="BBBBBB"/>
+              <w:bottom w:val="single" w:sz="4" w:space="0" w:color="BBBBBB"/>
+              <w:right w:val="single" w:sz="4" w:space="0" w:color="BBBBBB"/>
+            </w:tcBorders>
+            <w:tcMar>
+              <w:top w:w="70" w:type="dxa"/>
+              <w:left w:w="110" w:type="dxa"/>
+              <w:bottom w:w="70" w:type="dxa"/>
+              <w:right w:w="110" w:type="dxa"/>
+            </w:tcMar>
+          </w:tcPr>
+          <w:p>
+            <w:pPr>
+              <w:jc w:val="center"/>
+            </w:pPr>
+            <w:r>
+              <w:t xml:space="preserve">1327.6</w:t>
+            </w:r>
+          </w:p>
+        </w:tc>
+      </w:tr>
+      <w:tr>
+        <w:trPr>
+          <w:cantSplit/>
+        </w:trPr>
+        <w:tc>
+          <w:tcPr>
+            <w:tcW w:w="1800" w:type="dxa"/>
+            <w:tcBorders>
+              <w:top w:val="single" w:sz="4" w:space="0" w:color="BBBBBB"/>
+              <w:left w:val="single" w:sz="4" w:space="0" w:color="BBBBBB"/>
+              <w:bottom w:val="single" w:sz="4" w:space="0" w:color="BBBBBB"/>
+              <w:right w:val="single" w:sz="4" w:space="0" w:color="BBBBBB"/>
+            </w:tcBorders>
+            <w:tcMar>
+              <w:top w:w="70" w:type="dxa"/>
+              <w:left w:w="110" w:type="dxa"/>
+              <w:bottom w:w="70" w:type="dxa"/>
+              <w:right w:w="110" w:type="dxa"/>
+            </w:tcMar>
+          </w:tcPr>
+          <w:p>
+            <w:r>
+              <w:t xml:space="preserve">1495.7</w:t>
+            </w:r>
+          </w:p>
+        </w:tc>
+        <w:tc>
+          <w:tcPr>
+            <w:tcW w:w="2400" w:type="dxa"/>
+            <w:tcBorders>
+              <w:top w:val="single" w:sz="4" w:space="0" w:color="BBBBBB"/>
+              <w:left w:val="single" w:sz="4" w:space="0" w:color="BBBBBB"/>
+              <w:bottom w:val="single" w:sz="4" w:space="0" w:color="BBBBBB"/>
+              <w:right w:val="single" w:sz="4" w:space="0" w:color="BBBBBB"/>
+            </w:tcBorders>
+            <w:tcMar>
+              <w:top w:w="70" w:type="dxa"/>
+              <w:left w:w="110" w:type="dxa"/>
+              <w:bottom w:w="70" w:type="dxa"/>
+              <w:right w:w="110" w:type="dxa"/>
+            </w:tcMar>
+          </w:tcPr>
+          <w:p>
+            <w:pPr>
+              <w:jc w:val="center"/>
+            </w:pPr>
+            <w:r>
+              <w:t xml:space="preserve">4070</w:t>
+            </w:r>
+          </w:p>
+        </w:tc>
+        <w:tc>
+          <w:tcPr>
+            <w:tcW w:w="2400" w:type="dxa"/>
+            <w:tcBorders>
+              <w:top w:val="single" w:sz="4" w:space="0" w:color="BBBBBB"/>
+              <w:left w:val="single" w:sz="4" w:space="0" w:color="BBBBBB"/>
+              <w:bottom w:val="single" w:sz="4" w:space="0" w:color="BBBBBB"/>
+              <w:right w:val="single" w:sz="4" w:space="0" w:color="BBBBBB"/>
+            </w:tcBorders>
+            <w:tcMar>
+              <w:top w:w="70" w:type="dxa"/>
+              <w:left w:w="110" w:type="dxa"/>
+              <w:bottom w:w="70" w:type="dxa"/>
+              <w:right w:w="110" w:type="dxa"/>
+            </w:tcMar>
+          </w:tcPr>
+          <w:p>
+            <w:pPr>
+              <w:jc w:val="center"/>
+            </w:pPr>
+            <w:r>
+              <w:t xml:space="preserve">26</w:t>
+            </w:r>
+          </w:p>
+        </w:tc>
+        <w:tc>
+          <w:tcPr>
+            <w:tcW w:w="2760" w:type="dxa"/>
+            <w:tcBorders>
+              <w:top w:val="single" w:sz="4" w:space="0" w:color="BBBBBB"/>
+              <w:left w:val="single" w:sz="4" w:space="0" w:color="BBBBBB"/>
+              <w:bottom w:val="single" w:sz="4" w:space="0" w:color="BBBBBB"/>
+              <w:right w:val="single" w:sz="4" w:space="0" w:color="BBBBBB"/>
+            </w:tcBorders>
+            <w:tcMar>
+              <w:top w:w="70" w:type="dxa"/>
+              <w:left w:w="110" w:type="dxa"/>
+              <w:bottom w:w="70" w:type="dxa"/>
+              <w:right w:w="110" w:type="dxa"/>
+            </w:tcMar>
+          </w:tcPr>
+          <w:p>
+            <w:pPr>
+              <w:jc w:val="center"/>
+            </w:pPr>
+            <w:r>
+              <w:t xml:space="preserve">1324.0</w:t>
+            </w:r>
+          </w:p>
+        </w:tc>
+      </w:tr>
+      <w:tr>
+        <w:trPr>
+          <w:cantSplit/>
+        </w:trPr>
+        <w:tc>
+          <w:tcPr>
+            <w:tcW w:w="1800" w:type="dxa"/>
+            <w:tcBorders>
+              <w:top w:val="single" w:sz="4" w:space="0" w:color="BBBBBB"/>
+              <w:left w:val="single" w:sz="4" w:space="0" w:color="BBBBBB"/>
+              <w:bottom w:val="single" w:sz="4" w:space="0" w:color="BBBBBB"/>
+              <w:right w:val="single" w:sz="4" w:space="0" w:color="BBBBBB"/>
+            </w:tcBorders>
+            <w:tcMar>
+              <w:top w:w="70" w:type="dxa"/>
+              <w:left w:w="110" w:type="dxa"/>
+              <w:bottom w:w="70" w:type="dxa"/>
+              <w:right w:w="110" w:type="dxa"/>
+            </w:tcMar>
+          </w:tcPr>
+          <w:p>
+            <w:r>
+              <w:t xml:space="preserve">1415.0</w:t>
+            </w:r>
+          </w:p>
+        </w:tc>
+        <w:tc>
+          <w:tcPr>
+            <w:tcW w:w="2400" w:type="dxa"/>
+            <w:tcBorders>
+              <w:top w:val="single" w:sz="4" w:space="0" w:color="BBBBBB"/>
+              <w:left w:val="single" w:sz="4" w:space="0" w:color="BBBBBB"/>
+              <w:bottom w:val="single" w:sz="4" w:space="0" w:color="BBBBBB"/>
+              <w:right w:val="single" w:sz="4" w:space="0" w:color="BBBBBB"/>
+            </w:tcBorders>
+            <w:tcMar>
+              <w:top w:w="70" w:type="dxa"/>
+              <w:left w:w="110" w:type="dxa"/>
+              <w:bottom w:w="70" w:type="dxa"/>
+              <w:right w:w="110" w:type="dxa"/>
+            </w:tcMar>
+          </w:tcPr>
+          <w:p>
+            <w:pPr>
+              <w:jc w:val="center"/>
+            </w:pPr>
+            <w:r>
+              <w:t xml:space="preserve">4069</w:t>
+            </w:r>
+          </w:p>
+        </w:tc>
+        <w:tc>
+          <w:tcPr>
+            <w:tcW w:w="2400" w:type="dxa"/>
+            <w:tcBorders>
+              <w:top w:val="single" w:sz="4" w:space="0" w:color="BBBBBB"/>
+              <w:left w:val="single" w:sz="4" w:space="0" w:color="BBBBBB"/>
+              <w:bottom w:val="single" w:sz="4" w:space="0" w:color="BBBBBB"/>
+              <w:right w:val="single" w:sz="4" w:space="0" w:color="BBBBBB"/>
+            </w:tcBorders>
+            <w:tcMar>
+              <w:top w:w="70" w:type="dxa"/>
+              <w:left w:w="110" w:type="dxa"/>
+              <w:bottom w:w="70" w:type="dxa"/>
+              <w:right w:w="110" w:type="dxa"/>
+            </w:tcMar>
+          </w:tcPr>
+          <w:p>
+            <w:pPr>
+              <w:jc w:val="center"/>
+            </w:pPr>
+            <w:r>
+              <w:t xml:space="preserve">27</w:t>
+            </w:r>
+          </w:p>
+        </w:tc>
+        <w:tc>
+          <w:tcPr>
+            <w:tcW w:w="2760" w:type="dxa"/>
+            <w:tcBorders>
+              <w:top w:val="single" w:sz="4" w:space="0" w:color="BBBBBB"/>
+              <w:left w:val="single" w:sz="4" w:space="0" w:color="BBBBBB"/>
+              <w:bottom w:val="single" w:sz="4" w:space="0" w:color="BBBBBB"/>
+              <w:right w:val="single" w:sz="4" w:space="0" w:color="BBBBBB"/>
+            </w:tcBorders>
+            <w:tcMar>
+              <w:top w:w="70" w:type="dxa"/>
+              <w:left w:w="110" w:type="dxa"/>
+              <w:bottom w:w="70" w:type="dxa"/>
+              <w:right w:w="110" w:type="dxa"/>
+            </w:tcMar>
+          </w:tcPr>
+          <w:p>
+            <w:pPr>
+              <w:jc w:val="center"/>
+            </w:pPr>
+            <w:r>
+              <w:t xml:space="preserve">1316.9</w:t>
+            </w:r>
+          </w:p>
+        </w:tc>
+      </w:tr>
+      <w:tr>
+        <w:trPr>
+          <w:cantSplit/>
+        </w:trPr>
+        <w:tc>
+          <w:tcPr>
+            <w:tcW w:w="1800" w:type="dxa"/>
+            <w:tcBorders>
+              <w:top w:val="single" w:sz="4" w:space="0" w:color="BBBBBB"/>
+              <w:left w:val="single" w:sz="4" w:space="0" w:color="BBBBBB"/>
+              <w:bottom w:val="single" w:sz="4" w:space="0" w:color="BBBBBB"/>
+              <w:right w:val="single" w:sz="4" w:space="0" w:color="BBBBBB"/>
+            </w:tcBorders>
+            <w:tcMar>
+              <w:top w:w="70" w:type="dxa"/>
+              <w:left w:w="110" w:type="dxa"/>
+              <w:bottom w:w="70" w:type="dxa"/>
+              <w:right w:w="110" w:type="dxa"/>
+            </w:tcMar>
+          </w:tcPr>
+          <w:p>
+            <w:r>
+              <w:t xml:space="preserve">1428.2</w:t>
+            </w:r>
+          </w:p>
+        </w:tc>
+        <w:tc>
+          <w:tcPr>
+            <w:tcW w:w="2400" w:type="dxa"/>
+            <w:tcBorders>
+              <w:top w:val="single" w:sz="4" w:space="0" w:color="BBBBBB"/>
+              <w:left w:val="single" w:sz="4" w:space="0" w:color="BBBBBB"/>
+              <w:bottom w:val="single" w:sz="4" w:space="0" w:color="BBBBBB"/>
+              <w:right w:val="single" w:sz="4" w:space="0" w:color="BBBBBB"/>
+            </w:tcBorders>
+            <w:tcMar>
+              <w:top w:w="70" w:type="dxa"/>
+              <w:left w:w="110" w:type="dxa"/>
+              <w:bottom w:w="70" w:type="dxa"/>
+              <w:right w:w="110" w:type="dxa"/>
+            </w:tcMar>
+          </w:tcPr>
+          <w:p>
+            <w:pPr>
+              <w:jc w:val="center"/>
+            </w:pPr>
+            <w:r>
+              <w:t xml:space="preserve">4069</w:t>
+            </w:r>
+          </w:p>
+        </w:tc>
+        <w:tc>
+          <w:tcPr>
+            <w:tcW w:w="2400" w:type="dxa"/>
+            <w:tcBorders>
+              <w:top w:val="single" w:sz="4" w:space="0" w:color="BBBBBB"/>
+              <w:left w:val="single" w:sz="4" w:space="0" w:color="BBBBBB"/>
+              <w:bottom w:val="single" w:sz="4" w:space="0" w:color="BBBBBB"/>
+              <w:right w:val="single" w:sz="4" w:space="0" w:color="BBBBBB"/>
+            </w:tcBorders>
+            <w:tcMar>
+              <w:top w:w="70" w:type="dxa"/>
+              <w:left w:w="110" w:type="dxa"/>
+              <w:bottom w:w="70" w:type="dxa"/>
+              <w:right w:w="110" w:type="dxa"/>
+            </w:tcMar>
+          </w:tcPr>
+          <w:p>
+            <w:pPr>
+              <w:jc w:val="center"/>
+            </w:pPr>
+            <w:r>
+              <w:t xml:space="preserve">27</w:t>
+            </w:r>
+          </w:p>
+        </w:tc>
+        <w:tc>
+          <w:tcPr>
+            <w:tcW w:w="2760" w:type="dxa"/>
+            <w:tcBorders>
+              <w:top w:val="single" w:sz="4" w:space="0" w:color="BBBBBB"/>
+              <w:left w:val="single" w:sz="4" w:space="0" w:color="BBBBBB"/>
+              <w:bottom w:val="single" w:sz="4" w:space="0" w:color="BBBBBB"/>
+              <w:right w:val="single" w:sz="4" w:space="0" w:color="BBBBBB"/>
+            </w:tcBorders>
+            <w:tcMar>
+              <w:top w:w="70" w:type="dxa"/>
+              <w:left w:w="110" w:type="dxa"/>
+              <w:bottom w:w="70" w:type="dxa"/>
+              <w:right w:w="110" w:type="dxa"/>
+            </w:tcMar>
+          </w:tcPr>
+          <w:p>
+            <w:pPr>
+              <w:jc w:val="center"/>
+            </w:pPr>
+            <w:r>
+              <w:t xml:space="preserve">1313.7</w:t>
+            </w:r>
+          </w:p>
+        </w:tc>
+      </w:tr>
+      <w:tr>
+        <w:trPr>
+          <w:cantSplit/>
+        </w:trPr>
+        <w:tc>
+          <w:tcPr>
+            <w:tcW w:w="1800" w:type="dxa"/>
+            <w:tcBorders>
+              <w:top w:val="single" w:sz="4" w:space="0" w:color="BBBBBB"/>
+              <w:left w:val="single" w:sz="4" w:space="0" w:color="BBBBBB"/>
+              <w:bottom w:val="single" w:sz="4" w:space="0" w:color="BBBBBB"/>
+              <w:right w:val="single" w:sz="4" w:space="0" w:color="BBBBBB"/>
+            </w:tcBorders>
+            <w:tcMar>
+              <w:top w:w="70" w:type="dxa"/>
+              <w:left w:w="110" w:type="dxa"/>
+              <w:bottom w:w="70" w:type="dxa"/>
+              <w:right w:w="110" w:type="dxa"/>
+            </w:tcMar>
+          </w:tcPr>
+          <w:p>
+            <w:r>
+              <w:t xml:space="preserve">1351.1</w:t>
+            </w:r>
+          </w:p>
+        </w:tc>
+        <w:tc>
+          <w:tcPr>
+            <w:tcW w:w="2400" w:type="dxa"/>
+            <w:tcBorders>
+              <w:top w:val="single" w:sz="4" w:space="0" w:color="BBBBBB"/>
+              <w:left w:val="single" w:sz="4" w:space="0" w:color="BBBBBB"/>
+              <w:bottom w:val="single" w:sz="4" w:space="0" w:color="BBBBBB"/>
+              <w:right w:val="single" w:sz="4" w:space="0" w:color="BBBBBB"/>
+            </w:tcBorders>
+            <w:tcMar>
+              <w:top w:w="70" w:type="dxa"/>
+              <w:left w:w="110" w:type="dxa"/>
+              <w:bottom w:w="70" w:type="dxa"/>
+              <w:right w:w="110" w:type="dxa"/>
+            </w:tcMar>
+          </w:tcPr>
+          <w:p>
+            <w:pPr>
+              <w:jc w:val="center"/>
+            </w:pPr>
+            <w:r>
+              <w:t xml:space="preserve">4068</w:t>
+            </w:r>
+          </w:p>
+        </w:tc>
+        <w:tc>
+          <w:tcPr>
+            <w:tcW w:w="2400" w:type="dxa"/>
+            <w:tcBorders>
+              <w:top w:val="single" w:sz="4" w:space="0" w:color="BBBBBB"/>
+              <w:left w:val="single" w:sz="4" w:space="0" w:color="BBBBBB"/>
+              <w:bottom w:val="single" w:sz="4" w:space="0" w:color="BBBBBB"/>
+              <w:right w:val="single" w:sz="4" w:space="0" w:color="BBBBBB"/>
+            </w:tcBorders>
+            <w:tcMar>
+              <w:top w:w="70" w:type="dxa"/>
+              <w:left w:w="110" w:type="dxa"/>
+              <w:bottom w:w="70" w:type="dxa"/>
+              <w:right w:w="110" w:type="dxa"/>
+            </w:tcMar>
+          </w:tcPr>
+          <w:p>
+            <w:pPr>
+              <w:jc w:val="center"/>
+            </w:pPr>
+            <w:r>
+              <w:t xml:space="preserve">28</w:t>
+            </w:r>
+          </w:p>
+        </w:tc>
+        <w:tc>
+          <w:tcPr>
+            <w:tcW w:w="2760" w:type="dxa"/>
+            <w:tcBorders>
+              <w:top w:val="single" w:sz="4" w:space="0" w:color="BBBBBB"/>
+              <w:left w:val="single" w:sz="4" w:space="0" w:color="BBBBBB"/>
+              <w:bottom w:val="single" w:sz="4" w:space="0" w:color="BBBBBB"/>
+              <w:right w:val="single" w:sz="4" w:space="0" w:color="BBBBBB"/>
+            </w:tcBorders>
+            <w:tcMar>
+              <w:top w:w="70" w:type="dxa"/>
+              <w:left w:w="110" w:type="dxa"/>
+              <w:bottom w:w="70" w:type="dxa"/>
+              <w:right w:w="110" w:type="dxa"/>
+            </w:tcMar>
+          </w:tcPr>
+          <w:p>
+            <w:pPr>
+              <w:jc w:val="center"/>
+            </w:pPr>
+            <w:r>
+              <w:t xml:space="preserve">1311.5</w:t>
+            </w:r>
+          </w:p>
+        </w:tc>
+      </w:tr>
+    </w:tbl>
+    <w:p/>
+    <w:p>
+      <w:pPr>
+        <w:pStyle w:val="Heading2"/>
+      </w:pPr>
+      <w:r>
+        <w:t>Wait by queue order</w:t>
+      </w:r>
+    </w:p>
+    <w:tbl>
+      <w:tblPr>
+        <w:tblW w:w="9360" w:type="dxa"/>
+        <w:tblBorders>
+          <w:top w:val="single" w:sz="4" w:space="0" w:color="auto"/>
+          <w:left w:val="single" w:sz="4" w:space="0" w:color="auto"/>
+          <w:bottom w:val="single" w:sz="4" w:space="0" w:color="auto"/>
+          <w:right w:val="single" w:sz="4" w:space="0" w:color="auto"/>
+          <w:insideH w:val="single" w:sz="4" w:space="0" w:color="auto"/>
+          <w:insideV w:val="single" w:sz="4" w:space="0" w:color="auto"/>
+        </w:tblBorders>
+        <w:tblCellMar>
+          <w:left w:w="10" w:type="dxa"/>
+          <w:right w:w="10" w:type="dxa"/>
+        </w:tblCellMar>
+        <w:tblLook w:val="04A0" w:firstRow="1" w:lastRow="0" w:firstColumn="1" w:lastColumn="0" w:noHBand="0" w:noVBand="1"/>
+      </w:tblPr>
+      <w:tblGrid>
+        <w:gridCol w:w="2900"/>
+        <w:gridCol w:w="1600"/>
+        <w:gridCol w:w="1500"/>
+        <w:gridCol w:w="1600"/>
+        <w:gridCol w:w="1760"/>
+      </w:tblGrid>
+      <w:tr>
+        <w:trPr>
+          <w:cantSplit/>
+          <w:tblHeader/>
+        </w:trPr>
+        <w:tc>
+          <w:tcPr>
+            <w:tcW w:w="2900" w:type="dxa"/>
+            <w:tcBorders>
+              <w:top w:val="single" w:sz="4" w:space="0" w:color="BBBBBB"/>
+              <w:left w:val="single" w:sz="4" w:space="0" w:color="BBBBBB"/>
+              <w:bottom w:val="single" w:sz="4" w:space="0" w:color="BBBBBB"/>
+              <w:right w:val="single" w:sz="4" w:space="0" w:color="BBBBBB"/>
+            </w:tcBorders>
+            <w:shd w:val="clear" w:color="auto" w:fill="E8EEF5"/>
+            <w:tcMar>
+              <w:top w:w="70" w:type="dxa"/>
+              <w:left w:w="110" w:type="dxa"/>
+              <w:bottom w:w="70" w:type="dxa"/>
+              <w:right w:w="110" w:type="dxa"/>
+            </w:tcMar>
+          </w:tcPr>
+          <w:p>
+            <w:r>
+              <w:rPr>
+                <w:b/>
+                <w:bCs/>
+              </w:rPr>
+              <w:t xml:space="preserve">Order</w:t>
+            </w:r>
+          </w:p>
+        </w:tc>
+        <w:tc>
+          <w:tcPr>
+            <w:tcW w:w="1600" w:type="dxa"/>
+            <w:tcBorders>
+              <w:top w:val="single" w:sz="4" w:space="0" w:color="BBBBBB"/>
+              <w:left w:val="single" w:sz="4" w:space="0" w:color="BBBBBB"/>
+              <w:bottom w:val="single" w:sz="4" w:space="0" w:color="BBBBBB"/>
+              <w:right w:val="single" w:sz="4" w:space="0" w:color="BBBBBB"/>
+            </w:tcBorders>
+            <w:shd w:val="clear" w:color="auto" w:fill="E8EEF5"/>
+            <w:tcMar>
+              <w:top w:w="70" w:type="dxa"/>
+              <w:left w:w="110" w:type="dxa"/>
+              <w:bottom w:w="70" w:type="dxa"/>
+              <w:right w:w="110" w:type="dxa"/>
+            </w:tcMar>
+          </w:tcPr>
+          <w:p>
+            <w:pPr>
+              <w:jc w:val="center"/>
+            </w:pPr>
+            <w:r>
+              <w:rPr>
+                <w:b/>
+                <w:bCs/>
+              </w:rPr>
+              <w:t xml:space="preserve">Surge median wait</w:t>
+            </w:r>
+          </w:p>
+        </w:tc>
+        <w:tc>
+          <w:tcPr>
+            <w:tcW w:w="1500" w:type="dxa"/>
+            <w:tcBorders>
+              <w:top w:val="single" w:sz="4" w:space="0" w:color="BBBBBB"/>
+              <w:left w:val="single" w:sz="4" w:space="0" w:color="BBBBBB"/>
+              <w:bottom w:val="single" w:sz="4" w:space="0" w:color="BBBBBB"/>
+              <w:right w:val="single" w:sz="4" w:space="0" w:color="BBBBBB"/>
+            </w:tcBorders>
+            <w:shd w:val="clear" w:color="auto" w:fill="E8EEF5"/>
+            <w:tcMar>
+              <w:top w:w="70" w:type="dxa"/>
+              <w:left w:w="110" w:type="dxa"/>
+              <w:bottom w:w="70" w:type="dxa"/>
+              <w:right w:w="110" w:type="dxa"/>
+            </w:tcMar>
+          </w:tcPr>
+          <w:p>
+            <w:pPr>
+              <w:jc w:val="center"/>
+            </w:pPr>
+            <w:r>
+              <w:rPr>
+                <w:b/>
+                <w:bCs/>
+              </w:rPr>
+              <w:t xml:space="preserve">P99 wait</w:t>
+            </w:r>
+          </w:p>
+        </w:tc>
+        <w:tc>
+          <w:tcPr>
+            <w:tcW w:w="1600" w:type="dxa"/>
+            <w:tcBorders>
+              <w:top w:val="single" w:sz="4" w:space="0" w:color="BBBBBB"/>
+              <w:left w:val="single" w:sz="4" w:space="0" w:color="BBBBBB"/>
+              <w:bottom w:val="single" w:sz="4" w:space="0" w:color="BBBBBB"/>
+              <w:right w:val="single" w:sz="4" w:space="0" w:color="BBBBBB"/>
+            </w:tcBorders>
+            <w:shd w:val="clear" w:color="auto" w:fill="E8EEF5"/>
+            <w:tcMar>
+              <w:top w:w="70" w:type="dxa"/>
+              <w:left w:w="110" w:type="dxa"/>
+              <w:bottom w:w="70" w:type="dxa"/>
+              <w:right w:w="110" w:type="dxa"/>
+            </w:tcMar>
+          </w:tcPr>
+          <w:p>
+            <w:pPr>
+              <w:jc w:val="center"/>
+            </w:pPr>
+            <w:r>
+              <w:rPr>
+                <w:b/>
+                <w:bCs/>
+              </w:rPr>
+              <w:t xml:space="preserve">Worst wait</w:t>
+            </w:r>
+          </w:p>
+        </w:tc>
+        <w:tc>
+          <w:tcPr>
+            <w:tcW w:w="1760" w:type="dxa"/>
+            <w:tcBorders>
+              <w:top w:val="single" w:sz="4" w:space="0" w:color="BBBBBB"/>
+              <w:left w:val="single" w:sz="4" w:space="0" w:color="BBBBBB"/>
+              <w:bottom w:val="single" w:sz="4" w:space="0" w:color="BBBBBB"/>
+              <w:right w:val="single" w:sz="4" w:space="0" w:color="BBBBBB"/>
+            </w:tcBorders>
+            <w:shd w:val="clear" w:color="auto" w:fill="E8EEF5"/>
+            <w:tcMar>
+              <w:top w:w="70" w:type="dxa"/>
+              <w:left w:w="110" w:type="dxa"/>
+              <w:bottom w:w="70" w:type="dxa"/>
+              <w:right w:w="110" w:type="dxa"/>
+            </w:tcMar>
+          </w:tcPr>
+          <w:p>
+            <w:pPr>
+              <w:jc w:val="center"/>
+            </w:pPr>
+            <w:r>
+              <w:rPr>
+                <w:b/>
+                <w:bCs/>
+              </w:rPr>
+              <w:t xml:space="preserve">Requests waiting over 3 min</w:t>
+            </w:r>
+          </w:p>
+        </w:tc>
+      </w:tr>
+      <w:tr>
+        <w:trPr>
+          <w:cantSplit/>
+        </w:trPr>
+        <w:tc>
+          <w:tcPr>
+            <w:tcW w:w="2900" w:type="dxa"/>
+            <w:tcBorders>
+              <w:top w:val="single" w:sz="4" w:space="0" w:color="BBBBBB"/>
+              <w:left w:val="single" w:sz="4" w:space="0" w:color="BBBBBB"/>
+              <w:bottom w:val="single" w:sz="4" w:space="0" w:color="BBBBBB"/>
+              <w:right w:val="single" w:sz="4" w:space="0" w:color="BBBBBB"/>
+            </w:tcBorders>
+            <w:tcMar>
+              <w:top w:w="70" w:type="dxa"/>
+              <w:left w:w="110" w:type="dxa"/>
+              <w:bottom w:w="70" w:type="dxa"/>
+              <w:right w:w="110" w:type="dxa"/>
+            </w:tcMar>
+          </w:tcPr>
+          <w:p>
+            <w:r>
+              <w:t xml:space="preserve">Arrival order (Part 3)</w:t>
+            </w:r>
+          </w:p>
+        </w:tc>
+        <w:tc>
+          <w:tcPr>
+            <w:tcW w:w="1600" w:type="dxa"/>
+            <w:tcBorders>
+              <w:top w:val="single" w:sz="4" w:space="0" w:color="BBBBBB"/>
+              <w:left w:val="single" w:sz="4" w:space="0" w:color="BBBBBB"/>
+              <w:bottom w:val="single" w:sz="4" w:space="0" w:color="BBBBBB"/>
+              <w:right w:val="single" w:sz="4" w:space="0" w:color="BBBBBB"/>
+            </w:tcBorders>
+            <w:tcMar>
+              <w:top w:w="70" w:type="dxa"/>
+              <w:left w:w="110" w:type="dxa"/>
+              <w:bottom w:w="70" w:type="dxa"/>
+              <w:right w:w="110" w:type="dxa"/>
+            </w:tcMar>
+          </w:tcPr>
+          <w:p>
+            <w:pPr>
+              <w:jc w:val="center"/>
+            </w:pPr>
+            <w:r>
+              <w:t xml:space="preserve">112.2 s</w:t>
+            </w:r>
+          </w:p>
+        </w:tc>
+        <w:tc>
+          <w:tcPr>
+            <w:tcW w:w="1500" w:type="dxa"/>
+            <w:tcBorders>
+              <w:top w:val="single" w:sz="4" w:space="0" w:color="BBBBBB"/>
+              <w:left w:val="single" w:sz="4" w:space="0" w:color="BBBBBB"/>
+              <w:bottom w:val="single" w:sz="4" w:space="0" w:color="BBBBBB"/>
+              <w:right w:val="single" w:sz="4" w:space="0" w:color="BBBBBB"/>
+            </w:tcBorders>
+            <w:tcMar>
+              <w:top w:w="70" w:type="dxa"/>
+              <w:left w:w="110" w:type="dxa"/>
+              <w:bottom w:w="70" w:type="dxa"/>
+              <w:right w:w="110" w:type="dxa"/>
+            </w:tcMar>
+          </w:tcPr>
+          <w:p>
+            <w:pPr>
+              <w:jc w:val="center"/>
+            </w:pPr>
+            <w:r>
+              <w:t xml:space="preserve">171.2 s</w:t>
+            </w:r>
+          </w:p>
+        </w:tc>
+        <w:tc>
+          <w:tcPr>
+            <w:tcW w:w="1600" w:type="dxa"/>
+            <w:tcBorders>
+              <w:top w:val="single" w:sz="4" w:space="0" w:color="BBBBBB"/>
+              <w:left w:val="single" w:sz="4" w:space="0" w:color="BBBBBB"/>
+              <w:bottom w:val="single" w:sz="4" w:space="0" w:color="BBBBBB"/>
+              <w:right w:val="single" w:sz="4" w:space="0" w:color="BBBBBB"/>
+            </w:tcBorders>
+            <w:tcMar>
+              <w:top w:w="70" w:type="dxa"/>
+              <w:left w:w="110" w:type="dxa"/>
+              <w:bottom w:w="70" w:type="dxa"/>
+              <w:right w:w="110" w:type="dxa"/>
+            </w:tcMar>
+          </w:tcPr>
+          <w:p>
+            <w:pPr>
+              <w:jc w:val="center"/>
+            </w:pPr>
+            <w:r>
+              <w:t xml:space="preserve">175.2 s</w:t>
+            </w:r>
+          </w:p>
+        </w:tc>
+        <w:tc>
+          <w:tcPr>
+            <w:tcW w:w="1760" w:type="dxa"/>
+            <w:tcBorders>
+              <w:top w:val="single" w:sz="4" w:space="0" w:color="BBBBBB"/>
+              <w:left w:val="single" w:sz="4" w:space="0" w:color="BBBBBB"/>
+              <w:bottom w:val="single" w:sz="4" w:space="0" w:color="BBBBBB"/>
+              <w:right w:val="single" w:sz="4" w:space="0" w:color="BBBBBB"/>
+            </w:tcBorders>
+            <w:tcMar>
+              <w:top w:w="70" w:type="dxa"/>
+              <w:left w:w="110" w:type="dxa"/>
+              <w:bottom w:w="70" w:type="dxa"/>
+              <w:right w:w="110" w:type="dxa"/>
+            </w:tcMar>
+          </w:tcPr>
+          <w:p>
+            <w:pPr>
+              <w:jc w:val="center"/>
+            </w:pPr>
+            <w:r>
+              <w:t xml:space="preserve">0</w:t>
+            </w:r>
+          </w:p>
+        </w:tc>
+      </w:tr>
+      <w:tr>
+        <w:trPr>
+          <w:cantSplit/>
+        </w:trPr>
+        <w:tc>
+          <w:tcPr>
+            <w:tcW w:w="2900" w:type="dxa"/>
+            <w:tcBorders>
+              <w:top w:val="single" w:sz="4" w:space="0" w:color="BBBBBB"/>
+              <w:left w:val="single" w:sz="4" w:space="0" w:color="BBBBBB"/>
+              <w:bottom w:val="single" w:sz="4" w:space="0" w:color="BBBBBB"/>
+              <w:right w:val="single" w:sz="4" w:space="0" w:color="BBBBBB"/>
+            </w:tcBorders>
+            <w:tcMar>
+              <w:top w:w="70" w:type="dxa"/>
+              <w:left w:w="110" w:type="dxa"/>
+              <w:bottom w:w="70" w:type="dxa"/>
+              <w:right w:w="110" w:type="dxa"/>
+            </w:tcMar>
+          </w:tcPr>
+          <w:p>
+            <w:r>
+              <w:t xml:space="preserve">Aging 0 (plain shortest-first)</w:t>
+            </w:r>
+          </w:p>
+        </w:tc>
+        <w:tc>
+          <w:tcPr>
+            <w:tcW w:w="1600" w:type="dxa"/>
+            <w:tcBorders>
+              <w:top w:val="single" w:sz="4" w:space="0" w:color="BBBBBB"/>
+              <w:left w:val="single" w:sz="4" w:space="0" w:color="BBBBBB"/>
+              <w:bottom w:val="single" w:sz="4" w:space="0" w:color="BBBBBB"/>
+              <w:right w:val="single" w:sz="4" w:space="0" w:color="BBBBBB"/>
+            </w:tcBorders>
+            <w:tcMar>
+              <w:top w:w="70" w:type="dxa"/>
+              <w:left w:w="110" w:type="dxa"/>
+              <w:bottom w:w="70" w:type="dxa"/>
+              <w:right w:w="110" w:type="dxa"/>
+            </w:tcMar>
+          </w:tcPr>
+          <w:p>
+            <w:pPr>
+              <w:jc w:val="center"/>
+            </w:pPr>
+            <w:r>
+              <w:t xml:space="preserve">0.2 s</w:t>
+            </w:r>
+          </w:p>
+        </w:tc>
+        <w:tc>
+          <w:tcPr>
+            <w:tcW w:w="1500" w:type="dxa"/>
+            <w:tcBorders>
+              <w:top w:val="single" w:sz="4" w:space="0" w:color="BBBBBB"/>
+              <w:left w:val="single" w:sz="4" w:space="0" w:color="BBBBBB"/>
+              <w:bottom w:val="single" w:sz="4" w:space="0" w:color="BBBBBB"/>
+              <w:right w:val="single" w:sz="4" w:space="0" w:color="BBBBBB"/>
+            </w:tcBorders>
+            <w:tcMar>
+              <w:top w:w="70" w:type="dxa"/>
+              <w:left w:w="110" w:type="dxa"/>
+              <w:bottom w:w="70" w:type="dxa"/>
+              <w:right w:w="110" w:type="dxa"/>
+            </w:tcMar>
+          </w:tcPr>
+          <w:p>
+            <w:pPr>
+              <w:jc w:val="center"/>
+            </w:pPr>
+            <w:r>
+              <w:t xml:space="preserve">647.8 s</w:t>
+            </w:r>
+          </w:p>
+        </w:tc>
+        <w:tc>
+          <w:tcPr>
+            <w:tcW w:w="1600" w:type="dxa"/>
+            <w:tcBorders>
+              <w:top w:val="single" w:sz="4" w:space="0" w:color="BBBBBB"/>
+              <w:left w:val="single" w:sz="4" w:space="0" w:color="BBBBBB"/>
+              <w:bottom w:val="single" w:sz="4" w:space="0" w:color="BBBBBB"/>
+              <w:right w:val="single" w:sz="4" w:space="0" w:color="BBBBBB"/>
+            </w:tcBorders>
+            <w:tcMar>
+              <w:top w:w="70" w:type="dxa"/>
+              <w:left w:w="110" w:type="dxa"/>
+              <w:bottom w:w="70" w:type="dxa"/>
+              <w:right w:w="110" w:type="dxa"/>
+            </w:tcMar>
+          </w:tcPr>
+          <w:p>
+            <w:pPr>
+              <w:jc w:val="center"/>
+            </w:pPr>
+            <w:r>
+              <w:t xml:space="preserve">1482.5 s</w:t>
+            </w:r>
+          </w:p>
+        </w:tc>
+        <w:tc>
+          <w:tcPr>
+            <w:tcW w:w="1760" w:type="dxa"/>
+            <w:tcBorders>
+              <w:top w:val="single" w:sz="4" w:space="0" w:color="BBBBBB"/>
+              <w:left w:val="single" w:sz="4" w:space="0" w:color="BBBBBB"/>
+              <w:bottom w:val="single" w:sz="4" w:space="0" w:color="BBBBBB"/>
+              <w:right w:val="single" w:sz="4" w:space="0" w:color="BBBBBB"/>
+            </w:tcBorders>
+            <w:tcMar>
+              <w:top w:w="70" w:type="dxa"/>
+              <w:left w:w="110" w:type="dxa"/>
+              <w:bottom w:w="70" w:type="dxa"/>
+              <w:right w:w="110" w:type="dxa"/>
+            </w:tcMar>
+          </w:tcPr>
+          <w:p>
+            <w:pPr>
+              <w:jc w:val="center"/>
+            </w:pPr>
+            <w:r>
+              <w:t xml:space="preserve">383</w:t>
+            </w:r>
+          </w:p>
+        </w:tc>
+      </w:tr>
+      <w:tr>
+        <w:trPr>
+          <w:cantSplit/>
+        </w:trPr>
+        <w:tc>
+          <w:tcPr>
+            <w:tcW w:w="2900" w:type="dxa"/>
+            <w:tcBorders>
+              <w:top w:val="single" w:sz="4" w:space="0" w:color="BBBBBB"/>
+              <w:left w:val="single" w:sz="4" w:space="0" w:color="BBBBBB"/>
+              <w:bottom w:val="single" w:sz="4" w:space="0" w:color="BBBBBB"/>
+              <w:right w:val="single" w:sz="4" w:space="0" w:color="BBBBBB"/>
+            </w:tcBorders>
+            <w:tcMar>
+              <w:top w:w="70" w:type="dxa"/>
+              <w:left w:w="110" w:type="dxa"/>
+              <w:bottom w:w="70" w:type="dxa"/>
+              <w:right w:w="110" w:type="dxa"/>
+            </w:tcMar>
+          </w:tcPr>
+          <w:p>
+            <w:r>
+              <w:t xml:space="preserve">Aging 25</w:t>
+            </w:r>
+          </w:p>
+        </w:tc>
+        <w:tc>
+          <w:tcPr>
+            <w:tcW w:w="1600" w:type="dxa"/>
+            <w:tcBorders>
+              <w:top w:val="single" w:sz="4" w:space="0" w:color="BBBBBB"/>
+              <w:left w:val="single" w:sz="4" w:space="0" w:color="BBBBBB"/>
+              <w:bottom w:val="single" w:sz="4" w:space="0" w:color="BBBBBB"/>
+              <w:right w:val="single" w:sz="4" w:space="0" w:color="BBBBBB"/>
+            </w:tcBorders>
+            <w:tcMar>
+              <w:top w:w="70" w:type="dxa"/>
+              <w:left w:w="110" w:type="dxa"/>
+              <w:bottom w:w="70" w:type="dxa"/>
+              <w:right w:w="110" w:type="dxa"/>
+            </w:tcMar>
+          </w:tcPr>
+          <w:p>
+            <w:pPr>
+              <w:jc w:val="center"/>
+            </w:pPr>
+            <w:r>
+              <w:t xml:space="preserve">38.3 s</w:t>
+            </w:r>
+          </w:p>
+        </w:tc>
+        <w:tc>
+          <w:tcPr>
+            <w:tcW w:w="1500" w:type="dxa"/>
+            <w:tcBorders>
+              <w:top w:val="single" w:sz="4" w:space="0" w:color="BBBBBB"/>
+              <w:left w:val="single" w:sz="4" w:space="0" w:color="BBBBBB"/>
+              <w:bottom w:val="single" w:sz="4" w:space="0" w:color="BBBBBB"/>
+              <w:right w:val="single" w:sz="4" w:space="0" w:color="BBBBBB"/>
+            </w:tcBorders>
+            <w:tcMar>
+              <w:top w:w="70" w:type="dxa"/>
+              <w:left w:w="110" w:type="dxa"/>
+              <w:bottom w:w="70" w:type="dxa"/>
+              <w:right w:w="110" w:type="dxa"/>
+            </w:tcMar>
+          </w:tcPr>
+          <w:p>
+            <w:pPr>
+              <w:jc w:val="center"/>
+            </w:pPr>
+            <w:r>
+              <w:t xml:space="preserve">212.5 s</w:t>
+            </w:r>
+          </w:p>
+        </w:tc>
+        <w:tc>
+          <w:tcPr>
+            <w:tcW w:w="1600" w:type="dxa"/>
+            <w:tcBorders>
+              <w:top w:val="single" w:sz="4" w:space="0" w:color="BBBBBB"/>
+              <w:left w:val="single" w:sz="4" w:space="0" w:color="BBBBBB"/>
+              <w:bottom w:val="single" w:sz="4" w:space="0" w:color="BBBBBB"/>
+              <w:right w:val="single" w:sz="4" w:space="0" w:color="BBBBBB"/>
+            </w:tcBorders>
+            <w:tcMar>
+              <w:top w:w="70" w:type="dxa"/>
+              <w:left w:w="110" w:type="dxa"/>
+              <w:bottom w:w="70" w:type="dxa"/>
+              <w:right w:w="110" w:type="dxa"/>
+            </w:tcMar>
+          </w:tcPr>
+          <w:p>
+            <w:pPr>
+              <w:jc w:val="center"/>
+            </w:pPr>
+            <w:r>
+              <w:t xml:space="preserve">258.7 s</w:t>
+            </w:r>
+          </w:p>
+        </w:tc>
+        <w:tc>
+          <w:tcPr>
+            <w:tcW w:w="1760" w:type="dxa"/>
+            <w:tcBorders>
+              <w:top w:val="single" w:sz="4" w:space="0" w:color="BBBBBB"/>
+              <w:left w:val="single" w:sz="4" w:space="0" w:color="BBBBBB"/>
+              <w:bottom w:val="single" w:sz="4" w:space="0" w:color="BBBBBB"/>
+              <w:right w:val="single" w:sz="4" w:space="0" w:color="BBBBBB"/>
+            </w:tcBorders>
+            <w:tcMar>
+              <w:top w:w="70" w:type="dxa"/>
+              <w:left w:w="110" w:type="dxa"/>
+              <w:bottom w:w="70" w:type="dxa"/>
+              <w:right w:w="110" w:type="dxa"/>
+            </w:tcMar>
+          </w:tcPr>
+          <w:p>
+            <w:pPr>
+              <w:jc w:val="center"/>
+            </w:pPr>
+            <w:r>
+              <w:t xml:space="preserve">425</w:t>
+            </w:r>
+          </w:p>
+        </w:tc>
+      </w:tr>
+      <w:tr>
+        <w:trPr>
+          <w:cantSplit/>
+        </w:trPr>
+        <w:tc>
+          <w:tcPr>
+            <w:tcW w:w="2900" w:type="dxa"/>
+            <w:tcBorders>
+              <w:top w:val="single" w:sz="4" w:space="0" w:color="BBBBBB"/>
+              <w:left w:val="single" w:sz="4" w:space="0" w:color="BBBBBB"/>
+              <w:bottom w:val="single" w:sz="4" w:space="0" w:color="BBBBBB"/>
+              <w:right w:val="single" w:sz="4" w:space="0" w:color="BBBBBB"/>
+            </w:tcBorders>
+            <w:tcMar>
+              <w:top w:w="70" w:type="dxa"/>
+              <w:left w:w="110" w:type="dxa"/>
+              <w:bottom w:w="70" w:type="dxa"/>
+              <w:right w:w="110" w:type="dxa"/>
+            </w:tcMar>
+          </w:tcPr>
+          <w:p>
+            <w:r>
+              <w:t xml:space="preserve">Aging 50</w:t>
+            </w:r>
+          </w:p>
+        </w:tc>
+        <w:tc>
+          <w:tcPr>
+            <w:tcW w:w="1600" w:type="dxa"/>
+            <w:tcBorders>
+              <w:top w:val="single" w:sz="4" w:space="0" w:color="BBBBBB"/>
+              <w:left w:val="single" w:sz="4" w:space="0" w:color="BBBBBB"/>
+              <w:bottom w:val="single" w:sz="4" w:space="0" w:color="BBBBBB"/>
+              <w:right w:val="single" w:sz="4" w:space="0" w:color="BBBBBB"/>
+            </w:tcBorders>
+            <w:tcMar>
+              <w:top w:w="70" w:type="dxa"/>
+              <w:left w:w="110" w:type="dxa"/>
+              <w:bottom w:w="70" w:type="dxa"/>
+              <w:right w:w="110" w:type="dxa"/>
+            </w:tcMar>
+          </w:tcPr>
+          <w:p>
+            <w:pPr>
+              <w:jc w:val="center"/>
+            </w:pPr>
+            <w:r>
+              <w:t xml:space="preserve">78.4 s</w:t>
+            </w:r>
+          </w:p>
+        </w:tc>
+        <w:tc>
+          <w:tcPr>
+            <w:tcW w:w="1500" w:type="dxa"/>
+            <w:tcBorders>
+              <w:top w:val="single" w:sz="4" w:space="0" w:color="BBBBBB"/>
+              <w:left w:val="single" w:sz="4" w:space="0" w:color="BBBBBB"/>
+              <w:bottom w:val="single" w:sz="4" w:space="0" w:color="BBBBBB"/>
+              <w:right w:val="single" w:sz="4" w:space="0" w:color="BBBBBB"/>
+            </w:tcBorders>
+            <w:tcMar>
+              <w:top w:w="70" w:type="dxa"/>
+              <w:left w:w="110" w:type="dxa"/>
+              <w:bottom w:w="70" w:type="dxa"/>
+              <w:right w:w="110" w:type="dxa"/>
+            </w:tcMar>
+          </w:tcPr>
+          <w:p>
+            <w:pPr>
+              <w:jc w:val="center"/>
+            </w:pPr>
+            <w:r>
+              <w:t xml:space="preserve">181.1 s</w:t>
+            </w:r>
+          </w:p>
+        </w:tc>
+        <w:tc>
+          <w:tcPr>
+            <w:tcW w:w="1600" w:type="dxa"/>
+            <w:tcBorders>
+              <w:top w:val="single" w:sz="4" w:space="0" w:color="BBBBBB"/>
+              <w:left w:val="single" w:sz="4" w:space="0" w:color="BBBBBB"/>
+              <w:bottom w:val="single" w:sz="4" w:space="0" w:color="BBBBBB"/>
+              <w:right w:val="single" w:sz="4" w:space="0" w:color="BBBBBB"/>
+            </w:tcBorders>
+            <w:tcMar>
+              <w:top w:w="70" w:type="dxa"/>
+              <w:left w:w="110" w:type="dxa"/>
+              <w:bottom w:w="70" w:type="dxa"/>
+              <w:right w:w="110" w:type="dxa"/>
+            </w:tcMar>
+          </w:tcPr>
+          <w:p>
+            <w:pPr>
+              <w:jc w:val="center"/>
+            </w:pPr>
+            <w:r>
+              <w:t xml:space="preserve">211.7 s</w:t>
+            </w:r>
+          </w:p>
+        </w:tc>
+        <w:tc>
+          <w:tcPr>
+            <w:tcW w:w="1760" w:type="dxa"/>
+            <w:tcBorders>
+              <w:top w:val="single" w:sz="4" w:space="0" w:color="BBBBBB"/>
+              <w:left w:val="single" w:sz="4" w:space="0" w:color="BBBBBB"/>
+              <w:bottom w:val="single" w:sz="4" w:space="0" w:color="BBBBBB"/>
+              <w:right w:val="single" w:sz="4" w:space="0" w:color="BBBBBB"/>
+            </w:tcBorders>
+            <w:tcMar>
+              <w:top w:w="70" w:type="dxa"/>
+              <w:left w:w="110" w:type="dxa"/>
+              <w:bottom w:w="70" w:type="dxa"/>
+              <w:right w:w="110" w:type="dxa"/>
+            </w:tcMar>
+          </w:tcPr>
+          <w:p>
+            <w:pPr>
+              <w:jc w:val="center"/>
+            </w:pPr>
+            <w:r>
+              <w:t xml:space="preserve">202</w:t>
+            </w:r>
+          </w:p>
+        </w:tc>
+      </w:tr>
+      <w:tr>
+        <w:trPr>
+          <w:cantSplit/>
+        </w:trPr>
+        <w:tc>
+          <w:tcPr>
+            <w:tcW w:w="2900" w:type="dxa"/>
+            <w:tcBorders>
+              <w:top w:val="single" w:sz="4" w:space="0" w:color="BBBBBB"/>
+              <w:left w:val="single" w:sz="4" w:space="0" w:color="BBBBBB"/>
+              <w:bottom w:val="single" w:sz="4" w:space="0" w:color="BBBBBB"/>
+              <w:right w:val="single" w:sz="4" w:space="0" w:color="BBBBBB"/>
+            </w:tcBorders>
+            <w:tcMar>
+              <w:top w:w="70" w:type="dxa"/>
+              <w:left w:w="110" w:type="dxa"/>
+              <w:bottom w:w="70" w:type="dxa"/>
+              <w:right w:w="110" w:type="dxa"/>
+            </w:tcMar>
+          </w:tcPr>
+          <w:p>
+            <w:r>
+              <w:t xml:space="preserve">Aging 100</w:t>
+            </w:r>
+          </w:p>
+        </w:tc>
+        <w:tc>
+          <w:tcPr>
+            <w:tcW w:w="1600" w:type="dxa"/>
+            <w:tcBorders>
+              <w:top w:val="single" w:sz="4" w:space="0" w:color="BBBBBB"/>
+              <w:left w:val="single" w:sz="4" w:space="0" w:color="BBBBBB"/>
+              <w:bottom w:val="single" w:sz="4" w:space="0" w:color="BBBBBB"/>
+              <w:right w:val="single" w:sz="4" w:space="0" w:color="BBBBBB"/>
+            </w:tcBorders>
+            <w:tcMar>
+              <w:top w:w="70" w:type="dxa"/>
+              <w:left w:w="110" w:type="dxa"/>
+              <w:bottom w:w="70" w:type="dxa"/>
+              <w:right w:w="110" w:type="dxa"/>
+            </w:tcMar>
+          </w:tcPr>
+          <w:p>
+            <w:pPr>
+              <w:jc w:val="center"/>
+            </w:pPr>
+            <w:r>
+              <w:t xml:space="preserve">96.7 s</w:t>
+            </w:r>
+          </w:p>
+        </w:tc>
+        <w:tc>
+          <w:tcPr>
+            <w:tcW w:w="1500" w:type="dxa"/>
+            <w:tcBorders>
+              <w:top w:val="single" w:sz="4" w:space="0" w:color="BBBBBB"/>
+              <w:left w:val="single" w:sz="4" w:space="0" w:color="BBBBBB"/>
+              <w:bottom w:val="single" w:sz="4" w:space="0" w:color="BBBBBB"/>
+              <w:right w:val="single" w:sz="4" w:space="0" w:color="BBBBBB"/>
+            </w:tcBorders>
+            <w:tcMar>
+              <w:top w:w="70" w:type="dxa"/>
+              <w:left w:w="110" w:type="dxa"/>
+              <w:bottom w:w="70" w:type="dxa"/>
+              <w:right w:w="110" w:type="dxa"/>
+            </w:tcMar>
+          </w:tcPr>
+          <w:p>
+            <w:pPr>
+              <w:jc w:val="center"/>
+            </w:pPr>
+            <w:r>
+              <w:t xml:space="preserve">168.9 s</w:t>
+            </w:r>
+          </w:p>
+        </w:tc>
+        <w:tc>
+          <w:tcPr>
+            <w:tcW w:w="1600" w:type="dxa"/>
+            <w:tcBorders>
+              <w:top w:val="single" w:sz="4" w:space="0" w:color="BBBBBB"/>
+              <w:left w:val="single" w:sz="4" w:space="0" w:color="BBBBBB"/>
+              <w:bottom w:val="single" w:sz="4" w:space="0" w:color="BBBBBB"/>
+              <w:right w:val="single" w:sz="4" w:space="0" w:color="BBBBBB"/>
+            </w:tcBorders>
+            <w:tcMar>
+              <w:top w:w="70" w:type="dxa"/>
+              <w:left w:w="110" w:type="dxa"/>
+              <w:bottom w:w="70" w:type="dxa"/>
+              <w:right w:w="110" w:type="dxa"/>
+            </w:tcMar>
+          </w:tcPr>
+          <w:p>
+            <w:pPr>
+              <w:jc w:val="center"/>
+            </w:pPr>
+            <w:r>
+              <w:t xml:space="preserve">190.5 s</w:t>
+            </w:r>
+          </w:p>
+        </w:tc>
+        <w:tc>
+          <w:tcPr>
+            <w:tcW w:w="1760" w:type="dxa"/>
+            <w:tcBorders>
+              <w:top w:val="single" w:sz="4" w:space="0" w:color="BBBBBB"/>
+              <w:left w:val="single" w:sz="4" w:space="0" w:color="BBBBBB"/>
+              <w:bottom w:val="single" w:sz="4" w:space="0" w:color="BBBBBB"/>
+              <w:right w:val="single" w:sz="4" w:space="0" w:color="BBBBBB"/>
+            </w:tcBorders>
+            <w:tcMar>
+              <w:top w:w="70" w:type="dxa"/>
+              <w:left w:w="110" w:type="dxa"/>
+              <w:bottom w:w="70" w:type="dxa"/>
+              <w:right w:w="110" w:type="dxa"/>
+            </w:tcMar>
+          </w:tcPr>
+          <w:p>
+            <w:pPr>
+              <w:jc w:val="center"/>
+            </w:pPr>
+            <w:r>
+              <w:t xml:space="preserve">84</w:t>
+            </w:r>
+          </w:p>
+        </w:tc>
+      </w:tr>
+      <w:tr>
+        <w:trPr>
+          <w:cantSplit/>
+        </w:trPr>
+        <w:tc>
+          <w:tcPr>
+            <w:tcW w:w="2900" w:type="dxa"/>
+            <w:tcBorders>
+              <w:top w:val="single" w:sz="4" w:space="0" w:color="BBBBBB"/>
+              <w:left w:val="single" w:sz="4" w:space="0" w:color="BBBBBB"/>
+              <w:bottom w:val="single" w:sz="4" w:space="0" w:color="BBBBBB"/>
+              <w:right w:val="single" w:sz="4" w:space="0" w:color="BBBBBB"/>
+            </w:tcBorders>
+            <w:tcMar>
+              <w:top w:w="70" w:type="dxa"/>
+              <w:left w:w="110" w:type="dxa"/>
+              <w:bottom w:w="70" w:type="dxa"/>
+              <w:right w:w="110" w:type="dxa"/>
+            </w:tcMar>
+          </w:tcPr>
+          <w:p>
+            <w:r>
+              <w:t xml:space="preserve">Aging 200</w:t>
+            </w:r>
+          </w:p>
+        </w:tc>
+        <w:tc>
+          <w:tcPr>
+            <w:tcW w:w="1600" w:type="dxa"/>
+            <w:tcBorders>
+              <w:top w:val="single" w:sz="4" w:space="0" w:color="BBBBBB"/>
+              <w:left w:val="single" w:sz="4" w:space="0" w:color="BBBBBB"/>
+              <w:bottom w:val="single" w:sz="4" w:space="0" w:color="BBBBBB"/>
+              <w:right w:val="single" w:sz="4" w:space="0" w:color="BBBBBB"/>
+            </w:tcBorders>
+            <w:tcMar>
+              <w:top w:w="70" w:type="dxa"/>
+              <w:left w:w="110" w:type="dxa"/>
+              <w:bottom w:w="70" w:type="dxa"/>
+              <w:right w:w="110" w:type="dxa"/>
+            </w:tcMar>
+          </w:tcPr>
+          <w:p>
+            <w:pPr>
+              <w:jc w:val="center"/>
+            </w:pPr>
+            <w:r>
+              <w:t xml:space="preserve">105.5 s</w:t>
+            </w:r>
+          </w:p>
+        </w:tc>
+        <w:tc>
+          <w:tcPr>
+            <w:tcW w:w="1500" w:type="dxa"/>
+            <w:tcBorders>
+              <w:top w:val="single" w:sz="4" w:space="0" w:color="BBBBBB"/>
+              <w:left w:val="single" w:sz="4" w:space="0" w:color="BBBBBB"/>
+              <w:bottom w:val="single" w:sz="4" w:space="0" w:color="BBBBBB"/>
+              <w:right w:val="single" w:sz="4" w:space="0" w:color="BBBBBB"/>
+            </w:tcBorders>
+            <w:tcMar>
+              <w:top w:w="70" w:type="dxa"/>
+              <w:left w:w="110" w:type="dxa"/>
+              <w:bottom w:w="70" w:type="dxa"/>
+              <w:right w:w="110" w:type="dxa"/>
+            </w:tcMar>
+          </w:tcPr>
+          <w:p>
+            <w:pPr>
+              <w:jc w:val="center"/>
+            </w:pPr>
+            <w:r>
+              <w:t xml:space="preserve">166.2 s</w:t>
+            </w:r>
+          </w:p>
+        </w:tc>
+        <w:tc>
+          <w:tcPr>
+            <w:tcW w:w="1600" w:type="dxa"/>
+            <w:tcBorders>
+              <w:top w:val="single" w:sz="4" w:space="0" w:color="BBBBBB"/>
+              <w:left w:val="single" w:sz="4" w:space="0" w:color="BBBBBB"/>
+              <w:bottom w:val="single" w:sz="4" w:space="0" w:color="BBBBBB"/>
+              <w:right w:val="single" w:sz="4" w:space="0" w:color="BBBBBB"/>
+            </w:tcBorders>
+            <w:tcMar>
+              <w:top w:w="70" w:type="dxa"/>
+              <w:left w:w="110" w:type="dxa"/>
+              <w:bottom w:w="70" w:type="dxa"/>
+              <w:right w:w="110" w:type="dxa"/>
+            </w:tcMar>
+          </w:tcPr>
+          <w:p>
+            <w:pPr>
+              <w:jc w:val="center"/>
+            </w:pPr>
+            <w:r>
+              <w:t xml:space="preserve">182.1 s</w:t>
+            </w:r>
+          </w:p>
+        </w:tc>
+        <w:tc>
+          <w:tcPr>
+            <w:tcW w:w="1760" w:type="dxa"/>
+            <w:tcBorders>
+              <w:top w:val="single" w:sz="4" w:space="0" w:color="BBBBBB"/>
+              <w:left w:val="single" w:sz="4" w:space="0" w:color="BBBBBB"/>
+              <w:bottom w:val="single" w:sz="4" w:space="0" w:color="BBBBBB"/>
+              <w:right w:val="single" w:sz="4" w:space="0" w:color="BBBBBB"/>
+            </w:tcBorders>
+            <w:tcMar>
+              <w:top w:w="70" w:type="dxa"/>
+              <w:left w:w="110" w:type="dxa"/>
+              <w:bottom w:w="70" w:type="dxa"/>
+              <w:right w:w="110" w:type="dxa"/>
+            </w:tcMar>
+          </w:tcPr>
+          <w:p>
+            <w:pPr>
+              <w:jc w:val="center"/>
+            </w:pPr>
+            <w:r>
+              <w:t xml:space="preserve">27</w:t>
+            </w:r>
+          </w:p>
+        </w:tc>
+      </w:tr>
+    </w:tbl>
+    <w:p/>
+    <w:p>
+      <w:pPr>
+        <w:pStyle w:val="Heading2"/>
+      </w:pPr>
+      <w:r>
+        <w:t>Q1. Which order gives the lowest median and worst wait?</w:t>
+      </w:r>
+    </w:p>
+    <w:p>
+      <w:pPr>
+        <w:spacing w:after="120" w:line="276" w:lineRule="auto"/>
+      </w:pPr>
+      <w:r>
+        <w:t xml:space="preserve">aging 0 had the lowest surge median wait at 0.2s. arrival order had lowest worst wait at 175.2s. aging 200 comes closest to this at 182.1 s. 2 s P99 target is met by nothing, the next best P99 is 182.1 s by aging 200.</w:t>
+      </w:r>
+    </w:p>
+    <w:p>
+      <w:pPr>
+        <w:pStyle w:val="Heading2"/>
+      </w:pPr>
+      <w:r>
+        <w:t>Q2. Who waits longest under shortest-first, and why?</w:t>
+      </w:r>
+    </w:p>
+    <w:p>
+      <w:pPr>
+        <w:spacing w:after="120" w:line="276" w:lineRule="auto"/>
+      </w:pPr>
+      <w:r>
+        <w:t xml:space="preserve">The longest wait were all at or nearly maximum-length with ~4070 tokens. They arrived at the start of the surge and run between 1311 to 1482 seconds. They wait long times because the surge brings short prompts that take higher priority so that the long prompts are starved for a very long time until the surge ends. Aging 0 has a much worse P99 than arrival order, since arrival order has 0 requests over P99, and Aging 0 has 383 requests over 3 minutes.</w:t>
+      </w:r>
+    </w:p>
+    <w:p>
+      <w:pPr>
+        <w:pStyle w:val="Heading2"/>
+      </w:pPr>
+      <w:r>
+        <w:t>Q3. Does aging beat arrival order?</w:t>
+      </w:r>
+    </w:p>
+    <w:p>
+      <w:pPr>
+        <w:spacing w:after="120" w:line="276" w:lineRule="auto"/>
+      </w:pPr>
+      <w:r>
+        <w:t xml:space="preserve">no aging beats the arrival order on both P99 and worst wait. Aging cuts the worst wait from 1482.5 s to ~182-259 s, and cuts P99 from 647.8 to 166-213s. It ends up affecting the surge median wait negatively. Aging reduces starvation once it becomes a valued enough to cause a long prompt to go in front of shorter prompts.</w:t>
+      </w:r>
+    </w:p>
+    <w:p>
+      <w:pPr>
+        <w:pStyle w:val="Heading1"/>
+      </w:pPr>
+      <w:r>
+        <w:t>Part 5: More replicas, and where each request goes</w:t>
+      </w:r>
+    </w:p>
+    <w:p>
+      <w:pPr>
+        <w:pStyle w:val="Heading2"/>
+      </w:pPr>
+      <w:r>
+        <w:t>Q1. How many replicas?</w:t>
+      </w:r>
+    </w:p>
+    <w:tbl>
+      <w:tblPr>
+        <w:tblW w:w="9360" w:type="dxa"/>
+        <w:tblBorders>
+          <w:top w:val="single" w:sz="4" w:space="0" w:color="auto"/>
+          <w:left w:val="single" w:sz="4" w:space="0" w:color="auto"/>
+          <w:bottom w:val="single" w:sz="4" w:space="0" w:color="auto"/>
+          <w:right w:val="single" w:sz="4" w:space="0" w:color="auto"/>
+          <w:insideH w:val="single" w:sz="4" w:space="0" w:color="auto"/>
+          <w:insideV w:val="single" w:sz="4" w:space="0" w:color="auto"/>
+        </w:tblBorders>
+        <w:tblCellMar>
+          <w:left w:w="10" w:type="dxa"/>
+          <w:right w:w="10" w:type="dxa"/>
+        </w:tblCellMar>
+        <w:tblLook w:val="04A0" w:firstRow="1" w:lastRow="0" w:firstColumn="1" w:lastColumn="0" w:noHBand="0" w:noVBand="1"/>
+      </w:tblPr>
+      <w:tblGrid>
+        <w:gridCol w:w="1600"/>
+        <w:gridCol w:w="2700"/>
+        <w:gridCol w:w="2500"/>
+        <w:gridCol w:w="2560"/>
+      </w:tblGrid>
+      <w:tr>
+        <w:trPr>
+          <w:cantSplit/>
+          <w:tblHeader/>
+        </w:trPr>
+        <w:tc>
+          <w:tcPr>
+            <w:tcW w:w="1600" w:type="dxa"/>
+            <w:tcBorders>
+              <w:top w:val="single" w:sz="4" w:space="0" w:color="BBBBBB"/>
+              <w:left w:val="single" w:sz="4" w:space="0" w:color="BBBBBB"/>
+              <w:bottom w:val="single" w:sz="4" w:space="0" w:color="BBBBBB"/>
+              <w:right w:val="single" w:sz="4" w:space="0" w:color="BBBBBB"/>
+            </w:tcBorders>
+            <w:shd w:val="clear" w:color="auto" w:fill="E8EEF5"/>
+            <w:tcMar>
+              <w:top w:w="70" w:type="dxa"/>
+              <w:left w:w="110" w:type="dxa"/>
+              <w:bottom w:w="70" w:type="dxa"/>
+              <w:right w:w="110" w:type="dxa"/>
+            </w:tcMar>
+          </w:tcPr>
+          <w:p>
+            <w:r>
+              <w:rPr>
+                <w:b/>
+                <w:bCs/>
+              </w:rPr>
+              <w:t xml:space="preserve">Replicas</w:t>
+            </w:r>
+          </w:p>
+        </w:tc>
+        <w:tc>
+          <w:tcPr>
+            <w:tcW w:w="2700" w:type="dxa"/>
+            <w:tcBorders>
+              <w:top w:val="single" w:sz="4" w:space="0" w:color="BBBBBB"/>
+              <w:left w:val="single" w:sz="4" w:space="0" w:color="BBBBBB"/>
+              <w:bottom w:val="single" w:sz="4" w:space="0" w:color="BBBBBB"/>
+              <w:right w:val="single" w:sz="4" w:space="0" w:color="BBBBBB"/>
+            </w:tcBorders>
+            <w:shd w:val="clear" w:color="auto" w:fill="E8EEF5"/>
+            <w:tcMar>
+              <w:top w:w="70" w:type="dxa"/>
+              <w:left w:w="110" w:type="dxa"/>
+              <w:bottom w:w="70" w:type="dxa"/>
+              <w:right w:w="110" w:type="dxa"/>
+            </w:tcMar>
+          </w:tcPr>
+          <w:p>
+            <w:pPr>
+              <w:jc w:val="center"/>
+            </w:pPr>
+            <w:r>
+              <w:rPr>
+                <w:b/>
+                <w:bCs/>
+              </w:rPr>
+              <w:t xml:space="preserve">Predicted P99 wait (Part 1 model)</w:t>
+            </w:r>
+          </w:p>
+        </w:tc>
+        <w:tc>
+          <w:tcPr>
+            <w:tcW w:w="2500" w:type="dxa"/>
+            <w:tcBorders>
+              <w:top w:val="single" w:sz="4" w:space="0" w:color="BBBBBB"/>
+              <w:left w:val="single" w:sz="4" w:space="0" w:color="BBBBBB"/>
+              <w:bottom w:val="single" w:sz="4" w:space="0" w:color="BBBBBB"/>
+              <w:right w:val="single" w:sz="4" w:space="0" w:color="BBBBBB"/>
+            </w:tcBorders>
+            <w:shd w:val="clear" w:color="auto" w:fill="E8EEF5"/>
+            <w:tcMar>
+              <w:top w:w="70" w:type="dxa"/>
+              <w:left w:w="110" w:type="dxa"/>
+              <w:bottom w:w="70" w:type="dxa"/>
+              <w:right w:w="110" w:type="dxa"/>
+            </w:tcMar>
+          </w:tcPr>
+          <w:p>
+            <w:pPr>
+              <w:jc w:val="center"/>
+            </w:pPr>
+            <w:r>
+              <w:rPr>
+                <w:b/>
+                <w:bCs/>
+              </w:rPr>
+              <w:t xml:space="preserve">Vidur P99 wait</w:t>
+            </w:r>
+          </w:p>
+        </w:tc>
+        <w:tc>
+          <w:tcPr>
+            <w:tcW w:w="2560" w:type="dxa"/>
+            <w:tcBorders>
+              <w:top w:val="single" w:sz="4" w:space="0" w:color="BBBBBB"/>
+              <w:left w:val="single" w:sz="4" w:space="0" w:color="BBBBBB"/>
+              <w:bottom w:val="single" w:sz="4" w:space="0" w:color="BBBBBB"/>
+              <w:right w:val="single" w:sz="4" w:space="0" w:color="BBBBBB"/>
+            </w:tcBorders>
+            <w:shd w:val="clear" w:color="auto" w:fill="E8EEF5"/>
+            <w:tcMar>
+              <w:top w:w="70" w:type="dxa"/>
+              <w:left w:w="110" w:type="dxa"/>
+              <w:bottom w:w="70" w:type="dxa"/>
+              <w:right w:w="110" w:type="dxa"/>
+            </w:tcMar>
+          </w:tcPr>
+          <w:p>
+            <w:pPr>
+              <w:jc w:val="center"/>
+            </w:pPr>
+            <w:r>
+              <w:rPr>
+                <w:b/>
+                <w:bCs/>
+              </w:rPr>
+              <w:t xml:space="preserve">Vidur P99 time between tokens</w:t>
+            </w:r>
+          </w:p>
+        </w:tc>
+      </w:tr>
+      <w:tr>
+        <w:trPr>
+          <w:cantSplit/>
+        </w:trPr>
+        <w:tc>
+          <w:tcPr>
+            <w:tcW w:w="1600" w:type="dxa"/>
+            <w:tcBorders>
+              <w:top w:val="single" w:sz="4" w:space="0" w:color="BBBBBB"/>
+              <w:left w:val="single" w:sz="4" w:space="0" w:color="BBBBBB"/>
+              <w:bottom w:val="single" w:sz="4" w:space="0" w:color="BBBBBB"/>
+              <w:right w:val="single" w:sz="4" w:space="0" w:color="BBBBBB"/>
+            </w:tcBorders>
+            <w:tcMar>
+              <w:top w:w="70" w:type="dxa"/>
+              <w:left w:w="110" w:type="dxa"/>
+              <w:bottom w:w="70" w:type="dxa"/>
+              <w:right w:w="110" w:type="dxa"/>
+            </w:tcMar>
+          </w:tcPr>
+          <w:p>
+            <w:r>
+              <w:t xml:space="preserve">1</w:t>
+            </w:r>
+          </w:p>
+        </w:tc>
+        <w:tc>
+          <w:tcPr>
+            <w:tcW w:w="2700" w:type="dxa"/>
+            <w:tcBorders>
+              <w:top w:val="single" w:sz="4" w:space="0" w:color="BBBBBB"/>
+              <w:left w:val="single" w:sz="4" w:space="0" w:color="BBBBBB"/>
+              <w:bottom w:val="single" w:sz="4" w:space="0" w:color="BBBBBB"/>
+              <w:right w:val="single" w:sz="4" w:space="0" w:color="BBBBBB"/>
+            </w:tcBorders>
+            <w:tcMar>
+              <w:top w:w="70" w:type="dxa"/>
+              <w:left w:w="110" w:type="dxa"/>
+              <w:bottom w:w="70" w:type="dxa"/>
+              <w:right w:w="110" w:type="dxa"/>
+            </w:tcMar>
+          </w:tcPr>
+          <w:p>
+            <w:pPr>
+              <w:jc w:val="center"/>
+            </w:pPr>
+            <w:r>
+              <w:t xml:space="preserve">72.13 s</w:t>
+            </w:r>
+          </w:p>
+        </w:tc>
+        <w:tc>
+          <w:tcPr>
+            <w:tcW w:w="2500" w:type="dxa"/>
+            <w:tcBorders>
+              <w:top w:val="single" w:sz="4" w:space="0" w:color="BBBBBB"/>
+              <w:left w:val="single" w:sz="4" w:space="0" w:color="BBBBBB"/>
+              <w:bottom w:val="single" w:sz="4" w:space="0" w:color="BBBBBB"/>
+              <w:right w:val="single" w:sz="4" w:space="0" w:color="BBBBBB"/>
+            </w:tcBorders>
+            <w:tcMar>
+              <w:top w:w="70" w:type="dxa"/>
+              <w:left w:w="110" w:type="dxa"/>
+              <w:bottom w:w="70" w:type="dxa"/>
+              <w:right w:w="110" w:type="dxa"/>
+            </w:tcMar>
+          </w:tcPr>
+          <w:p>
+            <w:pPr>
+              <w:jc w:val="center"/>
+            </w:pPr>
+            <w:r>
+              <w:t xml:space="preserve">171.2 s (Part 3, C = 512)</w:t>
+            </w:r>
+          </w:p>
+        </w:tc>
+        <w:tc>
+          <w:tcPr>
+            <w:tcW w:w="2560" w:type="dxa"/>
+            <w:tcBorders>
+              <w:top w:val="single" w:sz="4" w:space="0" w:color="BBBBBB"/>
+              <w:left w:val="single" w:sz="4" w:space="0" w:color="BBBBBB"/>
+              <w:bottom w:val="single" w:sz="4" w:space="0" w:color="BBBBBB"/>
+              <w:right w:val="single" w:sz="4" w:space="0" w:color="BBBBBB"/>
+            </w:tcBorders>
+            <w:tcMar>
+              <w:top w:w="70" w:type="dxa"/>
+              <w:left w:w="110" w:type="dxa"/>
+              <w:bottom w:w="70" w:type="dxa"/>
+              <w:right w:w="110" w:type="dxa"/>
+            </w:tcMar>
+          </w:tcPr>
+          <w:p>
+            <w:pPr>
+              <w:jc w:val="center"/>
+            </w:pPr>
+            <w:r>
+              <w:t xml:space="preserve">62 ms</w:t>
+            </w:r>
+          </w:p>
+        </w:tc>
+      </w:tr>
+      <w:tr>
+        <w:trPr>
+          <w:cantSplit/>
+        </w:trPr>
+        <w:tc>
+          <w:tcPr>
+            <w:tcW w:w="1600" w:type="dxa"/>
+            <w:tcBorders>
+              <w:top w:val="single" w:sz="4" w:space="0" w:color="BBBBBB"/>
+              <w:left w:val="single" w:sz="4" w:space="0" w:color="BBBBBB"/>
+              <w:bottom w:val="single" w:sz="4" w:space="0" w:color="BBBBBB"/>
+              <w:right w:val="single" w:sz="4" w:space="0" w:color="BBBBBB"/>
+            </w:tcBorders>
+            <w:tcMar>
+              <w:top w:w="70" w:type="dxa"/>
+              <w:left w:w="110" w:type="dxa"/>
+              <w:bottom w:w="70" w:type="dxa"/>
+              <w:right w:w="110" w:type="dxa"/>
+            </w:tcMar>
+          </w:tcPr>
+          <w:p>
+            <w:r>
+              <w:t xml:space="preserve">2</w:t>
+            </w:r>
+          </w:p>
+        </w:tc>
+        <w:tc>
+          <w:tcPr>
+            <w:tcW w:w="2700" w:type="dxa"/>
+            <w:tcBorders>
+              <w:top w:val="single" w:sz="4" w:space="0" w:color="BBBBBB"/>
+              <w:left w:val="single" w:sz="4" w:space="0" w:color="BBBBBB"/>
+              <w:bottom w:val="single" w:sz="4" w:space="0" w:color="BBBBBB"/>
+              <w:right w:val="single" w:sz="4" w:space="0" w:color="BBBBBB"/>
+            </w:tcBorders>
+            <w:tcMar>
+              <w:top w:w="70" w:type="dxa"/>
+              <w:left w:w="110" w:type="dxa"/>
+              <w:bottom w:w="70" w:type="dxa"/>
+              <w:right w:w="110" w:type="dxa"/>
+            </w:tcMar>
+          </w:tcPr>
+          <w:p>
+            <w:pPr>
+              <w:jc w:val="center"/>
+            </w:pPr>
+            <w:r>
+              <w:t xml:space="preserve">0.38 s</w:t>
+            </w:r>
+          </w:p>
+        </w:tc>
+        <w:tc>
+          <w:tcPr>
+            <w:tcW w:w="2500" w:type="dxa"/>
+            <w:tcBorders>
+              <w:top w:val="single" w:sz="4" w:space="0" w:color="BBBBBB"/>
+              <w:left w:val="single" w:sz="4" w:space="0" w:color="BBBBBB"/>
+              <w:bottom w:val="single" w:sz="4" w:space="0" w:color="BBBBBB"/>
+              <w:right w:val="single" w:sz="4" w:space="0" w:color="BBBBBB"/>
+            </w:tcBorders>
+            <w:tcMar>
+              <w:top w:w="70" w:type="dxa"/>
+              <w:left w:w="110" w:type="dxa"/>
+              <w:bottom w:w="70" w:type="dxa"/>
+              <w:right w:w="110" w:type="dxa"/>
+            </w:tcMar>
+          </w:tcPr>
+          <w:p>
+            <w:pPr>
+              <w:jc w:val="center"/>
+            </w:pPr>
+            <w:r>
+              <w:t xml:space="preserve">0.60 s</w:t>
+            </w:r>
+          </w:p>
+        </w:tc>
+        <w:tc>
+          <w:tcPr>
+            <w:tcW w:w="2560" w:type="dxa"/>
+            <w:tcBorders>
+              <w:top w:val="single" w:sz="4" w:space="0" w:color="BBBBBB"/>
+              <w:left w:val="single" w:sz="4" w:space="0" w:color="BBBBBB"/>
+              <w:bottom w:val="single" w:sz="4" w:space="0" w:color="BBBBBB"/>
+              <w:right w:val="single" w:sz="4" w:space="0" w:color="BBBBBB"/>
+            </w:tcBorders>
+            <w:tcMar>
+              <w:top w:w="70" w:type="dxa"/>
+              <w:left w:w="110" w:type="dxa"/>
+              <w:bottom w:w="70" w:type="dxa"/>
+              <w:right w:w="110" w:type="dxa"/>
+            </w:tcMar>
+          </w:tcPr>
+          <w:p>
+            <w:pPr>
+              <w:jc w:val="center"/>
+            </w:pPr>
+            <w:r>
+              <w:t xml:space="preserve">54 ms</w:t>
+            </w:r>
+          </w:p>
+        </w:tc>
+      </w:tr>
+      <w:tr>
+        <w:trPr>
+          <w:cantSplit/>
+        </w:trPr>
+        <w:tc>
+          <w:tcPr>
+            <w:tcW w:w="1600" w:type="dxa"/>
+            <w:tcBorders>
+              <w:top w:val="single" w:sz="4" w:space="0" w:color="BBBBBB"/>
+              <w:left w:val="single" w:sz="4" w:space="0" w:color="BBBBBB"/>
+              <w:bottom w:val="single" w:sz="4" w:space="0" w:color="BBBBBB"/>
+              <w:right w:val="single" w:sz="4" w:space="0" w:color="BBBBBB"/>
+            </w:tcBorders>
+            <w:tcMar>
+              <w:top w:w="70" w:type="dxa"/>
+              <w:left w:w="110" w:type="dxa"/>
+              <w:bottom w:w="70" w:type="dxa"/>
+              <w:right w:w="110" w:type="dxa"/>
+            </w:tcMar>
+          </w:tcPr>
+          <w:p>
+            <w:r>
+              <w:t xml:space="preserve">3</w:t>
+            </w:r>
+          </w:p>
+        </w:tc>
+        <w:tc>
+          <w:tcPr>
+            <w:tcW w:w="2700" w:type="dxa"/>
+            <w:tcBorders>
+              <w:top w:val="single" w:sz="4" w:space="0" w:color="BBBBBB"/>
+              <w:left w:val="single" w:sz="4" w:space="0" w:color="BBBBBB"/>
+              <w:bottom w:val="single" w:sz="4" w:space="0" w:color="BBBBBB"/>
+              <w:right w:val="single" w:sz="4" w:space="0" w:color="BBBBBB"/>
+            </w:tcBorders>
+            <w:tcMar>
+              <w:top w:w="70" w:type="dxa"/>
+              <w:left w:w="110" w:type="dxa"/>
+              <w:bottom w:w="70" w:type="dxa"/>
+              <w:right w:w="110" w:type="dxa"/>
+            </w:tcMar>
+          </w:tcPr>
+          <w:p>
+            <w:pPr>
+              <w:jc w:val="center"/>
+            </w:pPr>
+            <w:r>
+              <w:t xml:space="preserve">0.15 s</w:t>
+            </w:r>
+          </w:p>
+        </w:tc>
+        <w:tc>
+          <w:tcPr>
+            <w:tcW w:w="2500" w:type="dxa"/>
+            <w:tcBorders>
+              <w:top w:val="single" w:sz="4" w:space="0" w:color="BBBBBB"/>
+              <w:left w:val="single" w:sz="4" w:space="0" w:color="BBBBBB"/>
+              <w:bottom w:val="single" w:sz="4" w:space="0" w:color="BBBBBB"/>
+              <w:right w:val="single" w:sz="4" w:space="0" w:color="BBBBBB"/>
+            </w:tcBorders>
+            <w:tcMar>
+              <w:top w:w="70" w:type="dxa"/>
+              <w:left w:w="110" w:type="dxa"/>
+              <w:bottom w:w="70" w:type="dxa"/>
+              <w:right w:w="110" w:type="dxa"/>
+            </w:tcMar>
+          </w:tcPr>
+          <w:p>
+            <w:pPr>
+              <w:jc w:val="center"/>
+            </w:pPr>
+            <w:r>
+              <w:t xml:space="preserve">—</w:t>
+            </w:r>
+          </w:p>
+        </w:tc>
+        <w:tc>
+          <w:tcPr>
+            <w:tcW w:w="2560" w:type="dxa"/>
+            <w:tcBorders>
+              <w:top w:val="single" w:sz="4" w:space="0" w:color="BBBBBB"/>
+              <w:left w:val="single" w:sz="4" w:space="0" w:color="BBBBBB"/>
+              <w:bottom w:val="single" w:sz="4" w:space="0" w:color="BBBBBB"/>
+              <w:right w:val="single" w:sz="4" w:space="0" w:color="BBBBBB"/>
+            </w:tcBorders>
+            <w:tcMar>
+              <w:top w:w="70" w:type="dxa"/>
+              <w:left w:w="110" w:type="dxa"/>
+              <w:bottom w:w="70" w:type="dxa"/>
+              <w:right w:w="110" w:type="dxa"/>
+            </w:tcMar>
+          </w:tcPr>
+          <w:p>
+            <w:pPr>
+              <w:jc w:val="center"/>
+            </w:pPr>
+            <w:r>
+              <w:t xml:space="preserve">—</w:t>
+            </w:r>
+          </w:p>
+        </w:tc>
+      </w:tr>
+    </w:tbl>
+    <w:p/>
+    <w:p>
+      <w:pPr>
+        <w:spacing w:after="120" w:line="276" w:lineRule="auto"/>
+      </w:pPr>
+      <w:r>
+        <w:t xml:space="preserve">2 replicas meets 2s P99 wait at 0.60s and 100 ms P99 TBT at 54 ms. One replica fails, and three replicas aren't needed. Both models agree that 1 fails and 2 passes. The model is 0.22s off.</w:t>
+      </w:r>
+    </w:p>
+    <w:p>
+      <w:pPr>
+        <w:pStyle w:val="Heading2"/>
+      </w:pPr>
+      <w:r>
+        <w:t>Q2. Routers on the long-short bursts trace</w:t>
+      </w:r>
+    </w:p>
+    <w:tbl>
+      <w:tblPr>
+        <w:tblW w:w="9360" w:type="dxa"/>
+        <w:tblBorders>
+          <w:top w:val="single" w:sz="4" w:space="0" w:color="auto"/>
+          <w:left w:val="single" w:sz="4" w:space="0" w:color="auto"/>
+          <w:bottom w:val="single" w:sz="4" w:space="0" w:color="auto"/>
+          <w:right w:val="single" w:sz="4" w:space="0" w:color="auto"/>
+          <w:insideH w:val="single" w:sz="4" w:space="0" w:color="auto"/>
+          <w:insideV w:val="single" w:sz="4" w:space="0" w:color="auto"/>
+        </w:tblBorders>
+        <w:tblCellMar>
+          <w:left w:w="10" w:type="dxa"/>
+          <w:right w:w="10" w:type="dxa"/>
+        </w:tblCellMar>
+        <w:tblLook w:val="04A0" w:firstRow="1" w:lastRow="0" w:firstColumn="1" w:lastColumn="0" w:noHBand="0" w:noVBand="1"/>
+      </w:tblPr>
+      <w:tblGrid>
+        <w:gridCol w:w="2400"/>
+        <w:gridCol w:w="2000"/>
+        <w:gridCol w:w="2400"/>
+        <w:gridCol w:w="2560"/>
+      </w:tblGrid>
+      <w:tr>
+        <w:trPr>
+          <w:cantSplit/>
+          <w:tblHeader/>
+        </w:trPr>
+        <w:tc>
+          <w:tcPr>
+            <w:tcW w:w="2400" w:type="dxa"/>
+            <w:tcBorders>
+              <w:top w:val="single" w:sz="4" w:space="0" w:color="BBBBBB"/>
+              <w:left w:val="single" w:sz="4" w:space="0" w:color="BBBBBB"/>
+              <w:bottom w:val="single" w:sz="4" w:space="0" w:color="BBBBBB"/>
+              <w:right w:val="single" w:sz="4" w:space="0" w:color="BBBBBB"/>
+            </w:tcBorders>
+            <w:shd w:val="clear" w:color="auto" w:fill="E8EEF5"/>
+            <w:tcMar>
+              <w:top w:w="70" w:type="dxa"/>
+              <w:left w:w="110" w:type="dxa"/>
+              <w:bottom w:w="70" w:type="dxa"/>
+              <w:right w:w="110" w:type="dxa"/>
+            </w:tcMar>
+          </w:tcPr>
+          <w:p>
+            <w:r>
+              <w:rPr>
+                <w:b/>
+                <w:bCs/>
+              </w:rPr>
+              <w:t xml:space="preserve">Router</w:t>
+            </w:r>
+          </w:p>
+        </w:tc>
+        <w:tc>
+          <w:tcPr>
+            <w:tcW w:w="2000" w:type="dxa"/>
+            <w:tcBorders>
+              <w:top w:val="single" w:sz="4" w:space="0" w:color="BBBBBB"/>
+              <w:left w:val="single" w:sz="4" w:space="0" w:color="BBBBBB"/>
+              <w:bottom w:val="single" w:sz="4" w:space="0" w:color="BBBBBB"/>
+              <w:right w:val="single" w:sz="4" w:space="0" w:color="BBBBBB"/>
+            </w:tcBorders>
+            <w:shd w:val="clear" w:color="auto" w:fill="E8EEF5"/>
+            <w:tcMar>
+              <w:top w:w="70" w:type="dxa"/>
+              <w:left w:w="110" w:type="dxa"/>
+              <w:bottom w:w="70" w:type="dxa"/>
+              <w:right w:w="110" w:type="dxa"/>
+            </w:tcMar>
+          </w:tcPr>
+          <w:p>
+            <w:pPr>
+              <w:jc w:val="center"/>
+            </w:pPr>
+            <w:r>
+              <w:rPr>
+                <w:b/>
+                <w:bCs/>
+              </w:rPr>
+              <w:t xml:space="preserve">Wait P99</w:t>
+            </w:r>
+          </w:p>
+        </w:tc>
+        <w:tc>
+          <w:tcPr>
+            <w:tcW w:w="2400" w:type="dxa"/>
+            <w:tcBorders>
+              <w:top w:val="single" w:sz="4" w:space="0" w:color="BBBBBB"/>
+              <w:left w:val="single" w:sz="4" w:space="0" w:color="BBBBBB"/>
+              <w:bottom w:val="single" w:sz="4" w:space="0" w:color="BBBBBB"/>
+              <w:right w:val="single" w:sz="4" w:space="0" w:color="BBBBBB"/>
+            </w:tcBorders>
+            <w:shd w:val="clear" w:color="auto" w:fill="E8EEF5"/>
+            <w:tcMar>
+              <w:top w:w="70" w:type="dxa"/>
+              <w:left w:w="110" w:type="dxa"/>
+              <w:bottom w:w="70" w:type="dxa"/>
+              <w:right w:w="110" w:type="dxa"/>
+            </w:tcMar>
+          </w:tcPr>
+          <w:p>
+            <w:pPr>
+              <w:jc w:val="center"/>
+            </w:pPr>
+            <w:r>
+              <w:rPr>
+                <w:b/>
+                <w:bCs/>
+              </w:rPr>
+              <w:t xml:space="preserve">End-to-end P99</w:t>
+            </w:r>
+          </w:p>
+        </w:tc>
+        <w:tc>
+          <w:tcPr>
+            <w:tcW w:w="2560" w:type="dxa"/>
+            <w:tcBorders>
+              <w:top w:val="single" w:sz="4" w:space="0" w:color="BBBBBB"/>
+              <w:left w:val="single" w:sz="4" w:space="0" w:color="BBBBBB"/>
+              <w:bottom w:val="single" w:sz="4" w:space="0" w:color="BBBBBB"/>
+              <w:right w:val="single" w:sz="4" w:space="0" w:color="BBBBBB"/>
+            </w:tcBorders>
+            <w:shd w:val="clear" w:color="auto" w:fill="E8EEF5"/>
+            <w:tcMar>
+              <w:top w:w="70" w:type="dxa"/>
+              <w:left w:w="110" w:type="dxa"/>
+              <w:bottom w:w="70" w:type="dxa"/>
+              <w:right w:w="110" w:type="dxa"/>
+            </w:tcMar>
+          </w:tcPr>
+          <w:p>
+            <w:pPr>
+              <w:jc w:val="center"/>
+            </w:pPr>
+            <w:r>
+              <w:rPr>
+                <w:b/>
+                <w:bCs/>
+              </w:rPr>
+              <w:t xml:space="preserve">Busy % (replica 1 / 2)</w:t>
+            </w:r>
+          </w:p>
+        </w:tc>
+      </w:tr>
+      <w:tr>
+        <w:trPr>
+          <w:cantSplit/>
+        </w:trPr>
+        <w:tc>
+          <w:tcPr>
+            <w:tcW w:w="2400" w:type="dxa"/>
+            <w:tcBorders>
+              <w:top w:val="single" w:sz="4" w:space="0" w:color="BBBBBB"/>
+              <w:left w:val="single" w:sz="4" w:space="0" w:color="BBBBBB"/>
+              <w:bottom w:val="single" w:sz="4" w:space="0" w:color="BBBBBB"/>
+              <w:right w:val="single" w:sz="4" w:space="0" w:color="BBBBBB"/>
+            </w:tcBorders>
+            <w:tcMar>
+              <w:top w:w="70" w:type="dxa"/>
+              <w:left w:w="110" w:type="dxa"/>
+              <w:bottom w:w="70" w:type="dxa"/>
+              <w:right w:w="110" w:type="dxa"/>
+            </w:tcMar>
+          </w:tcPr>
+          <w:p>
+            <w:r>
+              <w:t xml:space="preserve">Round-robin</w:t>
+            </w:r>
+          </w:p>
+        </w:tc>
+        <w:tc>
+          <w:tcPr>
+            <w:tcW w:w="2000" w:type="dxa"/>
+            <w:tcBorders>
+              <w:top w:val="single" w:sz="4" w:space="0" w:color="BBBBBB"/>
+              <w:left w:val="single" w:sz="4" w:space="0" w:color="BBBBBB"/>
+              <w:bottom w:val="single" w:sz="4" w:space="0" w:color="BBBBBB"/>
+              <w:right w:val="single" w:sz="4" w:space="0" w:color="BBBBBB"/>
+            </w:tcBorders>
+            <w:tcMar>
+              <w:top w:w="70" w:type="dxa"/>
+              <w:left w:w="110" w:type="dxa"/>
+              <w:bottom w:w="70" w:type="dxa"/>
+              <w:right w:w="110" w:type="dxa"/>
+            </w:tcMar>
+          </w:tcPr>
+          <w:p>
+            <w:pPr>
+              <w:jc w:val="center"/>
+            </w:pPr>
+            <w:r>
+              <w:t xml:space="preserve">8.99 s</w:t>
+            </w:r>
+          </w:p>
+        </w:tc>
+        <w:tc>
+          <w:tcPr>
+            <w:tcW w:w="2400" w:type="dxa"/>
+            <w:tcBorders>
+              <w:top w:val="single" w:sz="4" w:space="0" w:color="BBBBBB"/>
+              <w:left w:val="single" w:sz="4" w:space="0" w:color="BBBBBB"/>
+              <w:bottom w:val="single" w:sz="4" w:space="0" w:color="BBBBBB"/>
+              <w:right w:val="single" w:sz="4" w:space="0" w:color="BBBBBB"/>
+            </w:tcBorders>
+            <w:tcMar>
+              <w:top w:w="70" w:type="dxa"/>
+              <w:left w:w="110" w:type="dxa"/>
+              <w:bottom w:w="70" w:type="dxa"/>
+              <w:right w:w="110" w:type="dxa"/>
+            </w:tcMar>
+          </w:tcPr>
+          <w:p>
+            <w:pPr>
+              <w:jc w:val="center"/>
+            </w:pPr>
+            <w:r>
+              <w:t xml:space="preserve">9.78 s</w:t>
+            </w:r>
+          </w:p>
+        </w:tc>
+        <w:tc>
+          <w:tcPr>
+            <w:tcW w:w="2560" w:type="dxa"/>
+            <w:tcBorders>
+              <w:top w:val="single" w:sz="4" w:space="0" w:color="BBBBBB"/>
+              <w:left w:val="single" w:sz="4" w:space="0" w:color="BBBBBB"/>
+              <w:bottom w:val="single" w:sz="4" w:space="0" w:color="BBBBBB"/>
+              <w:right w:val="single" w:sz="4" w:space="0" w:color="BBBBBB"/>
+            </w:tcBorders>
+            <w:tcMar>
+              <w:top w:w="70" w:type="dxa"/>
+              <w:left w:w="110" w:type="dxa"/>
+              <w:bottom w:w="70" w:type="dxa"/>
+              <w:right w:w="110" w:type="dxa"/>
+            </w:tcMar>
+          </w:tcPr>
+          <w:p>
+            <w:pPr>
+              <w:jc w:val="center"/>
+            </w:pPr>
+            <w:r>
+              <w:t xml:space="preserve">100 / 5</w:t>
+            </w:r>
+          </w:p>
+        </w:tc>
+      </w:tr>
+      <w:tr>
+        <w:trPr>
+          <w:cantSplit/>
+        </w:trPr>
+        <w:tc>
+          <w:tcPr>
+            <w:tcW w:w="2400" w:type="dxa"/>
+            <w:tcBorders>
+              <w:top w:val="single" w:sz="4" w:space="0" w:color="BBBBBB"/>
+              <w:left w:val="single" w:sz="4" w:space="0" w:color="BBBBBB"/>
+              <w:bottom w:val="single" w:sz="4" w:space="0" w:color="BBBBBB"/>
+              <w:right w:val="single" w:sz="4" w:space="0" w:color="BBBBBB"/>
+            </w:tcBorders>
+            <w:tcMar>
+              <w:top w:w="70" w:type="dxa"/>
+              <w:left w:w="110" w:type="dxa"/>
+              <w:bottom w:w="70" w:type="dxa"/>
+              <w:right w:w="110" w:type="dxa"/>
+            </w:tcMar>
+          </w:tcPr>
+          <w:p>
+            <w:r>
+              <w:t xml:space="preserve">LOR</w:t>
+            </w:r>
+          </w:p>
+        </w:tc>
+        <w:tc>
+          <w:tcPr>
+            <w:tcW w:w="2000" w:type="dxa"/>
+            <w:tcBorders>
+              <w:top w:val="single" w:sz="4" w:space="0" w:color="BBBBBB"/>
+              <w:left w:val="single" w:sz="4" w:space="0" w:color="BBBBBB"/>
+              <w:bottom w:val="single" w:sz="4" w:space="0" w:color="BBBBBB"/>
+              <w:right w:val="single" w:sz="4" w:space="0" w:color="BBBBBB"/>
+            </w:tcBorders>
+            <w:tcMar>
+              <w:top w:w="70" w:type="dxa"/>
+              <w:left w:w="110" w:type="dxa"/>
+              <w:bottom w:w="70" w:type="dxa"/>
+              <w:right w:w="110" w:type="dxa"/>
+            </w:tcMar>
+          </w:tcPr>
+          <w:p>
+            <w:pPr>
+              <w:jc w:val="center"/>
+            </w:pPr>
+            <w:r>
+              <w:t xml:space="preserve">1.14 s</w:t>
+            </w:r>
+          </w:p>
+        </w:tc>
+        <w:tc>
+          <w:tcPr>
+            <w:tcW w:w="2400" w:type="dxa"/>
+            <w:tcBorders>
+              <w:top w:val="single" w:sz="4" w:space="0" w:color="BBBBBB"/>
+              <w:left w:val="single" w:sz="4" w:space="0" w:color="BBBBBB"/>
+              <w:bottom w:val="single" w:sz="4" w:space="0" w:color="BBBBBB"/>
+              <w:right w:val="single" w:sz="4" w:space="0" w:color="BBBBBB"/>
+            </w:tcBorders>
+            <w:tcMar>
+              <w:top w:w="70" w:type="dxa"/>
+              <w:left w:w="110" w:type="dxa"/>
+              <w:bottom w:w="70" w:type="dxa"/>
+              <w:right w:w="110" w:type="dxa"/>
+            </w:tcMar>
+          </w:tcPr>
+          <w:p>
+            <w:pPr>
+              <w:jc w:val="center"/>
+            </w:pPr>
+            <w:r>
+              <w:t xml:space="preserve">1.98 s</w:t>
+            </w:r>
+          </w:p>
+        </w:tc>
+        <w:tc>
+          <w:tcPr>
+            <w:tcW w:w="2560" w:type="dxa"/>
+            <w:tcBorders>
+              <w:top w:val="single" w:sz="4" w:space="0" w:color="BBBBBB"/>
+              <w:left w:val="single" w:sz="4" w:space="0" w:color="BBBBBB"/>
+              <w:bottom w:val="single" w:sz="4" w:space="0" w:color="BBBBBB"/>
+              <w:right w:val="single" w:sz="4" w:space="0" w:color="BBBBBB"/>
+            </w:tcBorders>
+            <w:tcMar>
+              <w:top w:w="70" w:type="dxa"/>
+              <w:left w:w="110" w:type="dxa"/>
+              <w:bottom w:w="70" w:type="dxa"/>
+              <w:right w:w="110" w:type="dxa"/>
+            </w:tcMar>
+          </w:tcPr>
+          <w:p>
+            <w:pPr>
+              <w:jc w:val="center"/>
+            </w:pPr>
+            <w:r>
+              <w:t xml:space="preserve">80 / 76</w:t>
+            </w:r>
+          </w:p>
+        </w:tc>
+      </w:tr>
+      <w:tr>
+        <w:trPr>
+          <w:cantSplit/>
+        </w:trPr>
+        <w:tc>
+          <w:tcPr>
+            <w:tcW w:w="2400" w:type="dxa"/>
+            <w:tcBorders>
+              <w:top w:val="single" w:sz="4" w:space="0" w:color="BBBBBB"/>
+              <w:left w:val="single" w:sz="4" w:space="0" w:color="BBBBBB"/>
+              <w:bottom w:val="single" w:sz="4" w:space="0" w:color="BBBBBB"/>
+              <w:right w:val="single" w:sz="4" w:space="0" w:color="BBBBBB"/>
+            </w:tcBorders>
+            <w:tcMar>
+              <w:top w:w="70" w:type="dxa"/>
+              <w:left w:w="110" w:type="dxa"/>
+              <w:bottom w:w="70" w:type="dxa"/>
+              <w:right w:w="110" w:type="dxa"/>
+            </w:tcMar>
+          </w:tcPr>
+          <w:p>
+            <w:r>
+              <w:t xml:space="preserve">LOT</w:t>
+            </w:r>
+          </w:p>
+        </w:tc>
+        <w:tc>
+          <w:tcPr>
+            <w:tcW w:w="2000" w:type="dxa"/>
+            <w:tcBorders>
+              <w:top w:val="single" w:sz="4" w:space="0" w:color="BBBBBB"/>
+              <w:left w:val="single" w:sz="4" w:space="0" w:color="BBBBBB"/>
+              <w:bottom w:val="single" w:sz="4" w:space="0" w:color="BBBBBB"/>
+              <w:right w:val="single" w:sz="4" w:space="0" w:color="BBBBBB"/>
+            </w:tcBorders>
+            <w:tcMar>
+              <w:top w:w="70" w:type="dxa"/>
+              <w:left w:w="110" w:type="dxa"/>
+              <w:bottom w:w="70" w:type="dxa"/>
+              <w:right w:w="110" w:type="dxa"/>
+            </w:tcMar>
+          </w:tcPr>
+          <w:p>
+            <w:pPr>
+              <w:jc w:val="center"/>
+            </w:pPr>
+            <w:r>
+              <w:t xml:space="preserve">0.77 s</w:t>
+            </w:r>
+          </w:p>
+        </w:tc>
+        <w:tc>
+          <w:tcPr>
+            <w:tcW w:w="2400" w:type="dxa"/>
+            <w:tcBorders>
+              <w:top w:val="single" w:sz="4" w:space="0" w:color="BBBBBB"/>
+              <w:left w:val="single" w:sz="4" w:space="0" w:color="BBBBBB"/>
+              <w:bottom w:val="single" w:sz="4" w:space="0" w:color="BBBBBB"/>
+              <w:right w:val="single" w:sz="4" w:space="0" w:color="BBBBBB"/>
+            </w:tcBorders>
+            <w:tcMar>
+              <w:top w:w="70" w:type="dxa"/>
+              <w:left w:w="110" w:type="dxa"/>
+              <w:bottom w:w="70" w:type="dxa"/>
+              <w:right w:w="110" w:type="dxa"/>
+            </w:tcMar>
+          </w:tcPr>
+          <w:p>
+            <w:pPr>
+              <w:jc w:val="center"/>
+            </w:pPr>
+            <w:r>
+              <w:t xml:space="preserve">0.85 s</w:t>
+            </w:r>
+          </w:p>
+        </w:tc>
+        <w:tc>
+          <w:tcPr>
+            <w:tcW w:w="2560" w:type="dxa"/>
+            <w:tcBorders>
+              <w:top w:val="single" w:sz="4" w:space="0" w:color="BBBBBB"/>
+              <w:left w:val="single" w:sz="4" w:space="0" w:color="BBBBBB"/>
+              <w:bottom w:val="single" w:sz="4" w:space="0" w:color="BBBBBB"/>
+              <w:right w:val="single" w:sz="4" w:space="0" w:color="BBBBBB"/>
+            </w:tcBorders>
+            <w:tcMar>
+              <w:top w:w="70" w:type="dxa"/>
+              <w:left w:w="110" w:type="dxa"/>
+              <w:bottom w:w="70" w:type="dxa"/>
+              <w:right w:w="110" w:type="dxa"/>
+            </w:tcMar>
+          </w:tcPr>
+          <w:p>
+            <w:pPr>
+              <w:jc w:val="center"/>
+            </w:pPr>
+            <w:r>
+              <w:t xml:space="preserve">81 / 81</w:t>
+            </w:r>
+          </w:p>
+        </w:tc>
+      </w:tr>
+    </w:tbl>
+    <w:p/>
+    <w:p>
+      <w:pPr>
+        <w:spacing w:after="120" w:line="276" w:lineRule="auto"/>
+      </w:pPr>
+      <w:r>
+        <w:t xml:space="preserve">LOT performed best at 81/81, round robin is worst with 100/5. For round robin, the trace alternates short and long prompts and round robin alternates between the 2 replicas, so one replica gets all of the long prompts and one gets all the short prompts. For LOR, it alternates like round robin when starting from empty, but then performs better later after there's already an imbalance. For FOT, it counts remaining tokens, so the load is more precis. It balances even from empty because it differentiates between small and long prompts.</w:t>
+      </w:r>
+    </w:p>
+    <w:p>
+      <w:pPr>
+        <w:pStyle w:val="Heading2"/>
+      </w:pPr>
+      <w:r>
+        <w:t>Q3. Waiting-only LOR</w:t>
+      </w:r>
+    </w:p>
+    <w:p>
+      <w:pPr>
+        <w:spacing w:after="120" w:line="276" w:lineRule="auto"/>
+      </w:pPr>
+      <w:r>
+        <w:t xml:space="preserve">the original LOR would pick replica 0 for almost every request. The waiting queues are almost always empty because requests move straight into the running set, so every replica shows a count of 0, they tie, and the tie goes to the lowest replica id. Counting waiting plus running requests is better, since the running requests are most of a replica's load, and a waiting-only count can't see a replica that is fully busy.</w:t>
+      </w:r>
+    </w:p>
+    <w:p>
+      <w:pPr>
+        <w:pStyle w:val="Heading2"/>
+      </w:pPr>
+      <w:r>
+        <w:t>Q4. Round-robin vs LOT on the real trace</w:t>
+      </w:r>
+    </w:p>
+    <w:p>
+      <w:pPr>
+        <w:spacing w:after="120" w:line="276" w:lineRule="auto"/>
+      </w:pPr>
+      <w:r>
+        <w:t xml:space="preserve">round robin gets a P99 wait of 0.60 s and LOT gets 0.40 s, and both have a P99 time between tokens of 54 ms. The router barely matters here because two replicas have plenty of spare capacity, and both are far under the targets. A load-aware router is worth it when request sizes are uneven or bursty and capacity is tight, like the bursts trace.</w:t>
       </w:r>
     </w:p>
     <w:sectPr>
